--- a/docs/Intern-week-01-02-report.docx
+++ b/docs/Intern-week-01-02-report.docx
@@ -7,6 +7,8 @@
         <w:pStyle w:val="Heading1"/>
         <w:rPr>
           <w:rFonts w:ascii="GraphikTH" w:hAnsi="GraphikTH" w:cs="GraphikTH" w:hint="cs"/>
+          <w:sz w:val="32"/>
+          <w:szCs w:val="32"/>
           <w:cs/>
           <w:lang w:bidi="th-TH"/>
         </w:rPr>
@@ -15,6 +17,8 @@
         <w:rPr>
           <w:rFonts w:ascii="GraphikTH" w:hAnsi="GraphikTH" w:cs="GraphikTH"/>
           <w:color w:val="0070C0"/>
+          <w:sz w:val="32"/>
+          <w:szCs w:val="32"/>
         </w:rPr>
         <w:t>Weekly Report</w:t>
       </w:r>
@@ -33,7 +37,6 @@
           <w:rFonts w:ascii="GraphikTH" w:hAnsi="GraphikTH" w:cs="GraphikTH"/>
         </w:rPr>
       </w:pPr>
-      <w:proofErr w:type="spellStart"/>
       <w:r>
         <w:rPr>
           <w:rFonts w:ascii="GraphikTH" w:hAnsi="GraphikTH" w:cs="GraphikTH"/>
@@ -41,7 +44,6 @@
         </w:rPr>
         <w:t>ชื่อผู้ฝึกงาน</w:t>
       </w:r>
-      <w:proofErr w:type="spellEnd"/>
     </w:p>
     <w:p>
       <w:pPr>
@@ -114,21 +116,7 @@
         <w:rPr>
           <w:rFonts w:ascii="GraphikTH" w:hAnsi="GraphikTH" w:cs="GraphikTH"/>
         </w:rPr>
-        <w:t xml:space="preserve"> – 19 </w:t>
-      </w:r>
-      <w:proofErr w:type="spellStart"/>
-      <w:r>
-        <w:rPr>
-          <w:rFonts w:ascii="GraphikTH" w:hAnsi="GraphikTH" w:cs="GraphikTH"/>
-        </w:rPr>
-        <w:t>มิถุนายน</w:t>
-      </w:r>
-      <w:proofErr w:type="spellEnd"/>
-      <w:r>
-        <w:rPr>
-          <w:rFonts w:ascii="GraphikTH" w:hAnsi="GraphikTH" w:cs="GraphikTH"/>
-        </w:rPr>
-        <w:t xml:space="preserve"> 2569)</w:t>
+        <w:t xml:space="preserve"> – 19 มิถุนายน 2569)</w:t>
       </w:r>
     </w:p>
     <w:p>
@@ -145,7 +133,6 @@
           <w:rFonts w:ascii="GraphikTH" w:hAnsi="GraphikTH" w:cs="GraphikTH"/>
         </w:rPr>
       </w:pPr>
-      <w:proofErr w:type="spellStart"/>
       <w:r>
         <w:rPr>
           <w:rFonts w:ascii="GraphikTH" w:hAnsi="GraphikTH" w:cs="GraphikTH"/>
@@ -153,7 +140,6 @@
         </w:rPr>
         <w:t>หัวข้อที่ฝึก</w:t>
       </w:r>
-      <w:proofErr w:type="spellEnd"/>
     </w:p>
     <w:p>
       <w:pPr>
@@ -162,56 +148,12 @@
           <w:rFonts w:ascii="GraphikTH" w:hAnsi="GraphikTH" w:cs="GraphikTH"/>
         </w:rPr>
       </w:pPr>
-      <w:proofErr w:type="spellStart"/>
-      <w:r>
-        <w:rPr>
-          <w:rFonts w:ascii="GraphikTH" w:hAnsi="GraphikTH" w:cs="GraphikTH"/>
-        </w:rPr>
-        <w:t>การพัฒนา</w:t>
-      </w:r>
-      <w:proofErr w:type="spellEnd"/>
-      <w:r>
-        <w:rPr>
-          <w:rFonts w:ascii="GraphikTH" w:hAnsi="GraphikTH" w:cs="GraphikTH"/>
-        </w:rPr>
-        <w:t xml:space="preserve"> firmware </w:t>
-      </w:r>
-      <w:proofErr w:type="spellStart"/>
-      <w:r>
-        <w:rPr>
-          <w:rFonts w:ascii="GraphikTH" w:hAnsi="GraphikTH" w:cs="GraphikTH"/>
-        </w:rPr>
-        <w:t>บน</w:t>
-      </w:r>
-      <w:proofErr w:type="spellEnd"/>
-      <w:r>
-        <w:rPr>
-          <w:rFonts w:ascii="GraphikTH" w:hAnsi="GraphikTH" w:cs="GraphikTH"/>
-        </w:rPr>
-        <w:t xml:space="preserve"> ESP32-P4 </w:t>
-      </w:r>
-      <w:proofErr w:type="spellStart"/>
-      <w:r>
-        <w:rPr>
-          <w:rFonts w:ascii="GraphikTH" w:hAnsi="GraphikTH" w:cs="GraphikTH"/>
-        </w:rPr>
-        <w:t>ด้วย</w:t>
-      </w:r>
-      <w:proofErr w:type="spellEnd"/>
-      <w:r>
-        <w:rPr>
-          <w:rFonts w:ascii="GraphikTH" w:hAnsi="GraphikTH" w:cs="GraphikTH"/>
-        </w:rPr>
-        <w:t xml:space="preserve"> ESP-IDF + </w:t>
-      </w:r>
-      <w:proofErr w:type="spellStart"/>
-      <w:r>
-        <w:rPr>
-          <w:rFonts w:ascii="GraphikTH" w:hAnsi="GraphikTH" w:cs="GraphikTH"/>
-        </w:rPr>
-        <w:t>PlatformIO</w:t>
-      </w:r>
-      <w:proofErr w:type="spellEnd"/>
+      <w:r>
+        <w:rPr>
+          <w:rFonts w:ascii="GraphikTH" w:hAnsi="GraphikTH" w:cs="GraphikTH"/>
+        </w:rPr>
+        <w:t>การพัฒนา firmware บน ESP32-P4 ด้วย ESP-IDF + PlatformIO</w:t>
+      </w:r>
     </w:p>
     <w:p>
       <w:pPr>
@@ -224,35 +166,7 @@
         <w:rPr>
           <w:rFonts w:ascii="GraphikTH" w:hAnsi="GraphikTH" w:cs="GraphikTH"/>
         </w:rPr>
-        <w:t xml:space="preserve">UI </w:t>
-      </w:r>
-      <w:proofErr w:type="spellStart"/>
-      <w:r>
-        <w:rPr>
-          <w:rFonts w:ascii="GraphikTH" w:hAnsi="GraphikTH" w:cs="GraphikTH"/>
-        </w:rPr>
-        <w:t>บน</w:t>
-      </w:r>
-      <w:proofErr w:type="spellEnd"/>
-      <w:r>
-        <w:rPr>
-          <w:rFonts w:ascii="GraphikTH" w:hAnsi="GraphikTH" w:cs="GraphikTH"/>
-        </w:rPr>
-        <w:t xml:space="preserve"> display 720×720 MIPI DSI </w:t>
-      </w:r>
-      <w:proofErr w:type="spellStart"/>
-      <w:r>
-        <w:rPr>
-          <w:rFonts w:ascii="GraphikTH" w:hAnsi="GraphikTH" w:cs="GraphikTH"/>
-        </w:rPr>
-        <w:t>ด้วย</w:t>
-      </w:r>
-      <w:proofErr w:type="spellEnd"/>
-      <w:r>
-        <w:rPr>
-          <w:rFonts w:ascii="GraphikTH" w:hAnsi="GraphikTH" w:cs="GraphikTH"/>
-        </w:rPr>
-        <w:t xml:space="preserve"> LVGL 9</w:t>
+        <w:t>UI บน display 720×720 MIPI DSI ด้วย LVGL 9</w:t>
       </w:r>
     </w:p>
     <w:p>
@@ -262,33 +176,11 @@
           <w:rFonts w:ascii="GraphikTH" w:hAnsi="GraphikTH" w:cs="GraphikTH"/>
         </w:rPr>
       </w:pPr>
-      <w:proofErr w:type="spellStart"/>
-      <w:r>
-        <w:rPr>
-          <w:rFonts w:ascii="GraphikTH" w:hAnsi="GraphikTH" w:cs="GraphikTH"/>
-        </w:rPr>
-        <w:t>การอ่านข้อมูล</w:t>
-      </w:r>
-      <w:proofErr w:type="spellEnd"/>
-      <w:r>
-        <w:rPr>
-          <w:rFonts w:ascii="GraphikTH" w:hAnsi="GraphikTH" w:cs="GraphikTH"/>
-        </w:rPr>
-        <w:t xml:space="preserve"> sensor </w:t>
-      </w:r>
-      <w:proofErr w:type="spellStart"/>
-      <w:r>
-        <w:rPr>
-          <w:rFonts w:ascii="GraphikTH" w:hAnsi="GraphikTH" w:cs="GraphikTH"/>
-        </w:rPr>
-        <w:t>ผ่าน</w:t>
-      </w:r>
-      <w:proofErr w:type="spellEnd"/>
-      <w:r>
-        <w:rPr>
-          <w:rFonts w:ascii="GraphikTH" w:hAnsi="GraphikTH" w:cs="GraphikTH"/>
-        </w:rPr>
-        <w:t xml:space="preserve"> RS485 Modbus RTU</w:t>
+      <w:r>
+        <w:rPr>
+          <w:rFonts w:ascii="GraphikTH" w:hAnsi="GraphikTH" w:cs="GraphikTH"/>
+        </w:rPr>
+        <w:t>การอ่านข้อมูล sensor ผ่าน RS485 Modbus RTU</w:t>
       </w:r>
     </w:p>
     <w:p>
@@ -298,33 +190,11 @@
           <w:rFonts w:ascii="GraphikTH" w:hAnsi="GraphikTH" w:cs="GraphikTH"/>
         </w:rPr>
       </w:pPr>
-      <w:proofErr w:type="spellStart"/>
-      <w:r>
-        <w:rPr>
-          <w:rFonts w:ascii="GraphikTH" w:hAnsi="GraphikTH" w:cs="GraphikTH"/>
-        </w:rPr>
-        <w:t>การเชื่อมต่อเครือข่ายผ่าน</w:t>
-      </w:r>
-      <w:proofErr w:type="spellEnd"/>
-      <w:r>
-        <w:rPr>
-          <w:rFonts w:ascii="GraphikTH" w:hAnsi="GraphikTH" w:cs="GraphikTH"/>
-        </w:rPr>
-        <w:t xml:space="preserve"> Ethernet </w:t>
-      </w:r>
-      <w:proofErr w:type="spellStart"/>
-      <w:r>
-        <w:rPr>
-          <w:rFonts w:ascii="GraphikTH" w:hAnsi="GraphikTH" w:cs="GraphikTH"/>
-        </w:rPr>
-        <w:t>และสื่อสารด้วย</w:t>
-      </w:r>
-      <w:proofErr w:type="spellEnd"/>
-      <w:r>
-        <w:rPr>
-          <w:rFonts w:ascii="GraphikTH" w:hAnsi="GraphikTH" w:cs="GraphikTH"/>
-        </w:rPr>
-        <w:t xml:space="preserve"> MQTT</w:t>
+      <w:r>
+        <w:rPr>
+          <w:rFonts w:ascii="GraphikTH" w:hAnsi="GraphikTH" w:cs="GraphikTH"/>
+        </w:rPr>
+        <w:t>การเชื่อมต่อเครือข่ายผ่าน Ethernet และสื่อสารด้วย MQTT</w:t>
       </w:r>
     </w:p>
     <w:p>
@@ -334,47 +204,11 @@
           <w:rFonts w:ascii="GraphikTH" w:hAnsi="GraphikTH" w:cs="GraphikTH"/>
         </w:rPr>
       </w:pPr>
-      <w:proofErr w:type="spellStart"/>
-      <w:r>
-        <w:rPr>
-          <w:rFonts w:ascii="GraphikTH" w:hAnsi="GraphikTH" w:cs="GraphikTH"/>
-        </w:rPr>
-        <w:t>การ</w:t>
-      </w:r>
-      <w:proofErr w:type="spellEnd"/>
-      <w:r>
-        <w:rPr>
-          <w:rFonts w:ascii="GraphikTH" w:hAnsi="GraphikTH" w:cs="GraphikTH"/>
-        </w:rPr>
-        <w:t xml:space="preserve"> integrate </w:t>
-      </w:r>
-      <w:proofErr w:type="spellStart"/>
-      <w:r>
-        <w:rPr>
-          <w:rFonts w:ascii="GraphikTH" w:hAnsi="GraphikTH" w:cs="GraphikTH"/>
-        </w:rPr>
-        <w:t>กับ</w:t>
-      </w:r>
-      <w:proofErr w:type="spellEnd"/>
-      <w:r>
-        <w:rPr>
-          <w:rFonts w:ascii="GraphikTH" w:hAnsi="GraphikTH" w:cs="GraphikTH"/>
-        </w:rPr>
-        <w:t xml:space="preserve"> Home Assistant </w:t>
-      </w:r>
-      <w:proofErr w:type="spellStart"/>
-      <w:r>
-        <w:rPr>
-          <w:rFonts w:ascii="GraphikTH" w:hAnsi="GraphikTH" w:cs="GraphikTH"/>
-        </w:rPr>
-        <w:t>บน</w:t>
-      </w:r>
-      <w:proofErr w:type="spellEnd"/>
-      <w:r>
-        <w:rPr>
-          <w:rFonts w:ascii="GraphikTH" w:hAnsi="GraphikTH" w:cs="GraphikTH"/>
-        </w:rPr>
-        <w:t xml:space="preserve"> Raspberry Pi</w:t>
+      <w:r>
+        <w:rPr>
+          <w:rFonts w:ascii="GraphikTH" w:hAnsi="GraphikTH" w:cs="GraphikTH"/>
+        </w:rPr>
+        <w:t>การ integrate กับ Home Assistant บน Raspberry Pi</w:t>
       </w:r>
     </w:p>
     <w:p>
@@ -405,7 +239,6 @@
           <w:rFonts w:ascii="GraphikTH" w:hAnsi="GraphikTH" w:cs="GraphikTH"/>
         </w:rPr>
       </w:pPr>
-      <w:proofErr w:type="spellStart"/>
       <w:r>
         <w:rPr>
           <w:rFonts w:ascii="GraphikTH" w:hAnsi="GraphikTH" w:cs="GraphikTH"/>
@@ -413,7 +246,6 @@
         </w:rPr>
         <w:t>สิ่งที่ทำสำเร็จ</w:t>
       </w:r>
-      <w:proofErr w:type="spellEnd"/>
     </w:p>
     <w:p>
       <w:pPr>
@@ -433,203 +265,7 @@
         <w:rPr>
           <w:rFonts w:ascii="GraphikTH" w:hAnsi="GraphikTH" w:cs="GraphikTH"/>
         </w:rPr>
-        <w:t xml:space="preserve">**ระบบ UI บนจอ ESP32-P4** — </w:t>
-      </w:r>
-      <w:proofErr w:type="spellStart"/>
-      <w:r>
-        <w:rPr>
-          <w:rFonts w:ascii="GraphikTH" w:hAnsi="GraphikTH" w:cs="GraphikTH"/>
-        </w:rPr>
-        <w:t>สร้าง</w:t>
-      </w:r>
-      <w:proofErr w:type="spellEnd"/>
-      <w:r>
-        <w:rPr>
-          <w:rFonts w:ascii="GraphikTH" w:hAnsi="GraphikTH" w:cs="GraphikTH"/>
-        </w:rPr>
-        <w:t xml:space="preserve"> </w:t>
-      </w:r>
-      <w:proofErr w:type="gramStart"/>
-      <w:r>
-        <w:rPr>
-          <w:rFonts w:ascii="GraphikTH" w:hAnsi="GraphikTH" w:cs="GraphikTH"/>
-        </w:rPr>
-        <w:t>3</w:t>
-      </w:r>
-      <w:proofErr w:type="gramEnd"/>
-      <w:r>
-        <w:rPr>
-          <w:rFonts w:ascii="GraphikTH" w:hAnsi="GraphikTH" w:cs="GraphikTH"/>
-        </w:rPr>
-        <w:t xml:space="preserve"> </w:t>
-      </w:r>
-      <w:proofErr w:type="spellStart"/>
-      <w:r>
-        <w:rPr>
-          <w:rFonts w:ascii="GraphikTH" w:hAnsi="GraphikTH" w:cs="GraphikTH"/>
-        </w:rPr>
-        <w:t>หน้าหลักด้วย</w:t>
-      </w:r>
-      <w:proofErr w:type="spellEnd"/>
-      <w:r>
-        <w:rPr>
-          <w:rFonts w:ascii="GraphikTH" w:hAnsi="GraphikTH" w:cs="GraphikTH"/>
-        </w:rPr>
-        <w:t xml:space="preserve"> LVGL 9 </w:t>
-      </w:r>
-      <w:proofErr w:type="spellStart"/>
-      <w:r>
-        <w:rPr>
-          <w:rFonts w:ascii="GraphikTH" w:hAnsi="GraphikTH" w:cs="GraphikTH"/>
-        </w:rPr>
-        <w:t>ได้แก่</w:t>
-      </w:r>
-      <w:proofErr w:type="spellEnd"/>
-      <w:r>
-        <w:rPr>
-          <w:rFonts w:ascii="GraphikTH" w:hAnsi="GraphikTH" w:cs="GraphikTH"/>
-        </w:rPr>
-        <w:t xml:space="preserve"> Air Quality (</w:t>
-      </w:r>
-      <w:proofErr w:type="spellStart"/>
-      <w:r>
-        <w:rPr>
-          <w:rFonts w:ascii="GraphikTH" w:hAnsi="GraphikTH" w:cs="GraphikTH"/>
-        </w:rPr>
-        <w:t>แสดงค่า</w:t>
-      </w:r>
-      <w:proofErr w:type="spellEnd"/>
-      <w:r>
-        <w:rPr>
-          <w:rFonts w:ascii="GraphikTH" w:hAnsi="GraphikTH" w:cs="GraphikTH"/>
-        </w:rPr>
-        <w:t xml:space="preserve"> sensor </w:t>
-      </w:r>
-      <w:proofErr w:type="spellStart"/>
-      <w:r>
-        <w:rPr>
-          <w:rFonts w:ascii="GraphikTH" w:hAnsi="GraphikTH" w:cs="GraphikTH"/>
-        </w:rPr>
-        <w:t>แบบ</w:t>
-      </w:r>
-      <w:proofErr w:type="spellEnd"/>
-      <w:r>
-        <w:rPr>
-          <w:rFonts w:ascii="GraphikTH" w:hAnsi="GraphikTH" w:cs="GraphikTH"/>
-        </w:rPr>
-        <w:t xml:space="preserve"> real-time </w:t>
-      </w:r>
-      <w:proofErr w:type="spellStart"/>
-      <w:r>
-        <w:rPr>
-          <w:rFonts w:ascii="GraphikTH" w:hAnsi="GraphikTH" w:cs="GraphikTH"/>
-        </w:rPr>
-        <w:t>พร้อม</w:t>
-      </w:r>
-      <w:proofErr w:type="spellEnd"/>
-      <w:r>
-        <w:rPr>
-          <w:rFonts w:ascii="GraphikTH" w:hAnsi="GraphikTH" w:cs="GraphikTH"/>
-        </w:rPr>
-        <w:t xml:space="preserve"> AQI color), PM History (</w:t>
-      </w:r>
-      <w:proofErr w:type="spellStart"/>
-      <w:r>
-        <w:rPr>
-          <w:rFonts w:ascii="GraphikTH" w:hAnsi="GraphikTH" w:cs="GraphikTH"/>
-        </w:rPr>
-        <w:t>กราฟค่าเฉลี่ยรายชั่วโมง</w:t>
-      </w:r>
-      <w:proofErr w:type="spellEnd"/>
-      <w:r>
-        <w:rPr>
-          <w:rFonts w:ascii="GraphikTH" w:hAnsi="GraphikTH" w:cs="GraphikTH"/>
-        </w:rPr>
-        <w:t xml:space="preserve"> </w:t>
-      </w:r>
-      <w:proofErr w:type="gramStart"/>
-      <w:r>
-        <w:rPr>
-          <w:rFonts w:ascii="GraphikTH" w:hAnsi="GraphikTH" w:cs="GraphikTH"/>
-        </w:rPr>
-        <w:t>5</w:t>
-      </w:r>
-      <w:proofErr w:type="gramEnd"/>
-      <w:r>
-        <w:rPr>
-          <w:rFonts w:ascii="GraphikTH" w:hAnsi="GraphikTH" w:cs="GraphikTH"/>
-        </w:rPr>
-        <w:t xml:space="preserve"> </w:t>
-      </w:r>
-      <w:proofErr w:type="spellStart"/>
-      <w:r>
-        <w:rPr>
-          <w:rFonts w:ascii="GraphikTH" w:hAnsi="GraphikTH" w:cs="GraphikTH"/>
-        </w:rPr>
-        <w:t>ค่า</w:t>
-      </w:r>
-      <w:proofErr w:type="spellEnd"/>
-      <w:r>
-        <w:rPr>
-          <w:rFonts w:ascii="GraphikTH" w:hAnsi="GraphikTH" w:cs="GraphikTH"/>
-        </w:rPr>
-        <w:t xml:space="preserve"> ย้อนหลัง </w:t>
-      </w:r>
-      <w:proofErr w:type="gramStart"/>
-      <w:r>
-        <w:rPr>
-          <w:rFonts w:ascii="GraphikTH" w:hAnsi="GraphikTH" w:cs="GraphikTH"/>
-        </w:rPr>
-        <w:t>24</w:t>
-      </w:r>
-      <w:proofErr w:type="gramEnd"/>
-      <w:r>
-        <w:rPr>
-          <w:rFonts w:ascii="GraphikTH" w:hAnsi="GraphikTH" w:cs="GraphikTH"/>
-        </w:rPr>
-        <w:t xml:space="preserve"> ชั่วโมง และ </w:t>
-      </w:r>
-      <w:proofErr w:type="gramStart"/>
-      <w:r>
-        <w:rPr>
-          <w:rFonts w:ascii="GraphikTH" w:hAnsi="GraphikTH" w:cs="GraphikTH"/>
-        </w:rPr>
-        <w:t>7</w:t>
-      </w:r>
-      <w:proofErr w:type="gramEnd"/>
-      <w:r>
-        <w:rPr>
-          <w:rFonts w:ascii="GraphikTH" w:hAnsi="GraphikTH" w:cs="GraphikTH"/>
-        </w:rPr>
-        <w:t xml:space="preserve"> วัน), และ Relay Control (</w:t>
-      </w:r>
-      <w:proofErr w:type="spellStart"/>
-      <w:r>
-        <w:rPr>
-          <w:rFonts w:ascii="GraphikTH" w:hAnsi="GraphikTH" w:cs="GraphikTH"/>
-        </w:rPr>
-        <w:t>ปุ่ม</w:t>
-      </w:r>
-      <w:proofErr w:type="spellEnd"/>
-      <w:r>
-        <w:rPr>
-          <w:rFonts w:ascii="GraphikTH" w:hAnsi="GraphikTH" w:cs="GraphikTH"/>
-        </w:rPr>
-        <w:t xml:space="preserve"> toggle relay </w:t>
-      </w:r>
-      <w:proofErr w:type="gramStart"/>
-      <w:r>
-        <w:rPr>
-          <w:rFonts w:ascii="GraphikTH" w:hAnsi="GraphikTH" w:cs="GraphikTH"/>
-        </w:rPr>
-        <w:t>2</w:t>
-      </w:r>
-      <w:proofErr w:type="gramEnd"/>
-      <w:r>
-        <w:rPr>
-          <w:rFonts w:ascii="GraphikTH" w:hAnsi="GraphikTH" w:cs="GraphikTH"/>
-        </w:rPr>
-        <w:t xml:space="preserve"> ตัว) สลับหน้าด้วย touch navigation</w:t>
+        <w:t>**ระบบ UI บนจอ ESP32-P4** — สร้าง 3 หน้าหลักด้วย LVGL 9 ได้แก่ Air Quality (แสดงค่า sensor แบบ real-time พร้อม AQI color), PM History (กราฟค่าเฉลี่ยรายชั่วโมง 5 ค่า ย้อนหลัง 24 ชั่วโมง และ 7 วัน), และ Relay Control (ปุ่ม toggle relay 2 ตัว) สลับหน้าด้วย touch navigation</w:t>
       </w:r>
     </w:p>
     <w:p>
@@ -650,58 +286,8 @@
         <w:rPr>
           <w:rFonts w:ascii="GraphikTH" w:hAnsi="GraphikTH" w:cs="GraphikTH"/>
         </w:rPr>
-        <w:t>**</w:t>
-      </w:r>
-      <w:proofErr w:type="spellStart"/>
-      <w:r>
-        <w:rPr>
-          <w:rFonts w:ascii="GraphikTH" w:hAnsi="GraphikTH" w:cs="GraphikTH"/>
-        </w:rPr>
-        <w:t>อ่านค่า</w:t>
-      </w:r>
-      <w:proofErr w:type="spellEnd"/>
-      <w:r>
-        <w:rPr>
-          <w:rFonts w:ascii="GraphikTH" w:hAnsi="GraphikTH" w:cs="GraphikTH"/>
-        </w:rPr>
-        <w:t xml:space="preserve"> sensor </w:t>
-      </w:r>
-      <w:proofErr w:type="spellStart"/>
-      <w:r>
-        <w:rPr>
-          <w:rFonts w:ascii="GraphikTH" w:hAnsi="GraphikTH" w:cs="GraphikTH"/>
-        </w:rPr>
-        <w:t>จาก</w:t>
-      </w:r>
-      <w:proofErr w:type="spellEnd"/>
-      <w:r>
-        <w:rPr>
-          <w:rFonts w:ascii="GraphikTH" w:hAnsi="GraphikTH" w:cs="GraphikTH"/>
-        </w:rPr>
-        <w:t xml:space="preserve"> SN-300BYH-M </w:t>
-      </w:r>
-      <w:proofErr w:type="spellStart"/>
-      <w:r>
-        <w:rPr>
-          <w:rFonts w:ascii="GraphikTH" w:hAnsi="GraphikTH" w:cs="GraphikTH"/>
-        </w:rPr>
-        <w:t>ผ่าน</w:t>
-      </w:r>
-      <w:proofErr w:type="spellEnd"/>
-      <w:r>
-        <w:rPr>
-          <w:rFonts w:ascii="GraphikTH" w:hAnsi="GraphikTH" w:cs="GraphikTH"/>
-        </w:rPr>
-        <w:t xml:space="preserve"> RS485 Modbus RTU** — </w:t>
-      </w:r>
-      <w:proofErr w:type="spellStart"/>
-      <w:r>
-        <w:rPr>
-          <w:rFonts w:ascii="GraphikTH" w:hAnsi="GraphikTH" w:cs="GraphikTH"/>
-        </w:rPr>
-        <w:t>กระบวนการรับค่าและแปลงเป็นตัวเลขมีขั้นตอนดังนี้</w:t>
-      </w:r>
-      <w:proofErr w:type="spellEnd"/>
+        <w:t>**อ่านค่า sensor จาก SN-300BYH-M ผ่าน RS485 Modbus RTU** — กระบวนการรับค่าและแปลงเป็นตัวเลขมีขั้นตอนดังนี้</w:t>
+      </w:r>
     </w:p>
     <w:p>
       <w:pPr>
@@ -715,83 +301,18 @@
         </w:rPr>
         <w:t xml:space="preserve">   - </w:t>
       </w:r>
-      <w:proofErr w:type="spellStart"/>
       <w:r>
         <w:rPr>
           <w:rFonts w:ascii="GraphikTH" w:hAnsi="GraphikTH" w:cs="GraphikTH"/>
           <w:b/>
         </w:rPr>
-        <w:t>การเชื่อมต่อ</w:t>
-      </w:r>
-      <w:proofErr w:type="spellEnd"/>
-      <w:r>
-        <w:rPr>
-          <w:rFonts w:ascii="GraphikTH" w:hAnsi="GraphikTH" w:cs="GraphikTH"/>
-          <w:b/>
-        </w:rPr>
-        <w:t>:</w:t>
-      </w:r>
-      <w:r>
-        <w:rPr>
-          <w:rFonts w:ascii="GraphikTH" w:hAnsi="GraphikTH" w:cs="GraphikTH"/>
-        </w:rPr>
-        <w:t xml:space="preserve"> ESP32-P4 </w:t>
-      </w:r>
-      <w:proofErr w:type="spellStart"/>
-      <w:r>
-        <w:rPr>
-          <w:rFonts w:ascii="GraphikTH" w:hAnsi="GraphikTH" w:cs="GraphikTH"/>
-        </w:rPr>
-        <w:t>ต่อกับ</w:t>
-      </w:r>
-      <w:proofErr w:type="spellEnd"/>
-      <w:r>
-        <w:rPr>
-          <w:rFonts w:ascii="GraphikTH" w:hAnsi="GraphikTH" w:cs="GraphikTH"/>
-        </w:rPr>
-        <w:t xml:space="preserve"> sensor </w:t>
-      </w:r>
-      <w:proofErr w:type="spellStart"/>
-      <w:r>
-        <w:rPr>
-          <w:rFonts w:ascii="GraphikTH" w:hAnsi="GraphikTH" w:cs="GraphikTH"/>
-        </w:rPr>
-        <w:t>ผ่านสาย</w:t>
-      </w:r>
-      <w:proofErr w:type="spellEnd"/>
-      <w:r>
-        <w:rPr>
-          <w:rFonts w:ascii="GraphikTH" w:hAnsi="GraphikTH" w:cs="GraphikTH"/>
-        </w:rPr>
-        <w:t xml:space="preserve"> RS485 (A+/B-) </w:t>
-      </w:r>
-      <w:proofErr w:type="spellStart"/>
-      <w:r>
-        <w:rPr>
-          <w:rFonts w:ascii="GraphikTH" w:hAnsi="GraphikTH" w:cs="GraphikTH"/>
-        </w:rPr>
-        <w:t>โดยใช้</w:t>
-      </w:r>
-      <w:proofErr w:type="spellEnd"/>
-      <w:r>
-        <w:rPr>
-          <w:rFonts w:ascii="GraphikTH" w:hAnsi="GraphikTH" w:cs="GraphikTH"/>
-        </w:rPr>
-        <w:t xml:space="preserve"> GPIO47 (TX) และ GPIO48 (RX) </w:t>
-      </w:r>
-      <w:proofErr w:type="spellStart"/>
-      <w:r>
-        <w:rPr>
-          <w:rFonts w:ascii="GraphikTH" w:hAnsi="GraphikTH" w:cs="GraphikTH"/>
-        </w:rPr>
-        <w:t>กำหนด</w:t>
-      </w:r>
-      <w:proofErr w:type="spellEnd"/>
-      <w:r>
-        <w:rPr>
-          <w:rFonts w:ascii="GraphikTH" w:hAnsi="GraphikTH" w:cs="GraphikTH"/>
-        </w:rPr>
-        <w:t xml:space="preserve"> baud rate 9600, 8N1, Half-Duplex</w:t>
+        <w:t>การเชื่อมต่อ:</w:t>
+      </w:r>
+      <w:r>
+        <w:rPr>
+          <w:rFonts w:ascii="GraphikTH" w:hAnsi="GraphikTH" w:cs="GraphikTH"/>
+        </w:rPr>
+        <w:t xml:space="preserve"> ESP32-P4 ต่อกับ sensor ผ่านสาย RS485 (A+/B-) โดยใช้ GPIO47 (TX) และ GPIO48 (RX) กำหนด baud rate 9600, 8N1, Half-Duplex</w:t>
       </w:r>
     </w:p>
     <w:p>
@@ -804,113 +325,21 @@
         <w:rPr>
           <w:rFonts w:ascii="GraphikTH" w:hAnsi="GraphikTH" w:cs="GraphikTH"/>
         </w:rPr>
+        <w:lastRenderedPageBreak/>
         <w:t xml:space="preserve">   - </w:t>
       </w:r>
-      <w:proofErr w:type="spellStart"/>
       <w:r>
         <w:rPr>
           <w:rFonts w:ascii="GraphikTH" w:hAnsi="GraphikTH" w:cs="GraphikTH"/>
           <w:b/>
         </w:rPr>
-        <w:t>การส่งคำสั่ง</w:t>
-      </w:r>
-      <w:proofErr w:type="spellEnd"/>
-      <w:r>
-        <w:rPr>
-          <w:rFonts w:ascii="GraphikTH" w:hAnsi="GraphikTH" w:cs="GraphikTH"/>
-          <w:b/>
-        </w:rPr>
-        <w:t xml:space="preserve"> (Request):</w:t>
-      </w:r>
-      <w:r>
-        <w:rPr>
-          <w:rFonts w:ascii="GraphikTH" w:hAnsi="GraphikTH" w:cs="GraphikTH"/>
-        </w:rPr>
-        <w:t xml:space="preserve"> ESP ส่ง Modbus RTU request </w:t>
-      </w:r>
-      <w:proofErr w:type="spellStart"/>
-      <w:r>
-        <w:rPr>
-          <w:rFonts w:ascii="GraphikTH" w:hAnsi="GraphikTH" w:cs="GraphikTH"/>
-        </w:rPr>
-        <w:t>ทุก</w:t>
-      </w:r>
-      <w:proofErr w:type="spellEnd"/>
-      <w:r>
-        <w:rPr>
-          <w:rFonts w:ascii="GraphikTH" w:hAnsi="GraphikTH" w:cs="GraphikTH"/>
-        </w:rPr>
-        <w:t xml:space="preserve"> 2 </w:t>
-      </w:r>
-      <w:proofErr w:type="spellStart"/>
-      <w:r>
-        <w:rPr>
-          <w:rFonts w:ascii="GraphikTH" w:hAnsi="GraphikTH" w:cs="GraphikTH"/>
-        </w:rPr>
-        <w:t>วินาที</w:t>
-      </w:r>
-      <w:proofErr w:type="spellEnd"/>
-      <w:r>
-        <w:rPr>
-          <w:rFonts w:ascii="GraphikTH" w:hAnsi="GraphikTH" w:cs="GraphikTH"/>
-        </w:rPr>
-        <w:t xml:space="preserve"> </w:t>
-      </w:r>
-      <w:proofErr w:type="spellStart"/>
-      <w:r>
-        <w:rPr>
-          <w:rFonts w:ascii="GraphikTH" w:hAnsi="GraphikTH" w:cs="GraphikTH"/>
-        </w:rPr>
-        <w:t>ขนาด</w:t>
-      </w:r>
-      <w:proofErr w:type="spellEnd"/>
-      <w:r>
-        <w:rPr>
-          <w:rFonts w:ascii="GraphikTH" w:hAnsi="GraphikTH" w:cs="GraphikTH"/>
-        </w:rPr>
-        <w:t xml:space="preserve"> 8 bytes </w:t>
-      </w:r>
-      <w:proofErr w:type="spellStart"/>
-      <w:r>
-        <w:rPr>
-          <w:rFonts w:ascii="GraphikTH" w:hAnsi="GraphikTH" w:cs="GraphikTH"/>
-        </w:rPr>
-        <w:t>เพื่อขอให้</w:t>
-      </w:r>
-      <w:proofErr w:type="spellEnd"/>
-      <w:r>
-        <w:rPr>
-          <w:rFonts w:ascii="GraphikTH" w:hAnsi="GraphikTH" w:cs="GraphikTH"/>
-        </w:rPr>
-        <w:t xml:space="preserve"> sensor </w:t>
-      </w:r>
-      <w:proofErr w:type="spellStart"/>
-      <w:r>
-        <w:rPr>
-          <w:rFonts w:ascii="GraphikTH" w:hAnsi="GraphikTH" w:cs="GraphikTH"/>
-        </w:rPr>
-        <w:t>ส่งค่ากลับมา</w:t>
-      </w:r>
-      <w:proofErr w:type="spellEnd"/>
-      <w:r>
-        <w:rPr>
-          <w:rFonts w:ascii="GraphikTH" w:hAnsi="GraphikTH" w:cs="GraphikTH"/>
-        </w:rPr>
-        <w:t xml:space="preserve"> </w:t>
-      </w:r>
-      <w:proofErr w:type="spellStart"/>
-      <w:r>
-        <w:rPr>
-          <w:rFonts w:ascii="GraphikTH" w:hAnsi="GraphikTH" w:cs="GraphikTH"/>
-        </w:rPr>
-        <w:t>เช่น</w:t>
-      </w:r>
-      <w:proofErr w:type="spellEnd"/>
-      <w:r>
-        <w:rPr>
-          <w:rFonts w:ascii="GraphikTH" w:hAnsi="GraphikTH" w:cs="GraphikTH"/>
-        </w:rPr>
-        <w:t xml:space="preserve"> </w:t>
+        <w:t>การส่งคำสั่ง (Request):</w:t>
+      </w:r>
+      <w:r>
+        <w:rPr>
+          <w:rFonts w:ascii="GraphikTH" w:hAnsi="GraphikTH" w:cs="GraphikTH"/>
+        </w:rPr>
+        <w:t xml:space="preserve"> ESP ส่ง Modbus RTU request ทุก 2 วินาที ขนาด 8 bytes เพื่อขอให้ sensor ส่งค่ากลับมา เช่น </w:t>
       </w:r>
       <w:r>
         <w:rPr>
@@ -923,70 +352,7 @@
         <w:rPr>
           <w:rFonts w:ascii="GraphikTH" w:hAnsi="GraphikTH" w:cs="GraphikTH"/>
         </w:rPr>
-        <w:t xml:space="preserve"> </w:t>
-      </w:r>
-      <w:proofErr w:type="spellStart"/>
-      <w:r>
-        <w:rPr>
-          <w:rFonts w:ascii="GraphikTH" w:hAnsi="GraphikTH" w:cs="GraphikTH"/>
-        </w:rPr>
-        <w:t>หมายความว่า</w:t>
-      </w:r>
-      <w:proofErr w:type="spellEnd"/>
-      <w:r>
-        <w:rPr>
-          <w:rFonts w:ascii="GraphikTH" w:hAnsi="GraphikTH" w:cs="GraphikTH"/>
-        </w:rPr>
-        <w:t xml:space="preserve">: Slave ID=01, </w:t>
-      </w:r>
-      <w:r>
-        <w:rPr>
-          <w:rFonts w:ascii="GraphikTH" w:hAnsi="GraphikTH" w:cs="GraphikTH"/>
-        </w:rPr>
-        <w:lastRenderedPageBreak/>
-        <w:t xml:space="preserve">Function=03 (Read Holding Registers), </w:t>
-      </w:r>
-      <w:proofErr w:type="spellStart"/>
-      <w:r>
-        <w:rPr>
-          <w:rFonts w:ascii="GraphikTH" w:hAnsi="GraphikTH" w:cs="GraphikTH"/>
-        </w:rPr>
-        <w:t>เริ่มที่</w:t>
-      </w:r>
-      <w:proofErr w:type="spellEnd"/>
-      <w:r>
-        <w:rPr>
-          <w:rFonts w:ascii="GraphikTH" w:hAnsi="GraphikTH" w:cs="GraphikTH"/>
-        </w:rPr>
-        <w:t xml:space="preserve"> address 0x0000, </w:t>
-      </w:r>
-      <w:proofErr w:type="spellStart"/>
-      <w:r>
-        <w:rPr>
-          <w:rFonts w:ascii="GraphikTH" w:hAnsi="GraphikTH" w:cs="GraphikTH"/>
-        </w:rPr>
-        <w:t>อ่าน</w:t>
-      </w:r>
-      <w:proofErr w:type="spellEnd"/>
-      <w:r>
-        <w:rPr>
-          <w:rFonts w:ascii="GraphikTH" w:hAnsi="GraphikTH" w:cs="GraphikTH"/>
-        </w:rPr>
-        <w:t xml:space="preserve"> 6 registers, </w:t>
-      </w:r>
-      <w:proofErr w:type="spellStart"/>
-      <w:r>
-        <w:rPr>
-          <w:rFonts w:ascii="GraphikTH" w:hAnsi="GraphikTH" w:cs="GraphikTH"/>
-        </w:rPr>
-        <w:t>ตามด้วย</w:t>
-      </w:r>
-      <w:proofErr w:type="spellEnd"/>
-      <w:r>
-        <w:rPr>
-          <w:rFonts w:ascii="GraphikTH" w:hAnsi="GraphikTH" w:cs="GraphikTH"/>
-        </w:rPr>
-        <w:t xml:space="preserve"> CRC16 2 bytes</w:t>
+        <w:t xml:space="preserve"> หมายความว่า: Slave ID=01, Function=03 (Read Holding Registers), เริ่มที่ address 0x0000, อ่าน 6 registers, ตามด้วย CRC16 2 bytes</w:t>
       </w:r>
     </w:p>
     <w:p>
@@ -1001,100 +367,32 @@
         </w:rPr>
         <w:t xml:space="preserve">   - </w:t>
       </w:r>
-      <w:proofErr w:type="spellStart"/>
       <w:r>
         <w:rPr>
           <w:rFonts w:ascii="GraphikTH" w:hAnsi="GraphikTH" w:cs="GraphikTH"/>
           <w:b/>
         </w:rPr>
-        <w:t>ข้อมูลที่วิ่งมาบนสาย</w:t>
-      </w:r>
-      <w:proofErr w:type="spellEnd"/>
-      <w:r>
-        <w:rPr>
-          <w:rFonts w:ascii="GraphikTH" w:hAnsi="GraphikTH" w:cs="GraphikTH"/>
-          <w:b/>
-        </w:rPr>
-        <w:t xml:space="preserve"> (Raw Bytes):</w:t>
-      </w:r>
-      <w:r>
-        <w:rPr>
-          <w:rFonts w:ascii="GraphikTH" w:hAnsi="GraphikTH" w:cs="GraphikTH"/>
-        </w:rPr>
-        <w:t xml:space="preserve"> sensor </w:t>
-      </w:r>
-      <w:proofErr w:type="spellStart"/>
-      <w:r>
-        <w:rPr>
-          <w:rFonts w:ascii="GraphikTH" w:hAnsi="GraphikTH" w:cs="GraphikTH"/>
-        </w:rPr>
-        <w:t>ตอบกลับมาเป็น</w:t>
-      </w:r>
-      <w:proofErr w:type="spellEnd"/>
-      <w:r>
-        <w:rPr>
-          <w:rFonts w:ascii="GraphikTH" w:hAnsi="GraphikTH" w:cs="GraphikTH"/>
-        </w:rPr>
-        <w:t xml:space="preserve"> byte stream </w:t>
-      </w:r>
-      <w:proofErr w:type="spellStart"/>
-      <w:r>
-        <w:rPr>
-          <w:rFonts w:ascii="GraphikTH" w:hAnsi="GraphikTH" w:cs="GraphikTH"/>
-        </w:rPr>
-        <w:t>เช่น</w:t>
-      </w:r>
-      <w:proofErr w:type="spellEnd"/>
-      <w:r>
-        <w:rPr>
-          <w:rFonts w:ascii="GraphikTH" w:hAnsi="GraphikTH" w:cs="GraphikTH"/>
-        </w:rPr>
-        <w:t xml:space="preserve"> </w:t>
+        <w:t>ข้อมูลที่วิ่งมาบนสาย (Raw Bytes):</w:t>
+      </w:r>
+      <w:r>
+        <w:rPr>
+          <w:rFonts w:ascii="GraphikTH" w:hAnsi="GraphikTH" w:cs="GraphikTH"/>
+        </w:rPr>
+        <w:t xml:space="preserve"> sensor ตอบกลับมาเป็น byte stream เช่น </w:t>
       </w:r>
       <w:r>
         <w:rPr>
           <w:rFonts w:ascii="GraphikTH" w:hAnsi="GraphikTH" w:cs="GraphikTH"/>
           <w:sz w:val="20"/>
         </w:rPr>
-        <w:t xml:space="preserve">01 03 0C 01 0C 00 F8 00 00 00 00 01 26 00 00 XX </w:t>
-      </w:r>
-      <w:proofErr w:type="spellStart"/>
-      <w:r>
-        <w:rPr>
-          <w:rFonts w:ascii="GraphikTH" w:hAnsi="GraphikTH" w:cs="GraphikTH"/>
-          <w:sz w:val="20"/>
-        </w:rPr>
-        <w:t>XX</w:t>
-      </w:r>
-      <w:proofErr w:type="spellEnd"/>
-      <w:r>
-        <w:rPr>
-          <w:rFonts w:ascii="GraphikTH" w:hAnsi="GraphikTH" w:cs="GraphikTH"/>
-        </w:rPr>
-        <w:t xml:space="preserve"> </w:t>
-      </w:r>
-      <w:proofErr w:type="spellStart"/>
-      <w:r>
-        <w:rPr>
-          <w:rFonts w:ascii="GraphikTH" w:hAnsi="GraphikTH" w:cs="GraphikTH"/>
-        </w:rPr>
-        <w:t>ซึ่งเป็น</w:t>
-      </w:r>
-      <w:proofErr w:type="spellEnd"/>
-      <w:r>
-        <w:rPr>
-          <w:rFonts w:ascii="GraphikTH" w:hAnsi="GraphikTH" w:cs="GraphikTH"/>
-        </w:rPr>
-        <w:t xml:space="preserve"> binary </w:t>
-      </w:r>
-      <w:proofErr w:type="spellStart"/>
-      <w:r>
-        <w:rPr>
-          <w:rFonts w:ascii="GraphikTH" w:hAnsi="GraphikTH" w:cs="GraphikTH"/>
-        </w:rPr>
-        <w:t>ดิบยังอ่านไม่รู้เรื่อง</w:t>
-      </w:r>
-      <w:proofErr w:type="spellEnd"/>
+        <w:t>01 03 0C 01 0C 00 F8 00 00 00 00 01 26 00 00 XX XX</w:t>
+      </w:r>
+      <w:r>
+        <w:rPr>
+          <w:rFonts w:ascii="GraphikTH" w:hAnsi="GraphikTH" w:cs="GraphikTH"/>
+        </w:rPr>
+        <w:t xml:space="preserve"> ซึ่งเป็น binary ดิบยังอ่านไม่รู้เรื่อง</w:t>
+      </w:r>
     </w:p>
     <w:p>
       <w:pPr>
@@ -1108,122 +406,19 @@
         </w:rPr>
         <w:t xml:space="preserve">   - </w:t>
       </w:r>
-      <w:proofErr w:type="spellStart"/>
       <w:r>
         <w:rPr>
           <w:rFonts w:ascii="GraphikTH" w:hAnsi="GraphikTH" w:cs="GraphikTH"/>
           <w:b/>
         </w:rPr>
-        <w:t>การ</w:t>
-      </w:r>
-      <w:proofErr w:type="spellEnd"/>
-      <w:r>
-        <w:rPr>
-          <w:rFonts w:ascii="GraphikTH" w:hAnsi="GraphikTH" w:cs="GraphikTH"/>
-          <w:b/>
-        </w:rPr>
-        <w:t xml:space="preserve"> verify </w:t>
-      </w:r>
-      <w:proofErr w:type="spellStart"/>
-      <w:r>
-        <w:rPr>
-          <w:rFonts w:ascii="GraphikTH" w:hAnsi="GraphikTH" w:cs="GraphikTH"/>
-          <w:b/>
-        </w:rPr>
-        <w:t>ด้วย</w:t>
-      </w:r>
-      <w:proofErr w:type="spellEnd"/>
-      <w:r>
-        <w:rPr>
-          <w:rFonts w:ascii="GraphikTH" w:hAnsi="GraphikTH" w:cs="GraphikTH"/>
-          <w:b/>
-        </w:rPr>
-        <w:t xml:space="preserve"> CRC16:</w:t>
-      </w:r>
-      <w:r>
-        <w:rPr>
-          <w:rFonts w:ascii="GraphikTH" w:hAnsi="GraphikTH" w:cs="GraphikTH"/>
-        </w:rPr>
-        <w:t xml:space="preserve"> ESP </w:t>
-      </w:r>
-      <w:proofErr w:type="spellStart"/>
-      <w:r>
-        <w:rPr>
-          <w:rFonts w:ascii="GraphikTH" w:hAnsi="GraphikTH" w:cs="GraphikTH"/>
-        </w:rPr>
-        <w:t>ตรวจสอบ</w:t>
-      </w:r>
-      <w:proofErr w:type="spellEnd"/>
-      <w:r>
-        <w:rPr>
-          <w:rFonts w:ascii="GraphikTH" w:hAnsi="GraphikTH" w:cs="GraphikTH"/>
-        </w:rPr>
-        <w:t xml:space="preserve"> </w:t>
-      </w:r>
-      <w:proofErr w:type="gramStart"/>
-      <w:r>
-        <w:rPr>
-          <w:rFonts w:ascii="GraphikTH" w:hAnsi="GraphikTH" w:cs="GraphikTH"/>
-        </w:rPr>
-        <w:t>2</w:t>
-      </w:r>
-      <w:proofErr w:type="gramEnd"/>
-      <w:r>
-        <w:rPr>
-          <w:rFonts w:ascii="GraphikTH" w:hAnsi="GraphikTH" w:cs="GraphikTH"/>
-        </w:rPr>
-        <w:t xml:space="preserve"> bytes </w:t>
-      </w:r>
-      <w:proofErr w:type="spellStart"/>
-      <w:r>
-        <w:rPr>
-          <w:rFonts w:ascii="GraphikTH" w:hAnsi="GraphikTH" w:cs="GraphikTH"/>
-        </w:rPr>
-        <w:t>สุดท้ายที่เป็น</w:t>
-      </w:r>
-      <w:proofErr w:type="spellEnd"/>
-      <w:r>
-        <w:rPr>
-          <w:rFonts w:ascii="GraphikTH" w:hAnsi="GraphikTH" w:cs="GraphikTH"/>
-        </w:rPr>
-        <w:t xml:space="preserve"> CRC16 checksum </w:t>
-      </w:r>
-      <w:proofErr w:type="spellStart"/>
-      <w:r>
-        <w:rPr>
-          <w:rFonts w:ascii="GraphikTH" w:hAnsi="GraphikTH" w:cs="GraphikTH"/>
-        </w:rPr>
-        <w:t>ก่อน</w:t>
-      </w:r>
-      <w:proofErr w:type="spellEnd"/>
-      <w:r>
-        <w:rPr>
-          <w:rFonts w:ascii="GraphikTH" w:hAnsi="GraphikTH" w:cs="GraphikTH"/>
-        </w:rPr>
-        <w:t xml:space="preserve"> </w:t>
-      </w:r>
-      <w:proofErr w:type="spellStart"/>
-      <w:r>
-        <w:rPr>
-          <w:rFonts w:ascii="GraphikTH" w:hAnsi="GraphikTH" w:cs="GraphikTH"/>
-        </w:rPr>
-        <w:t>ถ้าไม่ตรงหมายความว่าข้อมูลเสียหายระหว่างส่ง</w:t>
-      </w:r>
-      <w:proofErr w:type="spellEnd"/>
-      <w:r>
-        <w:rPr>
-          <w:rFonts w:ascii="GraphikTH" w:hAnsi="GraphikTH" w:cs="GraphikTH"/>
-        </w:rPr>
-        <w:t xml:space="preserve"> </w:t>
-      </w:r>
-      <w:proofErr w:type="spellStart"/>
-      <w:r>
-        <w:rPr>
-          <w:rFonts w:ascii="GraphikTH" w:hAnsi="GraphikTH" w:cs="GraphikTH"/>
-        </w:rPr>
-        <w:t>ทิ้งค่านั้นไปและรอรอบถัดไป</w:t>
-      </w:r>
-      <w:proofErr w:type="spellEnd"/>
+        <w:t>การ verify ด้วย CRC16:</w:t>
+      </w:r>
+      <w:r>
+        <w:rPr>
+          <w:rFonts w:ascii="GraphikTH" w:hAnsi="GraphikTH" w:cs="GraphikTH"/>
+        </w:rPr>
+        <w:t xml:space="preserve"> ESP ตรวจสอบ 2 bytes สุดท้ายที่เป็น CRC16 checksum ก่อน ถ้าไม่ตรงหมายความว่าข้อมูลเสียหายระหว่างส่ง ทิ้งค่านั้นไปและรอรอบถัดไป</w:t>
+      </w:r>
     </w:p>
     <w:p>
       <w:pPr>
@@ -1237,155 +432,18 @@
         </w:rPr>
         <w:t xml:space="preserve">   - </w:t>
       </w:r>
-      <w:proofErr w:type="spellStart"/>
       <w:r>
         <w:rPr>
           <w:rFonts w:ascii="GraphikTH" w:hAnsi="GraphikTH" w:cs="GraphikTH"/>
           <w:b/>
         </w:rPr>
-        <w:t>การ</w:t>
-      </w:r>
-      <w:proofErr w:type="spellEnd"/>
-      <w:r>
-        <w:rPr>
-          <w:rFonts w:ascii="GraphikTH" w:hAnsi="GraphikTH" w:cs="GraphikTH"/>
-          <w:b/>
-        </w:rPr>
-        <w:t xml:space="preserve"> decode register </w:t>
-      </w:r>
-      <w:proofErr w:type="spellStart"/>
-      <w:r>
-        <w:rPr>
-          <w:rFonts w:ascii="GraphikTH" w:hAnsi="GraphikTH" w:cs="GraphikTH"/>
-          <w:b/>
-        </w:rPr>
-        <w:t>เป็นตัวเลข</w:t>
-      </w:r>
-      <w:proofErr w:type="spellEnd"/>
-      <w:r>
-        <w:rPr>
-          <w:rFonts w:ascii="GraphikTH" w:hAnsi="GraphikTH" w:cs="GraphikTH"/>
-          <w:b/>
-        </w:rPr>
-        <w:t>:</w:t>
-      </w:r>
-      <w:r>
-        <w:rPr>
-          <w:rFonts w:ascii="GraphikTH" w:hAnsi="GraphikTH" w:cs="GraphikTH"/>
-        </w:rPr>
-        <w:t xml:space="preserve"> </w:t>
-      </w:r>
-      <w:proofErr w:type="spellStart"/>
-      <w:r>
-        <w:rPr>
-          <w:rFonts w:ascii="GraphikTH" w:hAnsi="GraphikTH" w:cs="GraphikTH"/>
-        </w:rPr>
-        <w:t>หลังผ่าน</w:t>
-      </w:r>
-      <w:proofErr w:type="spellEnd"/>
-      <w:r>
-        <w:rPr>
-          <w:rFonts w:ascii="GraphikTH" w:hAnsi="GraphikTH" w:cs="GraphikTH"/>
-        </w:rPr>
-        <w:t xml:space="preserve"> CRC </w:t>
-      </w:r>
-      <w:proofErr w:type="spellStart"/>
-      <w:r>
-        <w:rPr>
-          <w:rFonts w:ascii="GraphikTH" w:hAnsi="GraphikTH" w:cs="GraphikTH"/>
-        </w:rPr>
-        <w:t>แล้ว</w:t>
-      </w:r>
-      <w:proofErr w:type="spellEnd"/>
-      <w:r>
-        <w:rPr>
-          <w:rFonts w:ascii="GraphikTH" w:hAnsi="GraphikTH" w:cs="GraphikTH"/>
-        </w:rPr>
-        <w:t xml:space="preserve"> </w:t>
-      </w:r>
-      <w:proofErr w:type="spellStart"/>
-      <w:r>
-        <w:rPr>
-          <w:rFonts w:ascii="GraphikTH" w:hAnsi="GraphikTH" w:cs="GraphikTH"/>
-        </w:rPr>
-        <w:t>แต่ละ</w:t>
-      </w:r>
-      <w:proofErr w:type="spellEnd"/>
-      <w:r>
-        <w:rPr>
-          <w:rFonts w:ascii="GraphikTH" w:hAnsi="GraphikTH" w:cs="GraphikTH"/>
-        </w:rPr>
-        <w:t xml:space="preserve"> </w:t>
-      </w:r>
-      <w:proofErr w:type="gramStart"/>
-      <w:r>
-        <w:rPr>
-          <w:rFonts w:ascii="GraphikTH" w:hAnsi="GraphikTH" w:cs="GraphikTH"/>
-        </w:rPr>
-        <w:t>2</w:t>
-      </w:r>
-      <w:proofErr w:type="gramEnd"/>
-      <w:r>
-        <w:rPr>
-          <w:rFonts w:ascii="GraphikTH" w:hAnsi="GraphikTH" w:cs="GraphikTH"/>
-        </w:rPr>
-        <w:t xml:space="preserve"> bytes </w:t>
-      </w:r>
-      <w:proofErr w:type="spellStart"/>
-      <w:r>
-        <w:rPr>
-          <w:rFonts w:ascii="GraphikTH" w:hAnsi="GraphikTH" w:cs="GraphikTH"/>
-        </w:rPr>
-        <w:t>รวมกันเป็น</w:t>
-      </w:r>
-      <w:proofErr w:type="spellEnd"/>
-      <w:r>
-        <w:rPr>
-          <w:rFonts w:ascii="GraphikTH" w:hAnsi="GraphikTH" w:cs="GraphikTH"/>
-        </w:rPr>
-        <w:t xml:space="preserve"> </w:t>
-      </w:r>
-      <w:proofErr w:type="gramStart"/>
-      <w:r>
-        <w:rPr>
-          <w:rFonts w:ascii="GraphikTH" w:hAnsi="GraphikTH" w:cs="GraphikTH"/>
-        </w:rPr>
-        <w:t>1</w:t>
-      </w:r>
-      <w:proofErr w:type="gramEnd"/>
-      <w:r>
-        <w:rPr>
-          <w:rFonts w:ascii="GraphikTH" w:hAnsi="GraphikTH" w:cs="GraphikTH"/>
-        </w:rPr>
-        <w:t xml:space="preserve"> register (16-bit integer) </w:t>
-      </w:r>
-      <w:proofErr w:type="spellStart"/>
-      <w:r>
-        <w:rPr>
-          <w:rFonts w:ascii="GraphikTH" w:hAnsi="GraphikTH" w:cs="GraphikTH"/>
-        </w:rPr>
-        <w:t>แล้วนำไปแปลงตาม</w:t>
-      </w:r>
-      <w:proofErr w:type="spellEnd"/>
-      <w:r>
-        <w:rPr>
-          <w:rFonts w:ascii="GraphikTH" w:hAnsi="GraphikTH" w:cs="GraphikTH"/>
-        </w:rPr>
-        <w:t xml:space="preserve"> register map </w:t>
-      </w:r>
-      <w:proofErr w:type="spellStart"/>
-      <w:r>
-        <w:rPr>
-          <w:rFonts w:ascii="GraphikTH" w:hAnsi="GraphikTH" w:cs="GraphikTH"/>
-        </w:rPr>
-        <w:t>ของ</w:t>
-      </w:r>
-      <w:proofErr w:type="spellEnd"/>
-      <w:r>
-        <w:rPr>
-          <w:rFonts w:ascii="GraphikTH" w:hAnsi="GraphikTH" w:cs="GraphikTH"/>
-        </w:rPr>
-        <w:t xml:space="preserve"> SN-300BYH-M</w:t>
+        <w:t>การ decode register เป็นตัวเลข:</w:t>
+      </w:r>
+      <w:r>
+        <w:rPr>
+          <w:rFonts w:ascii="GraphikTH" w:hAnsi="GraphikTH" w:cs="GraphikTH"/>
+        </w:rPr>
+        <w:t xml:space="preserve"> หลังผ่าน CRC แล้ว แต่ละ 2 bytes รวมกันเป็น 1 register (16-bit integer) แล้วนำไปแปลงตาม register map ของ SN-300BYH-M</w:t>
       </w:r>
     </w:p>
     <w:p>
@@ -1410,21 +468,7 @@
         <w:rPr>
           <w:rFonts w:ascii="GraphikTH" w:hAnsi="GraphikTH" w:cs="GraphikTH"/>
         </w:rPr>
-        <w:t xml:space="preserve"> Humidity: </w:t>
-      </w:r>
-      <w:proofErr w:type="spellStart"/>
-      <w:r>
-        <w:rPr>
-          <w:rFonts w:ascii="GraphikTH" w:hAnsi="GraphikTH" w:cs="GraphikTH"/>
-        </w:rPr>
-        <w:t>หารด้วย</w:t>
-      </w:r>
-      <w:proofErr w:type="spellEnd"/>
-      <w:r>
-        <w:rPr>
-          <w:rFonts w:ascii="GraphikTH" w:hAnsi="GraphikTH" w:cs="GraphikTH"/>
-        </w:rPr>
-        <w:t xml:space="preserve"> 10 </w:t>
+        <w:t xml:space="preserve"> Humidity: หารด้วย 10 </w:t>
       </w:r>
       <w:r>
         <w:rPr>
@@ -1468,21 +512,7 @@
         <w:rPr>
           <w:rFonts w:ascii="GraphikTH" w:hAnsi="GraphikTH" w:cs="GraphikTH"/>
         </w:rPr>
-        <w:t xml:space="preserve"> Temperature: </w:t>
-      </w:r>
-      <w:proofErr w:type="spellStart"/>
-      <w:r>
-        <w:rPr>
-          <w:rFonts w:ascii="GraphikTH" w:hAnsi="GraphikTH" w:cs="GraphikTH"/>
-        </w:rPr>
-        <w:t>หารด้วย</w:t>
-      </w:r>
-      <w:proofErr w:type="spellEnd"/>
-      <w:r>
-        <w:rPr>
-          <w:rFonts w:ascii="GraphikTH" w:hAnsi="GraphikTH" w:cs="GraphikTH"/>
-        </w:rPr>
-        <w:t xml:space="preserve"> 10 </w:t>
+        <w:t xml:space="preserve"> Temperature: หารด้วย 10 </w:t>
       </w:r>
       <w:r>
         <w:rPr>
@@ -1526,21 +556,7 @@
         <w:rPr>
           <w:rFonts w:ascii="GraphikTH" w:hAnsi="GraphikTH" w:cs="GraphikTH"/>
         </w:rPr>
-        <w:t xml:space="preserve"> PM10: </w:t>
-      </w:r>
-      <w:proofErr w:type="spellStart"/>
-      <w:r>
-        <w:rPr>
-          <w:rFonts w:ascii="GraphikTH" w:hAnsi="GraphikTH" w:cs="GraphikTH"/>
-        </w:rPr>
-        <w:t>หารด้วย</w:t>
-      </w:r>
-      <w:proofErr w:type="spellEnd"/>
-      <w:r>
-        <w:rPr>
-          <w:rFonts w:ascii="GraphikTH" w:hAnsi="GraphikTH" w:cs="GraphikTH"/>
-        </w:rPr>
-        <w:t xml:space="preserve"> 10 </w:t>
+        <w:t xml:space="preserve"> PM10: หารด้วย 10 </w:t>
       </w:r>
       <w:r>
         <w:rPr>
@@ -1591,21 +607,7 @@
         <w:rPr>
           <w:rFonts w:ascii="GraphikTH" w:hAnsi="GraphikTH" w:cs="GraphikTH"/>
         </w:rPr>
-        <w:t xml:space="preserve"> PM2.5: </w:t>
-      </w:r>
-      <w:proofErr w:type="spellStart"/>
-      <w:r>
-        <w:rPr>
-          <w:rFonts w:ascii="GraphikTH" w:hAnsi="GraphikTH" w:cs="GraphikTH"/>
-        </w:rPr>
-        <w:t>หารด้วย</w:t>
-      </w:r>
-      <w:proofErr w:type="spellEnd"/>
-      <w:r>
-        <w:rPr>
-          <w:rFonts w:ascii="GraphikTH" w:hAnsi="GraphikTH" w:cs="GraphikTH"/>
-        </w:rPr>
-        <w:t xml:space="preserve"> 10 </w:t>
+        <w:t xml:space="preserve"> PM2.5: หารด้วย 10 </w:t>
       </w:r>
       <w:r>
         <w:rPr>
@@ -1656,21 +658,7 @@
         <w:rPr>
           <w:rFonts w:ascii="GraphikTH" w:hAnsi="GraphikTH" w:cs="GraphikTH"/>
         </w:rPr>
-        <w:t xml:space="preserve"> Sound: </w:t>
-      </w:r>
-      <w:proofErr w:type="spellStart"/>
-      <w:r>
-        <w:rPr>
-          <w:rFonts w:ascii="GraphikTH" w:hAnsi="GraphikTH" w:cs="GraphikTH"/>
-        </w:rPr>
-        <w:t>ค่าดิบไม่ต้องหาร</w:t>
-      </w:r>
-      <w:proofErr w:type="spellEnd"/>
-      <w:r>
-        <w:rPr>
-          <w:rFonts w:ascii="GraphikTH" w:hAnsi="GraphikTH" w:cs="GraphikTH"/>
-        </w:rPr>
-        <w:t xml:space="preserve"> </w:t>
+        <w:t xml:space="preserve"> Sound: ค่าดิบไม่ต้องหาร </w:t>
       </w:r>
       <w:r>
         <w:rPr>
@@ -1704,92 +692,19 @@
         </w:rPr>
         <w:t xml:space="preserve">   - </w:t>
       </w:r>
-      <w:proofErr w:type="spellStart"/>
       <w:r>
         <w:rPr>
           <w:rFonts w:ascii="GraphikTH" w:hAnsi="GraphikTH" w:cs="GraphikTH"/>
           <w:b/>
         </w:rPr>
-        <w:t>แสดงผลบนหน้าจอ</w:t>
-      </w:r>
-      <w:proofErr w:type="spellEnd"/>
-      <w:r>
-        <w:rPr>
-          <w:rFonts w:ascii="GraphikTH" w:hAnsi="GraphikTH" w:cs="GraphikTH"/>
-          <w:b/>
-        </w:rPr>
-        <w:t>:</w:t>
-      </w:r>
-      <w:r>
-        <w:rPr>
-          <w:rFonts w:ascii="GraphikTH" w:hAnsi="GraphikTH" w:cs="GraphikTH"/>
-        </w:rPr>
-        <w:t xml:space="preserve"> </w:t>
-      </w:r>
-      <w:proofErr w:type="spellStart"/>
-      <w:r>
-        <w:rPr>
-          <w:rFonts w:ascii="GraphikTH" w:hAnsi="GraphikTH" w:cs="GraphikTH"/>
-        </w:rPr>
-        <w:t>ค่าที่ได้จะ</w:t>
-      </w:r>
-      <w:proofErr w:type="spellEnd"/>
-      <w:r>
-        <w:rPr>
-          <w:rFonts w:ascii="GraphikTH" w:hAnsi="GraphikTH" w:cs="GraphikTH"/>
-        </w:rPr>
-        <w:t xml:space="preserve"> update label </w:t>
-      </w:r>
-      <w:proofErr w:type="spellStart"/>
-      <w:r>
-        <w:rPr>
-          <w:rFonts w:ascii="GraphikTH" w:hAnsi="GraphikTH" w:cs="GraphikTH"/>
-        </w:rPr>
-        <w:t>บน</w:t>
-      </w:r>
-      <w:proofErr w:type="spellEnd"/>
-      <w:r>
-        <w:rPr>
-          <w:rFonts w:ascii="GraphikTH" w:hAnsi="GraphikTH" w:cs="GraphikTH"/>
-        </w:rPr>
-        <w:t xml:space="preserve"> LVGL display </w:t>
-      </w:r>
-      <w:proofErr w:type="spellStart"/>
-      <w:r>
-        <w:rPr>
-          <w:rFonts w:ascii="GraphikTH" w:hAnsi="GraphikTH" w:cs="GraphikTH"/>
-        </w:rPr>
-        <w:t>ทุก</w:t>
-      </w:r>
-      <w:proofErr w:type="spellEnd"/>
-      <w:r>
-        <w:rPr>
-          <w:rFonts w:ascii="GraphikTH" w:hAnsi="GraphikTH" w:cs="GraphikTH"/>
-        </w:rPr>
-        <w:t xml:space="preserve"> </w:t>
-      </w:r>
-      <w:proofErr w:type="gramStart"/>
-      <w:r>
-        <w:rPr>
-          <w:rFonts w:ascii="GraphikTH" w:hAnsi="GraphikTH" w:cs="GraphikTH"/>
-        </w:rPr>
-        <w:t>2</w:t>
-      </w:r>
-      <w:proofErr w:type="gramEnd"/>
-      <w:r>
-        <w:rPr>
-          <w:rFonts w:ascii="GraphikTH" w:hAnsi="GraphikTH" w:cs="GraphikTH"/>
-        </w:rPr>
-        <w:t xml:space="preserve"> </w:t>
-      </w:r>
-      <w:proofErr w:type="spellStart"/>
-      <w:r>
-        <w:rPr>
-          <w:rFonts w:ascii="GraphikTH" w:hAnsi="GraphikTH" w:cs="GraphikTH"/>
-        </w:rPr>
-        <w:t>วินาที</w:t>
-      </w:r>
-      <w:proofErr w:type="spellEnd"/>
+        <w:t>แสดงผลบนหน้าจอ:</w:t>
+      </w:r>
+      <w:r>
+        <w:rPr>
+          <w:rFonts w:ascii="GraphikTH" w:hAnsi="GraphikTH" w:cs="GraphikTH"/>
+        </w:rPr>
+        <w:t xml:space="preserve"> ค่าที่ได้จะ update label บน LVGL display ทุก 2 วินาที</w:t>
+      </w:r>
     </w:p>
     <w:p>
       <w:pPr>
@@ -1809,226 +724,21 @@
         <w:rPr>
           <w:rFonts w:ascii="GraphikTH" w:hAnsi="GraphikTH" w:cs="GraphikTH"/>
         </w:rPr>
-        <w:t>**</w:t>
-      </w:r>
-      <w:proofErr w:type="spellStart"/>
-      <w:r>
-        <w:rPr>
-          <w:rFonts w:ascii="GraphikTH" w:hAnsi="GraphikTH" w:cs="GraphikTH"/>
-        </w:rPr>
-        <w:t>เชื่อม</w:t>
-      </w:r>
-      <w:proofErr w:type="spellEnd"/>
-      <w:r>
-        <w:rPr>
-          <w:rFonts w:ascii="GraphikTH" w:hAnsi="GraphikTH" w:cs="GraphikTH"/>
-        </w:rPr>
-        <w:t xml:space="preserve"> MQTT </w:t>
-      </w:r>
-      <w:proofErr w:type="spellStart"/>
-      <w:r>
-        <w:rPr>
-          <w:rFonts w:ascii="GraphikTH" w:hAnsi="GraphikTH" w:cs="GraphikTH"/>
-        </w:rPr>
-        <w:t>กับ</w:t>
-      </w:r>
-      <w:proofErr w:type="spellEnd"/>
-      <w:r>
-        <w:rPr>
-          <w:rFonts w:ascii="GraphikTH" w:hAnsi="GraphikTH" w:cs="GraphikTH"/>
-        </w:rPr>
-        <w:t xml:space="preserve"> Home Assistant** — ESP </w:t>
-      </w:r>
-      <w:proofErr w:type="spellStart"/>
-      <w:r>
-        <w:rPr>
-          <w:rFonts w:ascii="GraphikTH" w:hAnsi="GraphikTH" w:cs="GraphikTH"/>
-        </w:rPr>
-        <w:t>ส่งข้อมูล</w:t>
-      </w:r>
-      <w:proofErr w:type="spellEnd"/>
-      <w:r>
-        <w:rPr>
-          <w:rFonts w:ascii="GraphikTH" w:hAnsi="GraphikTH" w:cs="GraphikTH"/>
-        </w:rPr>
-        <w:t xml:space="preserve"> sensor </w:t>
-      </w:r>
-      <w:proofErr w:type="spellStart"/>
-      <w:r>
-        <w:rPr>
-          <w:rFonts w:ascii="GraphikTH" w:hAnsi="GraphikTH" w:cs="GraphikTH"/>
-        </w:rPr>
-        <w:t>ขึ้น</w:t>
-      </w:r>
-      <w:proofErr w:type="spellEnd"/>
-      <w:r>
-        <w:rPr>
-          <w:rFonts w:ascii="GraphikTH" w:hAnsi="GraphikTH" w:cs="GraphikTH"/>
-        </w:rPr>
-        <w:t xml:space="preserve"> HA </w:t>
-      </w:r>
-      <w:proofErr w:type="spellStart"/>
-      <w:r>
-        <w:rPr>
-          <w:rFonts w:ascii="GraphikTH" w:hAnsi="GraphikTH" w:cs="GraphikTH"/>
-        </w:rPr>
-        <w:t>ทุก</w:t>
-      </w:r>
-      <w:proofErr w:type="spellEnd"/>
-      <w:r>
-        <w:rPr>
-          <w:rFonts w:ascii="GraphikTH" w:hAnsi="GraphikTH" w:cs="GraphikTH"/>
-        </w:rPr>
-        <w:t xml:space="preserve"> </w:t>
-      </w:r>
-      <w:proofErr w:type="gramStart"/>
-      <w:r>
-        <w:rPr>
-          <w:rFonts w:ascii="GraphikTH" w:hAnsi="GraphikTH" w:cs="GraphikTH"/>
-        </w:rPr>
-        <w:t>2</w:t>
-      </w:r>
-      <w:proofErr w:type="gramEnd"/>
-      <w:r>
-        <w:rPr>
-          <w:rFonts w:ascii="GraphikTH" w:hAnsi="GraphikTH" w:cs="GraphikTH"/>
-        </w:rPr>
-        <w:t xml:space="preserve"> </w:t>
-      </w:r>
-      <w:proofErr w:type="spellStart"/>
-      <w:r>
-        <w:rPr>
-          <w:rFonts w:ascii="GraphikTH" w:hAnsi="GraphikTH" w:cs="GraphikTH"/>
-        </w:rPr>
-        <w:t>วินาที</w:t>
-      </w:r>
-      <w:proofErr w:type="spellEnd"/>
-      <w:r>
-        <w:rPr>
-          <w:rFonts w:ascii="GraphikTH" w:hAnsi="GraphikTH" w:cs="GraphikTH"/>
-        </w:rPr>
-        <w:t xml:space="preserve"> </w:t>
-      </w:r>
-      <w:proofErr w:type="spellStart"/>
-      <w:r>
-        <w:rPr>
-          <w:rFonts w:ascii="GraphikTH" w:hAnsi="GraphikTH" w:cs="GraphikTH"/>
-        </w:rPr>
-        <w:t>ผ่าน</w:t>
-      </w:r>
-      <w:proofErr w:type="spellEnd"/>
-      <w:r>
-        <w:rPr>
-          <w:rFonts w:ascii="GraphikTH" w:hAnsi="GraphikTH" w:cs="GraphikTH"/>
-        </w:rPr>
-        <w:t xml:space="preserve"> Ethernet (static IP 192.168.1.200) </w:t>
-      </w:r>
-      <w:proofErr w:type="spellStart"/>
-      <w:r>
-        <w:rPr>
-          <w:rFonts w:ascii="GraphikTH" w:hAnsi="GraphikTH" w:cs="GraphikTH"/>
-        </w:rPr>
-        <w:t>โดย</w:t>
-      </w:r>
-      <w:proofErr w:type="spellEnd"/>
-      <w:r>
-        <w:rPr>
-          <w:rFonts w:ascii="GraphikTH" w:hAnsi="GraphikTH" w:cs="GraphikTH"/>
-        </w:rPr>
-        <w:t xml:space="preserve"> broker </w:t>
-      </w:r>
-      <w:proofErr w:type="spellStart"/>
-      <w:r>
-        <w:rPr>
-          <w:rFonts w:ascii="GraphikTH" w:hAnsi="GraphikTH" w:cs="GraphikTH"/>
-        </w:rPr>
-        <w:t>คือ</w:t>
-      </w:r>
-      <w:proofErr w:type="spellEnd"/>
-      <w:r>
-        <w:rPr>
-          <w:rFonts w:ascii="GraphikTH" w:hAnsi="GraphikTH" w:cs="GraphikTH"/>
-        </w:rPr>
-        <w:t xml:space="preserve"> </w:t>
-      </w:r>
-      <w:proofErr w:type="spellStart"/>
-      <w:r>
-        <w:rPr>
-          <w:rFonts w:ascii="GraphikTH" w:hAnsi="GraphikTH" w:cs="GraphikTH"/>
-        </w:rPr>
-        <w:t>Mosquitto</w:t>
-      </w:r>
-      <w:proofErr w:type="spellEnd"/>
-      <w:r>
-        <w:rPr>
-          <w:rFonts w:ascii="GraphikTH" w:hAnsi="GraphikTH" w:cs="GraphikTH"/>
-        </w:rPr>
-        <w:t xml:space="preserve"> </w:t>
-      </w:r>
-      <w:proofErr w:type="spellStart"/>
-      <w:r>
-        <w:rPr>
-          <w:rFonts w:ascii="GraphikTH" w:hAnsi="GraphikTH" w:cs="GraphikTH"/>
-        </w:rPr>
-        <w:t>ที่รันบน</w:t>
-      </w:r>
-      <w:proofErr w:type="spellEnd"/>
-      <w:r>
-        <w:rPr>
-          <w:rFonts w:ascii="GraphikTH" w:hAnsi="GraphikTH" w:cs="GraphikTH"/>
-        </w:rPr>
-        <w:t xml:space="preserve"> Raspberry Pi (192.168.1.111) </w:t>
-      </w:r>
-      <w:proofErr w:type="spellStart"/>
-      <w:r>
-        <w:rPr>
-          <w:rFonts w:ascii="GraphikTH" w:hAnsi="GraphikTH" w:cs="GraphikTH"/>
-        </w:rPr>
-        <w:t>สร้าง</w:t>
-      </w:r>
-      <w:proofErr w:type="spellEnd"/>
-      <w:r>
-        <w:rPr>
-          <w:rFonts w:ascii="GraphikTH" w:hAnsi="GraphikTH" w:cs="GraphikTH"/>
-        </w:rPr>
-        <w:t xml:space="preserve"> dashboard </w:t>
-      </w:r>
-      <w:proofErr w:type="spellStart"/>
-      <w:r>
-        <w:rPr>
-          <w:rFonts w:ascii="GraphikTH" w:hAnsi="GraphikTH" w:cs="GraphikTH"/>
-        </w:rPr>
-        <w:t>บน</w:t>
-      </w:r>
-      <w:proofErr w:type="spellEnd"/>
-      <w:r>
-        <w:rPr>
-          <w:rFonts w:ascii="GraphikTH" w:hAnsi="GraphikTH" w:cs="GraphikTH"/>
-        </w:rPr>
-        <w:t xml:space="preserve"> HA </w:t>
-      </w:r>
-      <w:proofErr w:type="spellStart"/>
-      <w:r>
-        <w:rPr>
-          <w:rFonts w:ascii="GraphikTH" w:hAnsi="GraphikTH" w:cs="GraphikTH"/>
-        </w:rPr>
-        <w:t>แสดงค่า</w:t>
-      </w:r>
-      <w:proofErr w:type="spellEnd"/>
-      <w:r>
-        <w:rPr>
-          <w:rFonts w:ascii="GraphikTH" w:hAnsi="GraphikTH" w:cs="GraphikTH"/>
-        </w:rPr>
-        <w:t xml:space="preserve"> sensor </w:t>
-      </w:r>
-      <w:proofErr w:type="spellStart"/>
-      <w:r>
-        <w:rPr>
-          <w:rFonts w:ascii="GraphikTH" w:hAnsi="GraphikTH" w:cs="GraphikTH"/>
-        </w:rPr>
-        <w:t>ครบทุกตัว</w:t>
-      </w:r>
-      <w:proofErr w:type="spellEnd"/>
+        <w:t>**เชื่อม MQTT กับ Home Assistant** — ESP ส่งข้อมูล sensor ขึ้น HA ทุก 2 วินาที ผ่าน Ethernet (static IP 192.168.1.</w:t>
+      </w:r>
+      <w:r>
+        <w:rPr>
+          <w:rFonts w:ascii="GraphikTH" w:hAnsi="GraphikTH" w:cs="GraphikTH"/>
+          <w:lang w:bidi="th-TH"/>
+        </w:rPr>
+        <w:t>12</w:t>
+      </w:r>
+      <w:r>
+        <w:rPr>
+          <w:rFonts w:ascii="GraphikTH" w:hAnsi="GraphikTH" w:cs="GraphikTH"/>
+        </w:rPr>
+        <w:t>0) โดย broker คือ Mosquitto ที่รันบน Raspberry Pi (192.168.1.111) สร้าง dashboard บน HA แสดงค่า sensor ครบทุกตัว</w:t>
+      </w:r>
     </w:p>
     <w:p>
       <w:pPr>
@@ -2048,63 +758,7 @@
         <w:rPr>
           <w:rFonts w:ascii="GraphikTH" w:hAnsi="GraphikTH" w:cs="GraphikTH"/>
         </w:rPr>
-        <w:t>**</w:t>
-      </w:r>
-      <w:proofErr w:type="spellStart"/>
-      <w:r>
-        <w:rPr>
-          <w:rFonts w:ascii="GraphikTH" w:hAnsi="GraphikTH" w:cs="GraphikTH"/>
-        </w:rPr>
-        <w:t>ควบคุม</w:t>
-      </w:r>
-      <w:proofErr w:type="spellEnd"/>
-      <w:r>
-        <w:rPr>
-          <w:rFonts w:ascii="GraphikTH" w:hAnsi="GraphikTH" w:cs="GraphikTH"/>
-        </w:rPr>
-        <w:t xml:space="preserve"> Relay </w:t>
-      </w:r>
-      <w:proofErr w:type="spellStart"/>
-      <w:r>
-        <w:rPr>
-          <w:rFonts w:ascii="GraphikTH" w:hAnsi="GraphikTH" w:cs="GraphikTH"/>
-        </w:rPr>
-        <w:t>จาก</w:t>
-      </w:r>
-      <w:proofErr w:type="spellEnd"/>
-      <w:r>
-        <w:rPr>
-          <w:rFonts w:ascii="GraphikTH" w:hAnsi="GraphikTH" w:cs="GraphikTH"/>
-        </w:rPr>
-        <w:t xml:space="preserve"> HA dashboard** — </w:t>
-      </w:r>
-      <w:proofErr w:type="spellStart"/>
-      <w:r>
-        <w:rPr>
-          <w:rFonts w:ascii="GraphikTH" w:hAnsi="GraphikTH" w:cs="GraphikTH"/>
-        </w:rPr>
-        <w:t>กด</w:t>
-      </w:r>
-      <w:proofErr w:type="spellEnd"/>
-      <w:r>
-        <w:rPr>
-          <w:rFonts w:ascii="GraphikTH" w:hAnsi="GraphikTH" w:cs="GraphikTH"/>
-        </w:rPr>
-        <w:t xml:space="preserve"> switch </w:t>
-      </w:r>
-      <w:proofErr w:type="spellStart"/>
-      <w:r>
-        <w:rPr>
-          <w:rFonts w:ascii="GraphikTH" w:hAnsi="GraphikTH" w:cs="GraphikTH"/>
-        </w:rPr>
-        <w:t>บน</w:t>
-      </w:r>
-      <w:proofErr w:type="spellEnd"/>
-      <w:r>
-        <w:rPr>
-          <w:rFonts w:ascii="GraphikTH" w:hAnsi="GraphikTH" w:cs="GraphikTH"/>
-        </w:rPr>
-        <w:t xml:space="preserve"> HA </w:t>
+        <w:t xml:space="preserve">**ควบคุม Relay จาก HA dashboard** — กด switch บน HA </w:t>
       </w:r>
       <w:r>
         <w:rPr>
@@ -2128,100 +782,8 @@
         <w:rPr>
           <w:rFonts w:ascii="GraphikTH" w:hAnsi="GraphikTH" w:cs="GraphikTH"/>
         </w:rPr>
-        <w:t xml:space="preserve"> ESP toggle relay </w:t>
-      </w:r>
-      <w:proofErr w:type="spellStart"/>
-      <w:r>
-        <w:rPr>
-          <w:rFonts w:ascii="GraphikTH" w:hAnsi="GraphikTH" w:cs="GraphikTH"/>
-        </w:rPr>
-        <w:t>จริง</w:t>
-      </w:r>
-      <w:proofErr w:type="spellEnd"/>
-      <w:r>
-        <w:rPr>
-          <w:rFonts w:ascii="GraphikTH" w:hAnsi="GraphikTH" w:cs="GraphikTH"/>
-        </w:rPr>
-        <w:t xml:space="preserve"> และ ESP ส่ง state </w:t>
-      </w:r>
-      <w:proofErr w:type="spellStart"/>
-      <w:r>
-        <w:rPr>
-          <w:rFonts w:ascii="GraphikTH" w:hAnsi="GraphikTH" w:cs="GraphikTH"/>
-        </w:rPr>
-        <w:t>กลับ</w:t>
-      </w:r>
-      <w:proofErr w:type="spellEnd"/>
-      <w:r>
-        <w:rPr>
-          <w:rFonts w:ascii="GraphikTH" w:hAnsi="GraphikTH" w:cs="GraphikTH"/>
-        </w:rPr>
-        <w:t xml:space="preserve"> HA </w:t>
-      </w:r>
-      <w:proofErr w:type="spellStart"/>
-      <w:r>
-        <w:rPr>
-          <w:rFonts w:ascii="GraphikTH" w:hAnsi="GraphikTH" w:cs="GraphikTH"/>
-        </w:rPr>
-        <w:t>ทุกครั้งที่มีการเปลี่ยนแปลง</w:t>
-      </w:r>
-      <w:proofErr w:type="spellEnd"/>
-      <w:r>
-        <w:rPr>
-          <w:rFonts w:ascii="GraphikTH" w:hAnsi="GraphikTH" w:cs="GraphikTH"/>
-        </w:rPr>
-        <w:t xml:space="preserve"> (</w:t>
-      </w:r>
-      <w:proofErr w:type="spellStart"/>
-      <w:r>
-        <w:rPr>
-          <w:rFonts w:ascii="GraphikTH" w:hAnsi="GraphikTH" w:cs="GraphikTH"/>
-        </w:rPr>
-        <w:t>ไม่ว่าจะกดจากหน้าจอ</w:t>
-      </w:r>
-      <w:proofErr w:type="spellEnd"/>
-      <w:r>
-        <w:rPr>
-          <w:rFonts w:ascii="GraphikTH" w:hAnsi="GraphikTH" w:cs="GraphikTH"/>
-        </w:rPr>
-        <w:t xml:space="preserve"> ESP </w:t>
-      </w:r>
-      <w:proofErr w:type="spellStart"/>
-      <w:r>
-        <w:rPr>
-          <w:rFonts w:ascii="GraphikTH" w:hAnsi="GraphikTH" w:cs="GraphikTH"/>
-        </w:rPr>
-        <w:t>หรือจาก</w:t>
-      </w:r>
-      <w:proofErr w:type="spellEnd"/>
-      <w:r>
-        <w:rPr>
-          <w:rFonts w:ascii="GraphikTH" w:hAnsi="GraphikTH" w:cs="GraphikTH"/>
-        </w:rPr>
-        <w:t xml:space="preserve"> HA) </w:t>
-      </w:r>
-      <w:proofErr w:type="spellStart"/>
-      <w:r>
-        <w:rPr>
-          <w:rFonts w:ascii="GraphikTH" w:hAnsi="GraphikTH" w:cs="GraphikTH"/>
-        </w:rPr>
-        <w:t>ทำให้</w:t>
-      </w:r>
-      <w:proofErr w:type="spellEnd"/>
-      <w:r>
-        <w:rPr>
-          <w:rFonts w:ascii="GraphikTH" w:hAnsi="GraphikTH" w:cs="GraphikTH"/>
-        </w:rPr>
-        <w:t xml:space="preserve"> state sync </w:t>
-      </w:r>
-      <w:proofErr w:type="spellStart"/>
-      <w:r>
-        <w:rPr>
-          <w:rFonts w:ascii="GraphikTH" w:hAnsi="GraphikTH" w:cs="GraphikTH"/>
-        </w:rPr>
-        <w:t>กันตลอด</w:t>
-      </w:r>
-      <w:proofErr w:type="spellEnd"/>
+        <w:t xml:space="preserve"> ESP toggle relay จริง และ ESP ส่ง state กลับ HA ทุกครั้งที่มีการเปลี่ยนแปลง (ไม่ว่าจะกดจากหน้าจอ ESP หรือจาก HA) ทำให้ state sync กันตลอด</w:t>
+      </w:r>
     </w:p>
     <w:p>
       <w:pPr>
@@ -2241,100 +803,8 @@
         <w:rPr>
           <w:rFonts w:ascii="GraphikTH" w:hAnsi="GraphikTH" w:cs="GraphikTH"/>
         </w:rPr>
-        <w:t xml:space="preserve">**ระบบ Alert </w:t>
-      </w:r>
-      <w:proofErr w:type="spellStart"/>
-      <w:r>
-        <w:rPr>
-          <w:rFonts w:ascii="GraphikTH" w:hAnsi="GraphikTH" w:cs="GraphikTH"/>
-        </w:rPr>
-        <w:t>บนหน้าจอ</w:t>
-      </w:r>
-      <w:proofErr w:type="spellEnd"/>
-      <w:r>
-        <w:rPr>
-          <w:rFonts w:ascii="GraphikTH" w:hAnsi="GraphikTH" w:cs="GraphikTH"/>
-        </w:rPr>
-        <w:t xml:space="preserve"> ESP** — </w:t>
-      </w:r>
-      <w:proofErr w:type="spellStart"/>
-      <w:r>
-        <w:rPr>
-          <w:rFonts w:ascii="GraphikTH" w:hAnsi="GraphikTH" w:cs="GraphikTH"/>
-        </w:rPr>
-        <w:t>ใช้</w:t>
-      </w:r>
-      <w:proofErr w:type="spellEnd"/>
-      <w:r>
-        <w:rPr>
-          <w:rFonts w:ascii="GraphikTH" w:hAnsi="GraphikTH" w:cs="GraphikTH"/>
-        </w:rPr>
-        <w:t xml:space="preserve"> `</w:t>
-      </w:r>
-      <w:proofErr w:type="spellStart"/>
-      <w:r>
-        <w:rPr>
-          <w:rFonts w:ascii="GraphikTH" w:hAnsi="GraphikTH" w:cs="GraphikTH"/>
-        </w:rPr>
-        <w:t>lv_layer_</w:t>
-      </w:r>
-      <w:proofErr w:type="gramStart"/>
-      <w:r>
-        <w:rPr>
-          <w:rFonts w:ascii="GraphikTH" w:hAnsi="GraphikTH" w:cs="GraphikTH"/>
-        </w:rPr>
-        <w:t>top</w:t>
-      </w:r>
-      <w:proofErr w:type="spellEnd"/>
-      <w:r>
-        <w:rPr>
-          <w:rFonts w:ascii="GraphikTH" w:hAnsi="GraphikTH" w:cs="GraphikTH"/>
-        </w:rPr>
-        <w:t>(</w:t>
-      </w:r>
-      <w:proofErr w:type="gramEnd"/>
-      <w:r>
-        <w:rPr>
-          <w:rFonts w:ascii="GraphikTH" w:hAnsi="GraphikTH" w:cs="GraphikTH"/>
-        </w:rPr>
-        <w:t xml:space="preserve">)` </w:t>
-      </w:r>
-      <w:proofErr w:type="spellStart"/>
-      <w:r>
-        <w:rPr>
-          <w:rFonts w:ascii="GraphikTH" w:hAnsi="GraphikTH" w:cs="GraphikTH"/>
-        </w:rPr>
-        <w:t>สร้าง</w:t>
-      </w:r>
-      <w:proofErr w:type="spellEnd"/>
-      <w:r>
-        <w:rPr>
-          <w:rFonts w:ascii="GraphikTH" w:hAnsi="GraphikTH" w:cs="GraphikTH"/>
-        </w:rPr>
-        <w:t xml:space="preserve"> banner overlay </w:t>
-      </w:r>
-      <w:proofErr w:type="spellStart"/>
-      <w:r>
-        <w:rPr>
-          <w:rFonts w:ascii="GraphikTH" w:hAnsi="GraphikTH" w:cs="GraphikTH"/>
-        </w:rPr>
-        <w:t>ที่แสดงทับทุกหน้าจอโดยไม่หายเมื่อสลับหน้า</w:t>
-      </w:r>
-      <w:proofErr w:type="spellEnd"/>
-      <w:r>
-        <w:rPr>
-          <w:rFonts w:ascii="GraphikTH" w:hAnsi="GraphikTH" w:cs="GraphikTH"/>
-        </w:rPr>
-        <w:t xml:space="preserve"> </w:t>
-      </w:r>
-      <w:proofErr w:type="spellStart"/>
-      <w:r>
-        <w:rPr>
-          <w:rFonts w:ascii="GraphikTH" w:hAnsi="GraphikTH" w:cs="GraphikTH"/>
-        </w:rPr>
-        <w:t>โดยมีเงื่อนไขดังนี้</w:t>
-      </w:r>
-      <w:proofErr w:type="spellEnd"/>
+        <w:t>**ระบบ Alert บนหน้าจอ ESP** — ใช้ `lv_layer_top()` สร้าง banner overlay ที่แสดงทับทุกหน้าจอโดยไม่หายเมื่อสลับหน้า โดยมีเงื่อนไขดังนี้</w:t>
+      </w:r>
     </w:p>
     <w:p>
       <w:pPr>
@@ -2346,86 +816,9 @@
         <w:rPr>
           <w:rFonts w:ascii="GraphikTH" w:hAnsi="GraphikTH" w:cs="GraphikTH"/>
         </w:rPr>
-        <w:t xml:space="preserve">   - ESP </w:t>
-      </w:r>
-      <w:proofErr w:type="spellStart"/>
-      <w:r>
-        <w:rPr>
-          <w:rFonts w:ascii="GraphikTH" w:hAnsi="GraphikTH" w:cs="GraphikTH"/>
-        </w:rPr>
-        <w:t>อ่านค่า</w:t>
-      </w:r>
-      <w:proofErr w:type="spellEnd"/>
-      <w:r>
-        <w:rPr>
-          <w:rFonts w:ascii="GraphikTH" w:hAnsi="GraphikTH" w:cs="GraphikTH"/>
-        </w:rPr>
-        <w:t xml:space="preserve"> sensor </w:t>
-      </w:r>
-      <w:proofErr w:type="spellStart"/>
-      <w:r>
-        <w:rPr>
-          <w:rFonts w:ascii="GraphikTH" w:hAnsi="GraphikTH" w:cs="GraphikTH"/>
-        </w:rPr>
-        <w:t>ทุก</w:t>
-      </w:r>
-      <w:proofErr w:type="spellEnd"/>
-      <w:r>
-        <w:rPr>
-          <w:rFonts w:ascii="GraphikTH" w:hAnsi="GraphikTH" w:cs="GraphikTH"/>
-        </w:rPr>
-        <w:t xml:space="preserve"> </w:t>
-      </w:r>
-      <w:proofErr w:type="gramStart"/>
-      <w:r>
-        <w:rPr>
-          <w:rFonts w:ascii="GraphikTH" w:hAnsi="GraphikTH" w:cs="GraphikTH"/>
-        </w:rPr>
-        <w:t>2</w:t>
-      </w:r>
-      <w:proofErr w:type="gramEnd"/>
-      <w:r>
-        <w:rPr>
-          <w:rFonts w:ascii="GraphikTH" w:hAnsi="GraphikTH" w:cs="GraphikTH"/>
-        </w:rPr>
-        <w:t xml:space="preserve"> </w:t>
-      </w:r>
-      <w:proofErr w:type="spellStart"/>
-      <w:r>
-        <w:rPr>
-          <w:rFonts w:ascii="GraphikTH" w:hAnsi="GraphikTH" w:cs="GraphikTH"/>
-        </w:rPr>
-        <w:t>วินาที</w:t>
-      </w:r>
-      <w:proofErr w:type="spellEnd"/>
-      <w:r>
-        <w:rPr>
-          <w:rFonts w:ascii="GraphikTH" w:hAnsi="GraphikTH" w:cs="GraphikTH"/>
-        </w:rPr>
-        <w:t xml:space="preserve"> </w:t>
-      </w:r>
-      <w:proofErr w:type="spellStart"/>
-      <w:r>
-        <w:rPr>
-          <w:rFonts w:ascii="GraphikTH" w:hAnsi="GraphikTH" w:cs="GraphikTH"/>
-        </w:rPr>
-        <w:t>และตรวจสอบทันทีว่าเกิน</w:t>
-      </w:r>
-      <w:proofErr w:type="spellEnd"/>
-      <w:r>
-        <w:rPr>
-          <w:rFonts w:ascii="GraphikTH" w:hAnsi="GraphikTH" w:cs="GraphikTH"/>
-        </w:rPr>
-        <w:t xml:space="preserve"> threshold </w:t>
-      </w:r>
-      <w:proofErr w:type="spellStart"/>
-      <w:r>
-        <w:rPr>
-          <w:rFonts w:ascii="GraphikTH" w:hAnsi="GraphikTH" w:cs="GraphikTH"/>
-        </w:rPr>
-        <w:t>หรือไม่</w:t>
-      </w:r>
-      <w:proofErr w:type="spellEnd"/>
+        <w:lastRenderedPageBreak/>
+        <w:t xml:space="preserve">   - ESP อ่านค่า sensor ทุก 2 วินาที และตรวจสอบทันทีว่าเกิน threshold หรือไม่</w:t>
+      </w:r>
     </w:p>
     <w:p>
       <w:pPr>
@@ -2437,10 +830,8 @@
         <w:rPr>
           <w:rFonts w:ascii="GraphikTH" w:hAnsi="GraphikTH" w:cs="GraphikTH"/>
         </w:rPr>
-        <w:lastRenderedPageBreak/>
         <w:t xml:space="preserve">   - </w:t>
       </w:r>
-      <w:proofErr w:type="spellStart"/>
       <w:r>
         <w:rPr>
           <w:rFonts w:ascii="GraphikTH" w:hAnsi="GraphikTH" w:cs="GraphikTH"/>
@@ -2448,7 +839,6 @@
         </w:rPr>
         <w:t>ถ้าค่าเกิน</w:t>
       </w:r>
-      <w:proofErr w:type="spellEnd"/>
       <w:r>
         <w:rPr>
           <w:rFonts w:ascii="GraphikTH" w:hAnsi="GraphikTH" w:cs="GraphikTH"/>
@@ -2465,115 +855,27 @@
         <w:rPr>
           <w:rFonts w:ascii="GraphikTH" w:hAnsi="GraphikTH" w:cs="GraphikTH"/>
         </w:rPr>
-        <w:t xml:space="preserve"> banner </w:t>
-      </w:r>
-      <w:proofErr w:type="spellStart"/>
-      <w:r>
-        <w:rPr>
-          <w:rFonts w:ascii="GraphikTH" w:hAnsi="GraphikTH" w:cs="GraphikTH"/>
-        </w:rPr>
-        <w:t>แสดงขึ้นทันที</w:t>
-      </w:r>
-      <w:proofErr w:type="spellEnd"/>
-      <w:r>
-        <w:rPr>
-          <w:rFonts w:ascii="GraphikTH" w:hAnsi="GraphikTH" w:cs="GraphikTH"/>
-        </w:rPr>
-        <w:t xml:space="preserve"> </w:t>
-      </w:r>
-      <w:proofErr w:type="spellStart"/>
-      <w:r>
-        <w:rPr>
-          <w:rFonts w:ascii="GraphikTH" w:hAnsi="GraphikTH" w:cs="GraphikTH"/>
-        </w:rPr>
-        <w:t>ไม่มีการรอ</w:t>
-      </w:r>
-      <w:proofErr w:type="spellEnd"/>
-      <w:r>
-        <w:rPr>
-          <w:rFonts w:ascii="GraphikTH" w:hAnsi="GraphikTH" w:cs="GraphikTH"/>
-        </w:rPr>
-        <w:t xml:space="preserve"> </w:t>
-      </w:r>
-      <w:proofErr w:type="spellStart"/>
-      <w:r>
-        <w:rPr>
-          <w:rFonts w:ascii="GraphikTH" w:hAnsi="GraphikTH" w:cs="GraphikTH"/>
-        </w:rPr>
-        <w:t>พร้อมข้อความบอกว่าค่าใดเกินและเกินเท่าไหร่</w:t>
-      </w:r>
-      <w:proofErr w:type="spellEnd"/>
-      <w:r>
-        <w:rPr>
-          <w:rFonts w:ascii="GraphikTH" w:hAnsi="GraphikTH" w:cs="GraphikTH"/>
-        </w:rPr>
-        <w:t xml:space="preserve"> </w:t>
-      </w:r>
-      <w:proofErr w:type="spellStart"/>
-      <w:proofErr w:type="gramStart"/>
-      <w:r>
-        <w:rPr>
-          <w:rFonts w:ascii="GraphikTH" w:hAnsi="GraphikTH" w:cs="GraphikTH"/>
-        </w:rPr>
-        <w:t>เช่น</w:t>
-      </w:r>
-      <w:proofErr w:type="spellEnd"/>
-      <w:r>
-        <w:rPr>
-          <w:rFonts w:ascii="GraphikTH" w:hAnsi="GraphikTH" w:cs="GraphikTH"/>
-        </w:rPr>
-        <w:t xml:space="preserve"> </w:t>
+        <w:t xml:space="preserve"> banner แสดงขึ้นทันที ไม่มีการรอ พร้อมข้อความบอกว่าค่าใดเกินและเกินเท่าไหร่ เช่น </w:t>
       </w:r>
       <w:r>
         <w:rPr>
           <w:rFonts w:ascii="GraphikTH" w:hAnsi="GraphikTH" w:cs="GraphikTH"/>
           <w:sz w:val="20"/>
         </w:rPr>
-        <w:t>!</w:t>
-      </w:r>
-      <w:proofErr w:type="gramEnd"/>
+        <w:t>! PM2.5 42.3 MODERATE</w:t>
+      </w:r>
+      <w:r>
+        <w:rPr>
+          <w:rFonts w:ascii="GraphikTH" w:hAnsi="GraphikTH" w:cs="GraphikTH"/>
+        </w:rPr>
+        <w:t xml:space="preserve"> หรือ </w:t>
+      </w:r>
       <w:r>
         <w:rPr>
           <w:rFonts w:ascii="GraphikTH" w:hAnsi="GraphikTH" w:cs="GraphikTH"/>
           <w:sz w:val="20"/>
         </w:rPr>
-        <w:t xml:space="preserve"> PM2.5 42.3 MODERATE</w:t>
-      </w:r>
-      <w:r>
-        <w:rPr>
-          <w:rFonts w:ascii="GraphikTH" w:hAnsi="GraphikTH" w:cs="GraphikTH"/>
-        </w:rPr>
-        <w:t xml:space="preserve"> </w:t>
-      </w:r>
-      <w:proofErr w:type="spellStart"/>
-      <w:proofErr w:type="gramStart"/>
-      <w:r>
-        <w:rPr>
-          <w:rFonts w:ascii="GraphikTH" w:hAnsi="GraphikTH" w:cs="GraphikTH"/>
-        </w:rPr>
-        <w:t>หรือ</w:t>
-      </w:r>
-      <w:proofErr w:type="spellEnd"/>
-      <w:r>
-        <w:rPr>
-          <w:rFonts w:ascii="GraphikTH" w:hAnsi="GraphikTH" w:cs="GraphikTH"/>
-        </w:rPr>
-        <w:t xml:space="preserve"> </w:t>
-      </w:r>
-      <w:r>
-        <w:rPr>
-          <w:rFonts w:ascii="GraphikTH" w:hAnsi="GraphikTH" w:cs="GraphikTH"/>
-          <w:sz w:val="20"/>
-        </w:rPr>
-        <w:t>!</w:t>
-      </w:r>
-      <w:proofErr w:type="gramEnd"/>
-      <w:r>
-        <w:rPr>
-          <w:rFonts w:ascii="GraphikTH" w:hAnsi="GraphikTH" w:cs="GraphikTH"/>
-          <w:sz w:val="20"/>
-        </w:rPr>
-        <w:t xml:space="preserve"> TEMP 36.1C &gt; 35</w:t>
+        <w:t>! TEMP 36.1C &gt; 35</w:t>
       </w:r>
     </w:p>
     <w:p>
@@ -2588,7 +890,6 @@
         </w:rPr>
         <w:t xml:space="preserve">   - </w:t>
       </w:r>
-      <w:proofErr w:type="spellStart"/>
       <w:r>
         <w:rPr>
           <w:rFonts w:ascii="GraphikTH" w:hAnsi="GraphikTH" w:cs="GraphikTH"/>
@@ -2596,7 +897,6 @@
         </w:rPr>
         <w:t>ถ้ามีหลายค่าเกินพร้อมกัน</w:t>
       </w:r>
-      <w:proofErr w:type="spellEnd"/>
       <w:r>
         <w:rPr>
           <w:rFonts w:ascii="GraphikTH" w:hAnsi="GraphikTH" w:cs="GraphikTH"/>
@@ -2613,81 +913,14 @@
         <w:rPr>
           <w:rFonts w:ascii="GraphikTH" w:hAnsi="GraphikTH" w:cs="GraphikTH"/>
         </w:rPr>
-        <w:t xml:space="preserve"> </w:t>
-      </w:r>
-      <w:proofErr w:type="spellStart"/>
-      <w:r>
-        <w:rPr>
-          <w:rFonts w:ascii="GraphikTH" w:hAnsi="GraphikTH" w:cs="GraphikTH"/>
-        </w:rPr>
-        <w:t>ข้อความจะต่อกันในบรรทัดเดียวและ</w:t>
-      </w:r>
-      <w:proofErr w:type="spellEnd"/>
-      <w:r>
-        <w:rPr>
-          <w:rFonts w:ascii="GraphikTH" w:hAnsi="GraphikTH" w:cs="GraphikTH"/>
-        </w:rPr>
-        <w:t xml:space="preserve"> scroll </w:t>
-      </w:r>
-      <w:proofErr w:type="spellStart"/>
-      <w:r>
-        <w:rPr>
-          <w:rFonts w:ascii="GraphikTH" w:hAnsi="GraphikTH" w:cs="GraphikTH"/>
-        </w:rPr>
-        <w:t>วิ่งไปเรื่อยๆ</w:t>
-      </w:r>
-      <w:proofErr w:type="spellEnd"/>
-      <w:r>
-        <w:rPr>
-          <w:rFonts w:ascii="GraphikTH" w:hAnsi="GraphikTH" w:cs="GraphikTH"/>
-        </w:rPr>
-        <w:t xml:space="preserve"> </w:t>
-      </w:r>
-      <w:proofErr w:type="spellStart"/>
-      <w:proofErr w:type="gramStart"/>
-      <w:r>
-        <w:rPr>
-          <w:rFonts w:ascii="GraphikTH" w:hAnsi="GraphikTH" w:cs="GraphikTH"/>
-        </w:rPr>
-        <w:t>เช่น</w:t>
-      </w:r>
-      <w:proofErr w:type="spellEnd"/>
-      <w:r>
-        <w:rPr>
-          <w:rFonts w:ascii="GraphikTH" w:hAnsi="GraphikTH" w:cs="GraphikTH"/>
-        </w:rPr>
-        <w:t xml:space="preserve"> </w:t>
+        <w:t xml:space="preserve"> ข้อความจะต่อกันในบรรทัดเดียวและ scroll วิ่งไปเรื่อยๆ เช่น </w:t>
       </w:r>
       <w:r>
         <w:rPr>
           <w:rFonts w:ascii="GraphikTH" w:hAnsi="GraphikTH" w:cs="GraphikTH"/>
           <w:sz w:val="20"/>
         </w:rPr>
-        <w:t>!</w:t>
-      </w:r>
-      <w:proofErr w:type="gramEnd"/>
-      <w:r>
-        <w:rPr>
-          <w:rFonts w:ascii="GraphikTH" w:hAnsi="GraphikTH" w:cs="GraphikTH"/>
-          <w:sz w:val="20"/>
-        </w:rPr>
-        <w:t xml:space="preserve"> TEMP 36.1C &gt; 35   </w:t>
-      </w:r>
-      <w:proofErr w:type="gramStart"/>
-      <w:r>
-        <w:rPr>
-          <w:rFonts w:ascii="GraphikTH" w:hAnsi="GraphikTH" w:cs="GraphikTH"/>
-          <w:sz w:val="20"/>
-        </w:rPr>
-        <w:t xml:space="preserve">  !</w:t>
-      </w:r>
-      <w:proofErr w:type="gramEnd"/>
-      <w:r>
-        <w:rPr>
-          <w:rFonts w:ascii="GraphikTH" w:hAnsi="GraphikTH" w:cs="GraphikTH"/>
-          <w:sz w:val="20"/>
-        </w:rPr>
-        <w:t xml:space="preserve"> PM2.5 42.3 MODERATE</w:t>
+        <w:t>! TEMP 36.1C &gt; 35     ! PM2.5 42.3 MODERATE</w:t>
       </w:r>
     </w:p>
     <w:p>
@@ -2702,134 +935,18 @@
         </w:rPr>
         <w:t xml:space="preserve">   - </w:t>
       </w:r>
-      <w:proofErr w:type="spellStart"/>
       <w:r>
         <w:rPr>
           <w:rFonts w:ascii="GraphikTH" w:hAnsi="GraphikTH" w:cs="GraphikTH"/>
           <w:b/>
         </w:rPr>
-        <w:t>สีของ</w:t>
-      </w:r>
-      <w:proofErr w:type="spellEnd"/>
-      <w:r>
-        <w:rPr>
-          <w:rFonts w:ascii="GraphikTH" w:hAnsi="GraphikTH" w:cs="GraphikTH"/>
-          <w:b/>
-        </w:rPr>
-        <w:t xml:space="preserve"> banner </w:t>
-      </w:r>
-      <w:proofErr w:type="spellStart"/>
-      <w:r>
-        <w:rPr>
-          <w:rFonts w:ascii="GraphikTH" w:hAnsi="GraphikTH" w:cs="GraphikTH"/>
-          <w:b/>
-        </w:rPr>
-        <w:t>บอกความรุนแรง</w:t>
-      </w:r>
-      <w:proofErr w:type="spellEnd"/>
-      <w:r>
-        <w:rPr>
-          <w:rFonts w:ascii="GraphikTH" w:hAnsi="GraphikTH" w:cs="GraphikTH"/>
-        </w:rPr>
-        <w:t xml:space="preserve"> — </w:t>
-      </w:r>
-      <w:proofErr w:type="spellStart"/>
-      <w:r>
-        <w:rPr>
-          <w:rFonts w:ascii="GraphikTH" w:hAnsi="GraphikTH" w:cs="GraphikTH"/>
-        </w:rPr>
-        <w:t>เหลือง</w:t>
-      </w:r>
-      <w:proofErr w:type="spellEnd"/>
-      <w:r>
-        <w:rPr>
-          <w:rFonts w:ascii="GraphikTH" w:hAnsi="GraphikTH" w:cs="GraphikTH"/>
-        </w:rPr>
-        <w:t xml:space="preserve"> (Humidity </w:t>
-      </w:r>
-      <w:proofErr w:type="spellStart"/>
-      <w:r>
-        <w:rPr>
-          <w:rFonts w:ascii="GraphikTH" w:hAnsi="GraphikTH" w:cs="GraphikTH"/>
-        </w:rPr>
-        <w:t>ต่ำ</w:t>
-      </w:r>
-      <w:proofErr w:type="spellEnd"/>
-      <w:r>
-        <w:rPr>
-          <w:rFonts w:ascii="GraphikTH" w:hAnsi="GraphikTH" w:cs="GraphikTH"/>
-        </w:rPr>
-        <w:t xml:space="preserve">), </w:t>
-      </w:r>
-      <w:proofErr w:type="spellStart"/>
-      <w:r>
-        <w:rPr>
-          <w:rFonts w:ascii="GraphikTH" w:hAnsi="GraphikTH" w:cs="GraphikTH"/>
-        </w:rPr>
-        <w:t>ส้ม</w:t>
-      </w:r>
-      <w:proofErr w:type="spellEnd"/>
-      <w:r>
-        <w:rPr>
-          <w:rFonts w:ascii="GraphikTH" w:hAnsi="GraphikTH" w:cs="GraphikTH"/>
-        </w:rPr>
-        <w:t xml:space="preserve"> (Temp </w:t>
-      </w:r>
-      <w:proofErr w:type="spellStart"/>
-      <w:r>
-        <w:rPr>
-          <w:rFonts w:ascii="GraphikTH" w:hAnsi="GraphikTH" w:cs="GraphikTH"/>
-        </w:rPr>
-        <w:t>สูง</w:t>
-      </w:r>
-      <w:proofErr w:type="spellEnd"/>
-      <w:r>
-        <w:rPr>
-          <w:rFonts w:ascii="GraphikTH" w:hAnsi="GraphikTH" w:cs="GraphikTH"/>
-        </w:rPr>
-        <w:t xml:space="preserve"> </w:t>
-      </w:r>
-      <w:proofErr w:type="spellStart"/>
-      <w:r>
-        <w:rPr>
-          <w:rFonts w:ascii="GraphikTH" w:hAnsi="GraphikTH" w:cs="GraphikTH"/>
-        </w:rPr>
-        <w:t>หรือ</w:t>
-      </w:r>
-      <w:proofErr w:type="spellEnd"/>
-      <w:r>
-        <w:rPr>
-          <w:rFonts w:ascii="GraphikTH" w:hAnsi="GraphikTH" w:cs="GraphikTH"/>
-        </w:rPr>
-        <w:t xml:space="preserve"> PM2.5 Moderate), </w:t>
-      </w:r>
-      <w:proofErr w:type="spellStart"/>
-      <w:r>
-        <w:rPr>
-          <w:rFonts w:ascii="GraphikTH" w:hAnsi="GraphikTH" w:cs="GraphikTH"/>
-        </w:rPr>
-        <w:t>แดง</w:t>
-      </w:r>
-      <w:proofErr w:type="spellEnd"/>
-      <w:r>
-        <w:rPr>
-          <w:rFonts w:ascii="GraphikTH" w:hAnsi="GraphikTH" w:cs="GraphikTH"/>
-        </w:rPr>
-        <w:t xml:space="preserve"> (PM2.5 Unhealthy &gt;150.4 </w:t>
-      </w:r>
-      <w:proofErr w:type="spellStart"/>
-      <w:r>
-        <w:rPr>
-          <w:rFonts w:ascii="GraphikTH" w:hAnsi="GraphikTH" w:cs="GraphikTH"/>
-        </w:rPr>
-        <w:t>หรือ</w:t>
-      </w:r>
-      <w:proofErr w:type="spellEnd"/>
-      <w:r>
-        <w:rPr>
-          <w:rFonts w:ascii="GraphikTH" w:hAnsi="GraphikTH" w:cs="GraphikTH"/>
-        </w:rPr>
-        <w:t xml:space="preserve"> PM10 &gt;254)</w:t>
+        <w:t>สีของ banner บอกความรุนแรง</w:t>
+      </w:r>
+      <w:r>
+        <w:rPr>
+          <w:rFonts w:ascii="GraphikTH" w:hAnsi="GraphikTH" w:cs="GraphikTH"/>
+        </w:rPr>
+        <w:t xml:space="preserve"> — เหลือง (Humidity ต่ำ), ส้ม (Temp สูง หรือ PM2.5 Moderate), แดง (PM2.5 Unhealthy &gt;150.4 หรือ PM10 &gt;254)</w:t>
       </w:r>
     </w:p>
     <w:p>
@@ -2844,7 +961,6 @@
         </w:rPr>
         <w:t xml:space="preserve">   - </w:t>
       </w:r>
-      <w:proofErr w:type="spellStart"/>
       <w:r>
         <w:rPr>
           <w:rFonts w:ascii="GraphikTH" w:hAnsi="GraphikTH" w:cs="GraphikTH"/>
@@ -2852,7 +968,6 @@
         </w:rPr>
         <w:t>ถ้าค่ากลับมาปกติ</w:t>
       </w:r>
-      <w:proofErr w:type="spellEnd"/>
       <w:r>
         <w:rPr>
           <w:rFonts w:ascii="GraphikTH" w:hAnsi="GraphikTH" w:cs="GraphikTH"/>
@@ -2869,49 +984,7 @@
         <w:rPr>
           <w:rFonts w:ascii="GraphikTH" w:hAnsi="GraphikTH" w:cs="GraphikTH"/>
         </w:rPr>
-        <w:t xml:space="preserve"> banner </w:t>
-      </w:r>
-      <w:proofErr w:type="spellStart"/>
-      <w:r>
-        <w:rPr>
-          <w:rFonts w:ascii="GraphikTH" w:hAnsi="GraphikTH" w:cs="GraphikTH"/>
-        </w:rPr>
-        <w:t>หายทันทีในรอบการอ่านถัดไป</w:t>
-      </w:r>
-      <w:proofErr w:type="spellEnd"/>
-      <w:r>
-        <w:rPr>
-          <w:rFonts w:ascii="GraphikTH" w:hAnsi="GraphikTH" w:cs="GraphikTH"/>
-        </w:rPr>
-        <w:t xml:space="preserve"> (</w:t>
-      </w:r>
-      <w:proofErr w:type="spellStart"/>
-      <w:r>
-        <w:rPr>
-          <w:rFonts w:ascii="GraphikTH" w:hAnsi="GraphikTH" w:cs="GraphikTH"/>
-        </w:rPr>
-        <w:t>ภายใน</w:t>
-      </w:r>
-      <w:proofErr w:type="spellEnd"/>
-      <w:r>
-        <w:rPr>
-          <w:rFonts w:ascii="GraphikTH" w:hAnsi="GraphikTH" w:cs="GraphikTH"/>
-        </w:rPr>
-        <w:t xml:space="preserve"> 2 </w:t>
-      </w:r>
-      <w:proofErr w:type="spellStart"/>
-      <w:r>
-        <w:rPr>
-          <w:rFonts w:ascii="GraphikTH" w:hAnsi="GraphikTH" w:cs="GraphikTH"/>
-        </w:rPr>
-        <w:t>วินาที</w:t>
-      </w:r>
-      <w:proofErr w:type="spellEnd"/>
-      <w:r>
-        <w:rPr>
-          <w:rFonts w:ascii="GraphikTH" w:hAnsi="GraphikTH" w:cs="GraphikTH"/>
-        </w:rPr>
-        <w:t>)</w:t>
+        <w:t xml:space="preserve"> banner หายทันทีในรอบการอ่านถัดไป (ภายใน 2 วินาที)</w:t>
       </w:r>
     </w:p>
     <w:p>
@@ -2924,21 +997,7 @@
         <w:rPr>
           <w:rFonts w:ascii="GraphikTH" w:hAnsi="GraphikTH" w:cs="GraphikTH"/>
         </w:rPr>
-        <w:t xml:space="preserve">   - threshold </w:t>
-      </w:r>
-      <w:proofErr w:type="spellStart"/>
-      <w:r>
-        <w:rPr>
-          <w:rFonts w:ascii="GraphikTH" w:hAnsi="GraphikTH" w:cs="GraphikTH"/>
-        </w:rPr>
-        <w:t>ที่ใช้</w:t>
-      </w:r>
-      <w:proofErr w:type="spellEnd"/>
-      <w:r>
-        <w:rPr>
-          <w:rFonts w:ascii="GraphikTH" w:hAnsi="GraphikTH" w:cs="GraphikTH"/>
-        </w:rPr>
-        <w:t xml:space="preserve">: Temp &gt;35°C, Humidity &lt;30%, PM2.5 &gt;35.4 </w:t>
+        <w:t xml:space="preserve">   - threshold ที่ใช้: Temp &gt;35°C, Humidity &lt;30%, PM2.5 &gt;35.4 </w:t>
       </w:r>
       <w:r>
         <w:rPr>
@@ -2995,58 +1054,8 @@
         <w:rPr>
           <w:rFonts w:ascii="GraphikTH" w:hAnsi="GraphikTH" w:cs="GraphikTH"/>
         </w:rPr>
-        <w:t xml:space="preserve">**LINE Notification** — </w:t>
-      </w:r>
-      <w:proofErr w:type="spellStart"/>
-      <w:r>
-        <w:rPr>
-          <w:rFonts w:ascii="GraphikTH" w:hAnsi="GraphikTH" w:cs="GraphikTH"/>
-        </w:rPr>
-        <w:t>เมื่อค่า</w:t>
-      </w:r>
-      <w:proofErr w:type="spellEnd"/>
-      <w:r>
-        <w:rPr>
-          <w:rFonts w:ascii="GraphikTH" w:hAnsi="GraphikTH" w:cs="GraphikTH"/>
-        </w:rPr>
-        <w:t xml:space="preserve"> sensor </w:t>
-      </w:r>
-      <w:proofErr w:type="spellStart"/>
-      <w:r>
-        <w:rPr>
-          <w:rFonts w:ascii="GraphikTH" w:hAnsi="GraphikTH" w:cs="GraphikTH"/>
-        </w:rPr>
-        <w:t>เกิน</w:t>
-      </w:r>
-      <w:proofErr w:type="spellEnd"/>
-      <w:r>
-        <w:rPr>
-          <w:rFonts w:ascii="GraphikTH" w:hAnsi="GraphikTH" w:cs="GraphikTH"/>
-        </w:rPr>
-        <w:t xml:space="preserve"> threshold </w:t>
-      </w:r>
-      <w:proofErr w:type="spellStart"/>
-      <w:r>
-        <w:rPr>
-          <w:rFonts w:ascii="GraphikTH" w:hAnsi="GraphikTH" w:cs="GraphikTH"/>
-        </w:rPr>
-        <w:t>จะมีการแจ้งเตือนผ่าน</w:t>
-      </w:r>
-      <w:proofErr w:type="spellEnd"/>
-      <w:r>
-        <w:rPr>
-          <w:rFonts w:ascii="GraphikTH" w:hAnsi="GraphikTH" w:cs="GraphikTH"/>
-        </w:rPr>
-        <w:t xml:space="preserve"> LINE </w:t>
-      </w:r>
-      <w:proofErr w:type="spellStart"/>
-      <w:r>
-        <w:rPr>
-          <w:rFonts w:ascii="GraphikTH" w:hAnsi="GraphikTH" w:cs="GraphikTH"/>
-        </w:rPr>
-        <w:t>ตามเงื่อนไขดังนี้</w:t>
-      </w:r>
-      <w:proofErr w:type="spellEnd"/>
+        <w:t>**LINE Notification** — เมื่อค่า sensor เกิน threshold จะมีการแจ้งเตือนผ่าน LINE ตามเงื่อนไขดังนี้</w:t>
+      </w:r>
     </w:p>
     <w:p>
       <w:pPr>
@@ -3058,72 +1067,8 @@
         <w:rPr>
           <w:rFonts w:ascii="GraphikTH" w:hAnsi="GraphikTH" w:cs="GraphikTH"/>
         </w:rPr>
-        <w:t xml:space="preserve">   - ESP </w:t>
-      </w:r>
-      <w:proofErr w:type="spellStart"/>
-      <w:r>
-        <w:rPr>
-          <w:rFonts w:ascii="GraphikTH" w:hAnsi="GraphikTH" w:cs="GraphikTH"/>
-        </w:rPr>
-        <w:t>ส่งค่า</w:t>
-      </w:r>
-      <w:proofErr w:type="spellEnd"/>
-      <w:r>
-        <w:rPr>
-          <w:rFonts w:ascii="GraphikTH" w:hAnsi="GraphikTH" w:cs="GraphikTH"/>
-        </w:rPr>
-        <w:t xml:space="preserve"> sensor </w:t>
-      </w:r>
-      <w:proofErr w:type="spellStart"/>
-      <w:r>
-        <w:rPr>
-          <w:rFonts w:ascii="GraphikTH" w:hAnsi="GraphikTH" w:cs="GraphikTH"/>
-        </w:rPr>
-        <w:t>ขึ้น</w:t>
-      </w:r>
-      <w:proofErr w:type="spellEnd"/>
-      <w:r>
-        <w:rPr>
-          <w:rFonts w:ascii="GraphikTH" w:hAnsi="GraphikTH" w:cs="GraphikTH"/>
-        </w:rPr>
-        <w:t xml:space="preserve"> Home Assistant </w:t>
-      </w:r>
-      <w:proofErr w:type="spellStart"/>
-      <w:r>
-        <w:rPr>
-          <w:rFonts w:ascii="GraphikTH" w:hAnsi="GraphikTH" w:cs="GraphikTH"/>
-        </w:rPr>
-        <w:t>ทุก</w:t>
-      </w:r>
-      <w:proofErr w:type="spellEnd"/>
-      <w:r>
-        <w:rPr>
-          <w:rFonts w:ascii="GraphikTH" w:hAnsi="GraphikTH" w:cs="GraphikTH"/>
-        </w:rPr>
-        <w:t xml:space="preserve"> </w:t>
-      </w:r>
-      <w:proofErr w:type="gramStart"/>
-      <w:r>
-        <w:rPr>
-          <w:rFonts w:ascii="GraphikTH" w:hAnsi="GraphikTH" w:cs="GraphikTH"/>
-        </w:rPr>
-        <w:t>2</w:t>
-      </w:r>
-      <w:proofErr w:type="gramEnd"/>
-      <w:r>
-        <w:rPr>
-          <w:rFonts w:ascii="GraphikTH" w:hAnsi="GraphikTH" w:cs="GraphikTH"/>
-        </w:rPr>
-        <w:t xml:space="preserve"> </w:t>
-      </w:r>
-      <w:proofErr w:type="spellStart"/>
-      <w:r>
-        <w:rPr>
-          <w:rFonts w:ascii="GraphikTH" w:hAnsi="GraphikTH" w:cs="GraphikTH"/>
-        </w:rPr>
-        <w:t>วินาที</w:t>
-      </w:r>
-      <w:proofErr w:type="spellEnd"/>
+        <w:t xml:space="preserve">   - ESP ส่งค่า sensor ขึ้น Home Assistant ทุก 2 วินาที</w:t>
+      </w:r>
     </w:p>
     <w:p>
       <w:pPr>
@@ -3135,49 +1080,7 @@
         <w:rPr>
           <w:rFonts w:ascii="GraphikTH" w:hAnsi="GraphikTH" w:cs="GraphikTH"/>
         </w:rPr>
-        <w:t xml:space="preserve">   - HA </w:t>
-      </w:r>
-      <w:proofErr w:type="spellStart"/>
-      <w:r>
-        <w:rPr>
-          <w:rFonts w:ascii="GraphikTH" w:hAnsi="GraphikTH" w:cs="GraphikTH"/>
-        </w:rPr>
-        <w:t>ตรวจสอบว่าค่าเกิน</w:t>
-      </w:r>
-      <w:proofErr w:type="spellEnd"/>
-      <w:r>
-        <w:rPr>
-          <w:rFonts w:ascii="GraphikTH" w:hAnsi="GraphikTH" w:cs="GraphikTH"/>
-        </w:rPr>
-        <w:t xml:space="preserve"> threshold </w:t>
-      </w:r>
-      <w:proofErr w:type="spellStart"/>
-      <w:r>
-        <w:rPr>
-          <w:rFonts w:ascii="GraphikTH" w:hAnsi="GraphikTH" w:cs="GraphikTH"/>
-        </w:rPr>
-        <w:t>หรือไม่</w:t>
-      </w:r>
-      <w:proofErr w:type="spellEnd"/>
-      <w:r>
-        <w:rPr>
-          <w:rFonts w:ascii="GraphikTH" w:hAnsi="GraphikTH" w:cs="GraphikTH"/>
-        </w:rPr>
-        <w:t xml:space="preserve"> (</w:t>
-      </w:r>
-      <w:proofErr w:type="spellStart"/>
-      <w:r>
-        <w:rPr>
-          <w:rFonts w:ascii="GraphikTH" w:hAnsi="GraphikTH" w:cs="GraphikTH"/>
-        </w:rPr>
-        <w:t>เช่น</w:t>
-      </w:r>
-      <w:proofErr w:type="spellEnd"/>
-      <w:r>
-        <w:rPr>
-          <w:rFonts w:ascii="GraphikTH" w:hAnsi="GraphikTH" w:cs="GraphikTH"/>
-        </w:rPr>
-        <w:t xml:space="preserve"> PM2.5 &gt; 35.4 </w:t>
+        <w:t xml:space="preserve">   - HA ตรวจสอบว่าค่าเกิน threshold หรือไม่ (เช่น PM2.5 &gt; 35.4 </w:t>
       </w:r>
       <w:r>
         <w:rPr>
@@ -3189,21 +1092,7 @@
         <w:rPr>
           <w:rFonts w:ascii="GraphikTH" w:hAnsi="GraphikTH" w:cs="GraphikTH"/>
         </w:rPr>
-        <w:t xml:space="preserve">g/m³ </w:t>
-      </w:r>
-      <w:proofErr w:type="spellStart"/>
-      <w:r>
-        <w:rPr>
-          <w:rFonts w:ascii="GraphikTH" w:hAnsi="GraphikTH" w:cs="GraphikTH"/>
-        </w:rPr>
-        <w:t>หรือ</w:t>
-      </w:r>
-      <w:proofErr w:type="spellEnd"/>
-      <w:r>
-        <w:rPr>
-          <w:rFonts w:ascii="GraphikTH" w:hAnsi="GraphikTH" w:cs="GraphikTH"/>
-        </w:rPr>
-        <w:t xml:space="preserve"> Temp &gt; 35°C)</w:t>
+        <w:t>g/m³ หรือ Temp &gt; 35°C)</w:t>
       </w:r>
     </w:p>
     <w:p>
@@ -3218,31 +1107,13 @@
         </w:rPr>
         <w:t xml:space="preserve">   - </w:t>
       </w:r>
-      <w:proofErr w:type="spellStart"/>
       <w:r>
         <w:rPr>
           <w:rFonts w:ascii="GraphikTH" w:hAnsi="GraphikTH" w:cs="GraphikTH"/>
           <w:b/>
         </w:rPr>
-        <w:t>ถ้าค่าเกินต่อเนื่องครบ</w:t>
-      </w:r>
-      <w:proofErr w:type="spellEnd"/>
-      <w:r>
-        <w:rPr>
-          <w:rFonts w:ascii="GraphikTH" w:hAnsi="GraphikTH" w:cs="GraphikTH"/>
-          <w:b/>
-        </w:rPr>
-        <w:t xml:space="preserve"> 2 </w:t>
-      </w:r>
-      <w:proofErr w:type="spellStart"/>
-      <w:r>
-        <w:rPr>
-          <w:rFonts w:ascii="GraphikTH" w:hAnsi="GraphikTH" w:cs="GraphikTH"/>
-          <w:b/>
-        </w:rPr>
-        <w:t>นาที</w:t>
-      </w:r>
-      <w:proofErr w:type="spellEnd"/>
+        <w:t>ถ้าค่าเกินต่อเนื่องครบ 2 นาที</w:t>
+      </w:r>
       <w:r>
         <w:rPr>
           <w:rFonts w:ascii="GraphikTH" w:hAnsi="GraphikTH" w:cs="GraphikTH"/>
@@ -3259,35 +1130,7 @@
         <w:rPr>
           <w:rFonts w:ascii="GraphikTH" w:hAnsi="GraphikTH" w:cs="GraphikTH"/>
         </w:rPr>
-        <w:t xml:space="preserve"> HA ส่ง LINE message 1 </w:t>
-      </w:r>
-      <w:proofErr w:type="spellStart"/>
-      <w:r>
-        <w:rPr>
-          <w:rFonts w:ascii="GraphikTH" w:hAnsi="GraphikTH" w:cs="GraphikTH"/>
-        </w:rPr>
-        <w:t>ครั้ง</w:t>
-      </w:r>
-      <w:proofErr w:type="spellEnd"/>
-      <w:r>
-        <w:rPr>
-          <w:rFonts w:ascii="GraphikTH" w:hAnsi="GraphikTH" w:cs="GraphikTH"/>
-        </w:rPr>
-        <w:t xml:space="preserve"> </w:t>
-      </w:r>
-      <w:proofErr w:type="spellStart"/>
-      <w:r>
-        <w:rPr>
-          <w:rFonts w:ascii="GraphikTH" w:hAnsi="GraphikTH" w:cs="GraphikTH"/>
-        </w:rPr>
-        <w:t>ผ่าน</w:t>
-      </w:r>
-      <w:proofErr w:type="spellEnd"/>
-      <w:r>
-        <w:rPr>
-          <w:rFonts w:ascii="GraphikTH" w:hAnsi="GraphikTH" w:cs="GraphikTH"/>
-        </w:rPr>
-        <w:t xml:space="preserve"> LINE Messaging API (</w:t>
+        <w:t xml:space="preserve"> HA ส่ง LINE message 1 ครั้ง ผ่าน LINE Messaging API (</w:t>
       </w:r>
       <w:r>
         <w:rPr>
@@ -3313,35 +1156,7 @@
         <w:rPr>
           <w:rFonts w:ascii="GraphikTH" w:hAnsi="GraphikTH" w:cs="GraphikTH"/>
         </w:rPr>
-        <w:t xml:space="preserve">   - </w:t>
-      </w:r>
-      <w:proofErr w:type="spellStart"/>
-      <w:r>
-        <w:rPr>
-          <w:rFonts w:ascii="GraphikTH" w:hAnsi="GraphikTH" w:cs="GraphikTH"/>
-        </w:rPr>
-        <w:t>ถ้าค่ากลับมาปกติก่อนครบ</w:t>
-      </w:r>
-      <w:proofErr w:type="spellEnd"/>
-      <w:r>
-        <w:rPr>
-          <w:rFonts w:ascii="GraphikTH" w:hAnsi="GraphikTH" w:cs="GraphikTH"/>
-        </w:rPr>
-        <w:t xml:space="preserve"> 2 </w:t>
-      </w:r>
-      <w:proofErr w:type="spellStart"/>
-      <w:r>
-        <w:rPr>
-          <w:rFonts w:ascii="GraphikTH" w:hAnsi="GraphikTH" w:cs="GraphikTH"/>
-        </w:rPr>
-        <w:t>นาที</w:t>
-      </w:r>
-      <w:proofErr w:type="spellEnd"/>
-      <w:r>
-        <w:rPr>
-          <w:rFonts w:ascii="GraphikTH" w:hAnsi="GraphikTH" w:cs="GraphikTH"/>
-        </w:rPr>
-        <w:t xml:space="preserve"> </w:t>
+        <w:t xml:space="preserve">   - ถ้าค่ากลับมาปกติก่อนครบ 2 นาที </w:t>
       </w:r>
       <w:r>
         <w:rPr>
@@ -3353,35 +1168,7 @@
         <w:rPr>
           <w:rFonts w:ascii="GraphikTH" w:hAnsi="GraphikTH" w:cs="GraphikTH"/>
         </w:rPr>
-        <w:t xml:space="preserve"> </w:t>
-      </w:r>
-      <w:proofErr w:type="spellStart"/>
-      <w:r>
-        <w:rPr>
-          <w:rFonts w:ascii="GraphikTH" w:hAnsi="GraphikTH" w:cs="GraphikTH"/>
-        </w:rPr>
-        <w:t>ยกเลิก</w:t>
-      </w:r>
-      <w:proofErr w:type="spellEnd"/>
-      <w:r>
-        <w:rPr>
-          <w:rFonts w:ascii="GraphikTH" w:hAnsi="GraphikTH" w:cs="GraphikTH"/>
-        </w:rPr>
-        <w:t xml:space="preserve"> </w:t>
-      </w:r>
-      <w:proofErr w:type="spellStart"/>
-      <w:r>
-        <w:rPr>
-          <w:rFonts w:ascii="GraphikTH" w:hAnsi="GraphikTH" w:cs="GraphikTH"/>
-        </w:rPr>
-        <w:t>ไม่ส่ง</w:t>
-      </w:r>
-      <w:proofErr w:type="spellEnd"/>
-      <w:r>
-        <w:rPr>
-          <w:rFonts w:ascii="GraphikTH" w:hAnsi="GraphikTH" w:cs="GraphikTH"/>
-        </w:rPr>
-        <w:t xml:space="preserve"> LINE</w:t>
+        <w:t xml:space="preserve"> ยกเลิก ไม่ส่ง LINE</w:t>
       </w:r>
     </w:p>
     <w:p>
@@ -3394,49 +1181,20 @@
         <w:rPr>
           <w:rFonts w:ascii="GraphikTH" w:hAnsi="GraphikTH" w:cs="GraphikTH"/>
         </w:rPr>
-        <w:t xml:space="preserve">   - </w:t>
-      </w:r>
-      <w:proofErr w:type="spellStart"/>
-      <w:r>
-        <w:rPr>
-          <w:rFonts w:ascii="GraphikTH" w:hAnsi="GraphikTH" w:cs="GraphikTH"/>
-        </w:rPr>
-        <w:t>หลังส่งแล้ว</w:t>
-      </w:r>
-      <w:proofErr w:type="spellEnd"/>
+        <w:t xml:space="preserve">   - หลังส่งแล้ว ถ้าค่ายังเกินต่อเนื่อง </w:t>
+      </w:r>
+      <w:r>
+        <w:rPr>
+          <w:rFonts w:ascii="Arial" w:hAnsi="Arial" w:cs="Arial"/>
+        </w:rPr>
+        <w:t>→</w:t>
+      </w:r>
       <w:r>
         <w:rPr>
           <w:rFonts w:ascii="GraphikTH" w:hAnsi="GraphikTH" w:cs="GraphikTH"/>
         </w:rPr>
         <w:t xml:space="preserve"> </w:t>
       </w:r>
-      <w:proofErr w:type="spellStart"/>
-      <w:r>
-        <w:rPr>
-          <w:rFonts w:ascii="GraphikTH" w:hAnsi="GraphikTH" w:cs="GraphikTH"/>
-        </w:rPr>
-        <w:t>ถ้าค่ายังเกินต่อเนื่อง</w:t>
-      </w:r>
-      <w:proofErr w:type="spellEnd"/>
-      <w:r>
-        <w:rPr>
-          <w:rFonts w:ascii="GraphikTH" w:hAnsi="GraphikTH" w:cs="GraphikTH"/>
-        </w:rPr>
-        <w:t xml:space="preserve"> </w:t>
-      </w:r>
-      <w:r>
-        <w:rPr>
-          <w:rFonts w:ascii="Arial" w:hAnsi="Arial" w:cs="Arial"/>
-        </w:rPr>
-        <w:t>→</w:t>
-      </w:r>
-      <w:r>
-        <w:rPr>
-          <w:rFonts w:ascii="GraphikTH" w:hAnsi="GraphikTH" w:cs="GraphikTH"/>
-        </w:rPr>
-        <w:t xml:space="preserve"> </w:t>
-      </w:r>
-      <w:proofErr w:type="spellStart"/>
       <w:r>
         <w:rPr>
           <w:rFonts w:ascii="GraphikTH" w:hAnsi="GraphikTH" w:cs="GraphikTH"/>
@@ -3444,77 +1202,12 @@
         </w:rPr>
         <w:t>ไม่ส่งซ้ำ</w:t>
       </w:r>
-      <w:proofErr w:type="spellEnd"/>
-      <w:r>
-        <w:rPr>
-          <w:rFonts w:ascii="GraphikTH" w:hAnsi="GraphikTH" w:cs="GraphikTH"/>
-        </w:rPr>
-        <w:t xml:space="preserve"> </w:t>
-      </w:r>
-      <w:proofErr w:type="spellStart"/>
-      <w:r>
-        <w:rPr>
-          <w:rFonts w:ascii="GraphikTH" w:hAnsi="GraphikTH" w:cs="GraphikTH"/>
-        </w:rPr>
-        <w:t>จนกว่าค่าจะกลับมาปกติก่อน</w:t>
-      </w:r>
-      <w:proofErr w:type="spellEnd"/>
-      <w:r>
-        <w:rPr>
-          <w:rFonts w:ascii="GraphikTH" w:hAnsi="GraphikTH" w:cs="GraphikTH"/>
-        </w:rPr>
-        <w:t xml:space="preserve"> </w:t>
-      </w:r>
-      <w:proofErr w:type="spellStart"/>
-      <w:r>
-        <w:rPr>
-          <w:rFonts w:ascii="GraphikTH" w:hAnsi="GraphikTH" w:cs="GraphikTH"/>
-        </w:rPr>
-        <w:t>แล้วเกินใหม่อีกครั้ง</w:t>
-      </w:r>
-      <w:proofErr w:type="spellEnd"/>
-      <w:r>
-        <w:rPr>
-          <w:rFonts w:ascii="GraphikTH" w:hAnsi="GraphikTH" w:cs="GraphikTH"/>
-        </w:rPr>
-        <w:t xml:space="preserve"> + </w:t>
-      </w:r>
-      <w:proofErr w:type="spellStart"/>
-      <w:r>
-        <w:rPr>
-          <w:rFonts w:ascii="GraphikTH" w:hAnsi="GraphikTH" w:cs="GraphikTH"/>
-        </w:rPr>
-        <w:t>รออีก</w:t>
-      </w:r>
-      <w:proofErr w:type="spellEnd"/>
-      <w:r>
-        <w:rPr>
-          <w:rFonts w:ascii="GraphikTH" w:hAnsi="GraphikTH" w:cs="GraphikTH"/>
-        </w:rPr>
-        <w:t xml:space="preserve"> 2 </w:t>
-      </w:r>
-      <w:proofErr w:type="spellStart"/>
-      <w:r>
-        <w:rPr>
-          <w:rFonts w:ascii="GraphikTH" w:hAnsi="GraphikTH" w:cs="GraphikTH"/>
-        </w:rPr>
-        <w:t>นาที</w:t>
-      </w:r>
-      <w:proofErr w:type="spellEnd"/>
-      <w:r>
-        <w:rPr>
-          <w:rFonts w:ascii="GraphikTH" w:hAnsi="GraphikTH" w:cs="GraphikTH"/>
-        </w:rPr>
-        <w:t xml:space="preserve"> </w:t>
-      </w:r>
-      <w:proofErr w:type="spellStart"/>
-      <w:r>
-        <w:rPr>
-          <w:rFonts w:ascii="GraphikTH" w:hAnsi="GraphikTH" w:cs="GraphikTH"/>
-        </w:rPr>
-        <w:t>ถึงจะส่งครั้งต่อไป</w:t>
-      </w:r>
-      <w:proofErr w:type="spellEnd"/>
+      <w:r>
+        <w:rPr>
+          <w:rFonts w:ascii="GraphikTH" w:hAnsi="GraphikTH" w:cs="GraphikTH"/>
+        </w:rPr>
+        <w:t xml:space="preserve"> จนกว่าค่าจะกลับมาปกติก่อน แล้วเกินใหม่อีกครั้ง + รออีก 2 นาที ถึงจะส่งครั้งต่อไป</w:t>
+      </w:r>
     </w:p>
     <w:p>
       <w:pPr>
@@ -3526,58 +1219,8 @@
         <w:rPr>
           <w:rFonts w:ascii="GraphikTH" w:hAnsi="GraphikTH" w:cs="GraphikTH"/>
         </w:rPr>
-        <w:t xml:space="preserve">   - </w:t>
-      </w:r>
-      <w:proofErr w:type="spellStart"/>
-      <w:r>
-        <w:rPr>
-          <w:rFonts w:ascii="GraphikTH" w:hAnsi="GraphikTH" w:cs="GraphikTH"/>
-        </w:rPr>
-        <w:t>วิธีนี้ป้องกันข้อความ</w:t>
-      </w:r>
-      <w:proofErr w:type="spellEnd"/>
-      <w:r>
-        <w:rPr>
-          <w:rFonts w:ascii="GraphikTH" w:hAnsi="GraphikTH" w:cs="GraphikTH"/>
-        </w:rPr>
-        <w:t xml:space="preserve"> spam </w:t>
-      </w:r>
-      <w:proofErr w:type="spellStart"/>
-      <w:r>
-        <w:rPr>
-          <w:rFonts w:ascii="GraphikTH" w:hAnsi="GraphikTH" w:cs="GraphikTH"/>
-        </w:rPr>
-        <w:t>กรณีค่า</w:t>
-      </w:r>
-      <w:proofErr w:type="spellEnd"/>
-      <w:r>
-        <w:rPr>
-          <w:rFonts w:ascii="GraphikTH" w:hAnsi="GraphikTH" w:cs="GraphikTH"/>
-        </w:rPr>
-        <w:t xml:space="preserve"> sensor </w:t>
-      </w:r>
-      <w:proofErr w:type="spellStart"/>
-      <w:r>
-        <w:rPr>
-          <w:rFonts w:ascii="GraphikTH" w:hAnsi="GraphikTH" w:cs="GraphikTH"/>
-        </w:rPr>
-        <w:t>กระเพื่อมขึ้นลงรอบ</w:t>
-      </w:r>
-      <w:proofErr w:type="spellEnd"/>
-      <w:r>
-        <w:rPr>
-          <w:rFonts w:ascii="GraphikTH" w:hAnsi="GraphikTH" w:cs="GraphikTH"/>
-        </w:rPr>
-        <w:t xml:space="preserve"> threshold </w:t>
-      </w:r>
-      <w:proofErr w:type="spellStart"/>
-      <w:r>
-        <w:rPr>
-          <w:rFonts w:ascii="GraphikTH" w:hAnsi="GraphikTH" w:cs="GraphikTH"/>
-        </w:rPr>
-        <w:t>ตลอดเวลา</w:t>
-      </w:r>
-      <w:proofErr w:type="spellEnd"/>
+        <w:t xml:space="preserve">   - วิธีนี้ป้องกันข้อความ spam กรณีค่า sensor กระเพื่อมขึ้นลงรอบ threshold ตลอดเวลา</w:t>
+      </w:r>
     </w:p>
     <w:p>
       <w:pPr>
@@ -3597,175 +1240,7 @@
         <w:rPr>
           <w:rFonts w:ascii="GraphikTH" w:hAnsi="GraphikTH" w:cs="GraphikTH"/>
         </w:rPr>
-        <w:t xml:space="preserve">**Setup Mode </w:t>
-      </w:r>
-      <w:proofErr w:type="spellStart"/>
-      <w:r>
-        <w:rPr>
-          <w:rFonts w:ascii="GraphikTH" w:hAnsi="GraphikTH" w:cs="GraphikTH"/>
-        </w:rPr>
-        <w:t>บน</w:t>
-      </w:r>
-      <w:proofErr w:type="spellEnd"/>
-      <w:r>
-        <w:rPr>
-          <w:rFonts w:ascii="GraphikTH" w:hAnsi="GraphikTH" w:cs="GraphikTH"/>
-        </w:rPr>
-        <w:t xml:space="preserve"> Web Browser** — </w:t>
-      </w:r>
-      <w:proofErr w:type="spellStart"/>
-      <w:r>
-        <w:rPr>
-          <w:rFonts w:ascii="GraphikTH" w:hAnsi="GraphikTH" w:cs="GraphikTH"/>
-        </w:rPr>
-        <w:t>เมื่อยังไม่มี</w:t>
-      </w:r>
-      <w:proofErr w:type="spellEnd"/>
-      <w:r>
-        <w:rPr>
-          <w:rFonts w:ascii="GraphikTH" w:hAnsi="GraphikTH" w:cs="GraphikTH"/>
-        </w:rPr>
-        <w:t xml:space="preserve"> logo ESP </w:t>
-      </w:r>
-      <w:proofErr w:type="spellStart"/>
-      <w:r>
-        <w:rPr>
-          <w:rFonts w:ascii="GraphikTH" w:hAnsi="GraphikTH" w:cs="GraphikTH"/>
-        </w:rPr>
-        <w:t>จะเปิด</w:t>
-      </w:r>
-      <w:proofErr w:type="spellEnd"/>
-      <w:r>
-        <w:rPr>
-          <w:rFonts w:ascii="GraphikTH" w:hAnsi="GraphikTH" w:cs="GraphikTH"/>
-        </w:rPr>
-        <w:t xml:space="preserve"> HTTP server </w:t>
-      </w:r>
-      <w:proofErr w:type="spellStart"/>
-      <w:r>
-        <w:rPr>
-          <w:rFonts w:ascii="GraphikTH" w:hAnsi="GraphikTH" w:cs="GraphikTH"/>
-        </w:rPr>
-        <w:t>ที่</w:t>
-      </w:r>
-      <w:proofErr w:type="spellEnd"/>
-      <w:r>
-        <w:rPr>
-          <w:rFonts w:ascii="GraphikTH" w:hAnsi="GraphikTH" w:cs="GraphikTH"/>
-        </w:rPr>
-        <w:t xml:space="preserve"> IP </w:t>
-      </w:r>
-      <w:proofErr w:type="spellStart"/>
-      <w:r>
-        <w:rPr>
-          <w:rFonts w:ascii="GraphikTH" w:hAnsi="GraphikTH" w:cs="GraphikTH"/>
-        </w:rPr>
-        <w:t>ตัวเอง</w:t>
-      </w:r>
-      <w:proofErr w:type="spellEnd"/>
-      <w:r>
-        <w:rPr>
-          <w:rFonts w:ascii="GraphikTH" w:hAnsi="GraphikTH" w:cs="GraphikTH"/>
-        </w:rPr>
-        <w:t xml:space="preserve"> </w:t>
-      </w:r>
-      <w:proofErr w:type="spellStart"/>
-      <w:r>
-        <w:rPr>
-          <w:rFonts w:ascii="GraphikTH" w:hAnsi="GraphikTH" w:cs="GraphikTH"/>
-        </w:rPr>
-        <w:t>ให้ผู้ใช้เปิด</w:t>
-      </w:r>
-      <w:proofErr w:type="spellEnd"/>
-      <w:r>
-        <w:rPr>
-          <w:rFonts w:ascii="GraphikTH" w:hAnsi="GraphikTH" w:cs="GraphikTH"/>
-        </w:rPr>
-        <w:t xml:space="preserve"> browser </w:t>
-      </w:r>
-      <w:proofErr w:type="spellStart"/>
-      <w:r>
-        <w:rPr>
-          <w:rFonts w:ascii="GraphikTH" w:hAnsi="GraphikTH" w:cs="GraphikTH"/>
-        </w:rPr>
-        <w:t>เข้ามา</w:t>
-      </w:r>
-      <w:proofErr w:type="spellEnd"/>
-      <w:r>
-        <w:rPr>
-          <w:rFonts w:ascii="GraphikTH" w:hAnsi="GraphikTH" w:cs="GraphikTH"/>
-        </w:rPr>
-        <w:t xml:space="preserve"> upload logo </w:t>
-      </w:r>
-      <w:proofErr w:type="spellStart"/>
-      <w:r>
-        <w:rPr>
-          <w:rFonts w:ascii="GraphikTH" w:hAnsi="GraphikTH" w:cs="GraphikTH"/>
-        </w:rPr>
-        <w:t>บริษัท</w:t>
-      </w:r>
-      <w:proofErr w:type="spellEnd"/>
-      <w:r>
-        <w:rPr>
-          <w:rFonts w:ascii="GraphikTH" w:hAnsi="GraphikTH" w:cs="GraphikTH"/>
-        </w:rPr>
-        <w:t xml:space="preserve">, </w:t>
-      </w:r>
-      <w:proofErr w:type="spellStart"/>
-      <w:r>
-        <w:rPr>
-          <w:rFonts w:ascii="GraphikTH" w:hAnsi="GraphikTH" w:cs="GraphikTH"/>
-        </w:rPr>
-        <w:t>เลือก</w:t>
-      </w:r>
-      <w:proofErr w:type="spellEnd"/>
-      <w:r>
-        <w:rPr>
-          <w:rFonts w:ascii="GraphikTH" w:hAnsi="GraphikTH" w:cs="GraphikTH"/>
-        </w:rPr>
-        <w:t xml:space="preserve"> sensor model, </w:t>
-      </w:r>
-      <w:proofErr w:type="spellStart"/>
-      <w:r>
-        <w:rPr>
-          <w:rFonts w:ascii="GraphikTH" w:hAnsi="GraphikTH" w:cs="GraphikTH"/>
-        </w:rPr>
-        <w:t>และตั้ง</w:t>
-      </w:r>
-      <w:proofErr w:type="spellEnd"/>
-      <w:r>
-        <w:rPr>
-          <w:rFonts w:ascii="GraphikTH" w:hAnsi="GraphikTH" w:cs="GraphikTH"/>
-        </w:rPr>
-        <w:t xml:space="preserve"> Modbus Slave ID </w:t>
-      </w:r>
-      <w:proofErr w:type="spellStart"/>
-      <w:r>
-        <w:rPr>
-          <w:rFonts w:ascii="GraphikTH" w:hAnsi="GraphikTH" w:cs="GraphikTH"/>
-        </w:rPr>
-        <w:t>โดยข้อมูลบันทึกลง</w:t>
-      </w:r>
-      <w:proofErr w:type="spellEnd"/>
-      <w:r>
-        <w:rPr>
-          <w:rFonts w:ascii="GraphikTH" w:hAnsi="GraphikTH" w:cs="GraphikTH"/>
-        </w:rPr>
-        <w:t xml:space="preserve"> flash (NVS + SPIFFS) </w:t>
-      </w:r>
-      <w:proofErr w:type="spellStart"/>
-      <w:r>
-        <w:rPr>
-          <w:rFonts w:ascii="GraphikTH" w:hAnsi="GraphikTH" w:cs="GraphikTH"/>
-        </w:rPr>
-        <w:t>ไม่หายหลัง</w:t>
-      </w:r>
-      <w:proofErr w:type="spellEnd"/>
-      <w:r>
-        <w:rPr>
-          <w:rFonts w:ascii="GraphikTH" w:hAnsi="GraphikTH" w:cs="GraphikTH"/>
-        </w:rPr>
-        <w:t xml:space="preserve"> reboot</w:t>
+        <w:t>**Setup Mode บน Web Browser** — เมื่อยังไม่มี logo ESP จะเปิด HTTP server ที่ IP ตัวเอง ให้ผู้ใช้เปิด browser เข้ามา upload logo บริษัท, เลือก sensor model, และตั้ง Modbus Slave ID โดยข้อมูลบันทึกลง flash (NVS + SPIFFS) ไม่หายหลัง reboot</w:t>
       </w:r>
     </w:p>
     <w:p>
@@ -3786,142 +1261,9 @@
         <w:rPr>
           <w:rFonts w:ascii="GraphikTH" w:hAnsi="GraphikTH" w:cs="GraphikTH"/>
         </w:rPr>
-        <w:t xml:space="preserve">**Sensor Model Registry** — </w:t>
-      </w:r>
-      <w:proofErr w:type="spellStart"/>
-      <w:r>
-        <w:rPr>
-          <w:rFonts w:ascii="GraphikTH" w:hAnsi="GraphikTH" w:cs="GraphikTH"/>
-        </w:rPr>
-        <w:t>รองรับ</w:t>
-      </w:r>
-      <w:proofErr w:type="spellEnd"/>
-      <w:r>
-        <w:rPr>
-          <w:rFonts w:ascii="GraphikTH" w:hAnsi="GraphikTH" w:cs="GraphikTH"/>
-        </w:rPr>
-        <w:t xml:space="preserve"> sensor </w:t>
-      </w:r>
-      <w:proofErr w:type="spellStart"/>
-      <w:r>
-        <w:rPr>
-          <w:rFonts w:ascii="GraphikTH" w:hAnsi="GraphikTH" w:cs="GraphikTH"/>
-        </w:rPr>
-        <w:t>หลาย</w:t>
-      </w:r>
-      <w:proofErr w:type="spellEnd"/>
-      <w:r>
-        <w:rPr>
-          <w:rFonts w:ascii="GraphikTH" w:hAnsi="GraphikTH" w:cs="GraphikTH"/>
-        </w:rPr>
-        <w:t xml:space="preserve"> model </w:t>
-      </w:r>
-      <w:proofErr w:type="spellStart"/>
-      <w:r>
-        <w:rPr>
-          <w:rFonts w:ascii="GraphikTH" w:hAnsi="GraphikTH" w:cs="GraphikTH"/>
-        </w:rPr>
-        <w:t>บน</w:t>
-      </w:r>
-      <w:proofErr w:type="spellEnd"/>
-      <w:r>
-        <w:rPr>
-          <w:rFonts w:ascii="GraphikTH" w:hAnsi="GraphikTH" w:cs="GraphikTH"/>
-        </w:rPr>
-        <w:t xml:space="preserve"> RS485 bus </w:t>
-      </w:r>
-      <w:proofErr w:type="spellStart"/>
-      <w:r>
-        <w:rPr>
-          <w:rFonts w:ascii="GraphikTH" w:hAnsi="GraphikTH" w:cs="GraphikTH"/>
-        </w:rPr>
-        <w:t>เดียวกัน</w:t>
-      </w:r>
-      <w:proofErr w:type="spellEnd"/>
-      <w:r>
-        <w:rPr>
-          <w:rFonts w:ascii="GraphikTH" w:hAnsi="GraphikTH" w:cs="GraphikTH"/>
-        </w:rPr>
-        <w:t xml:space="preserve"> (multi-drop) </w:t>
-      </w:r>
-      <w:proofErr w:type="spellStart"/>
-      <w:r>
-        <w:rPr>
-          <w:rFonts w:ascii="GraphikTH" w:hAnsi="GraphikTH" w:cs="GraphikTH"/>
-        </w:rPr>
-        <w:t>แต่ละ</w:t>
-      </w:r>
-      <w:proofErr w:type="spellEnd"/>
-      <w:r>
-        <w:rPr>
-          <w:rFonts w:ascii="GraphikTH" w:hAnsi="GraphikTH" w:cs="GraphikTH"/>
-        </w:rPr>
-        <w:t xml:space="preserve"> model </w:t>
-      </w:r>
-      <w:proofErr w:type="spellStart"/>
-      <w:r>
-        <w:rPr>
-          <w:rFonts w:ascii="GraphikTH" w:hAnsi="GraphikTH" w:cs="GraphikTH"/>
-        </w:rPr>
-        <w:t>มี</w:t>
-      </w:r>
-      <w:proofErr w:type="spellEnd"/>
-      <w:r>
-        <w:rPr>
-          <w:rFonts w:ascii="GraphikTH" w:hAnsi="GraphikTH" w:cs="GraphikTH"/>
-        </w:rPr>
-        <w:t xml:space="preserve"> register map </w:t>
-      </w:r>
-      <w:proofErr w:type="spellStart"/>
-      <w:r>
-        <w:rPr>
-          <w:rFonts w:ascii="GraphikTH" w:hAnsi="GraphikTH" w:cs="GraphikTH"/>
-        </w:rPr>
-        <w:t>ต่างกัน</w:t>
-      </w:r>
-      <w:proofErr w:type="spellEnd"/>
-      <w:r>
-        <w:rPr>
-          <w:rFonts w:ascii="GraphikTH" w:hAnsi="GraphikTH" w:cs="GraphikTH"/>
-        </w:rPr>
-        <w:t xml:space="preserve"> </w:t>
-      </w:r>
-      <w:proofErr w:type="spellStart"/>
-      <w:r>
-        <w:rPr>
-          <w:rFonts w:ascii="GraphikTH" w:hAnsi="GraphikTH" w:cs="GraphikTH"/>
-        </w:rPr>
-        <w:t>เปลี่ยน</w:t>
-      </w:r>
-      <w:proofErr w:type="spellEnd"/>
-      <w:r>
-        <w:rPr>
-          <w:rFonts w:ascii="GraphikTH" w:hAnsi="GraphikTH" w:cs="GraphikTH"/>
-        </w:rPr>
-        <w:t xml:space="preserve"> model และ Slave ID </w:t>
-      </w:r>
-      <w:proofErr w:type="spellStart"/>
-      <w:r>
-        <w:rPr>
-          <w:rFonts w:ascii="GraphikTH" w:hAnsi="GraphikTH" w:cs="GraphikTH"/>
-        </w:rPr>
-        <w:t>ได้ผ่านหน้าเว็บโดยไม่ต้อง</w:t>
-      </w:r>
-      <w:proofErr w:type="spellEnd"/>
-      <w:r>
-        <w:rPr>
-          <w:rFonts w:ascii="GraphikTH" w:hAnsi="GraphikTH" w:cs="GraphikTH"/>
-        </w:rPr>
-        <w:t xml:space="preserve"> flash firmware </w:t>
-      </w:r>
-      <w:proofErr w:type="spellStart"/>
-      <w:r>
-        <w:rPr>
-          <w:rFonts w:ascii="GraphikTH" w:hAnsi="GraphikTH" w:cs="GraphikTH"/>
-        </w:rPr>
-        <w:t>ใหม่</w:t>
-      </w:r>
-      <w:proofErr w:type="spellEnd"/>
+        <w:lastRenderedPageBreak/>
+        <w:t>**Sensor Model Registry** — รองรับ sensor หลาย model บน RS485 bus เดียวกัน (multi-drop) แต่ละ model มี register map ต่างกัน เปลี่ยน model และ Slave ID ได้ผ่านหน้าเว็บโดยไม่ต้อง flash firmware ใหม่</w:t>
+      </w:r>
     </w:p>
     <w:p>
       <w:pPr>
@@ -3941,119 +1283,7 @@
         <w:rPr>
           <w:rFonts w:ascii="GraphikTH" w:hAnsi="GraphikTH" w:cs="GraphikTH"/>
         </w:rPr>
-        <w:t>**SNTP Time Sync</w:t>
-      </w:r>
-      <w:proofErr w:type="gramStart"/>
-      <w:r>
-        <w:rPr>
-          <w:rFonts w:ascii="GraphikTH" w:hAnsi="GraphikTH" w:cs="GraphikTH"/>
-        </w:rPr>
-        <w:t>** —</w:t>
-      </w:r>
-      <w:proofErr w:type="gramEnd"/>
-      <w:r>
-        <w:rPr>
-          <w:rFonts w:ascii="GraphikTH" w:hAnsi="GraphikTH" w:cs="GraphikTH"/>
-        </w:rPr>
-        <w:t xml:space="preserve"> ESP sync </w:t>
-      </w:r>
-      <w:proofErr w:type="spellStart"/>
-      <w:r>
-        <w:rPr>
-          <w:rFonts w:ascii="GraphikTH" w:hAnsi="GraphikTH" w:cs="GraphikTH"/>
-        </w:rPr>
-        <w:t>เวลากับ</w:t>
-      </w:r>
-      <w:proofErr w:type="spellEnd"/>
-      <w:r>
-        <w:rPr>
-          <w:rFonts w:ascii="GraphikTH" w:hAnsi="GraphikTH" w:cs="GraphikTH"/>
-        </w:rPr>
-        <w:t xml:space="preserve"> NTP server </w:t>
-      </w:r>
-      <w:proofErr w:type="spellStart"/>
-      <w:r>
-        <w:rPr>
-          <w:rFonts w:ascii="GraphikTH" w:hAnsi="GraphikTH" w:cs="GraphikTH"/>
-        </w:rPr>
-        <w:t>หลังได้</w:t>
-      </w:r>
-      <w:proofErr w:type="spellEnd"/>
-      <w:r>
-        <w:rPr>
-          <w:rFonts w:ascii="GraphikTH" w:hAnsi="GraphikTH" w:cs="GraphikTH"/>
-        </w:rPr>
-        <w:t xml:space="preserve"> Ethernet IP </w:t>
-      </w:r>
-      <w:proofErr w:type="spellStart"/>
-      <w:r>
-        <w:rPr>
-          <w:rFonts w:ascii="GraphikTH" w:hAnsi="GraphikTH" w:cs="GraphikTH"/>
-        </w:rPr>
-        <w:t>โดยอัตโนมัติ</w:t>
-      </w:r>
-      <w:proofErr w:type="spellEnd"/>
-      <w:r>
-        <w:rPr>
-          <w:rFonts w:ascii="GraphikTH" w:hAnsi="GraphikTH" w:cs="GraphikTH"/>
-        </w:rPr>
-        <w:t xml:space="preserve"> </w:t>
-      </w:r>
-      <w:proofErr w:type="spellStart"/>
-      <w:r>
-        <w:rPr>
-          <w:rFonts w:ascii="GraphikTH" w:hAnsi="GraphikTH" w:cs="GraphikTH"/>
-        </w:rPr>
-        <w:t>ทำให้</w:t>
-      </w:r>
-      <w:proofErr w:type="spellEnd"/>
-      <w:r>
-        <w:rPr>
-          <w:rFonts w:ascii="GraphikTH" w:hAnsi="GraphikTH" w:cs="GraphikTH"/>
-        </w:rPr>
-        <w:t xml:space="preserve"> PM History cards </w:t>
-      </w:r>
-      <w:proofErr w:type="spellStart"/>
-      <w:r>
-        <w:rPr>
-          <w:rFonts w:ascii="GraphikTH" w:hAnsi="GraphikTH" w:cs="GraphikTH"/>
-        </w:rPr>
-        <w:t>แสดงเป็นเวลาจริง</w:t>
-      </w:r>
-      <w:proofErr w:type="spellEnd"/>
-      <w:r>
-        <w:rPr>
-          <w:rFonts w:ascii="GraphikTH" w:hAnsi="GraphikTH" w:cs="GraphikTH"/>
-        </w:rPr>
-        <w:t xml:space="preserve"> </w:t>
-      </w:r>
-      <w:proofErr w:type="spellStart"/>
-      <w:r>
-        <w:rPr>
-          <w:rFonts w:ascii="GraphikTH" w:hAnsi="GraphikTH" w:cs="GraphikTH"/>
-        </w:rPr>
-        <w:t>เช่น</w:t>
-      </w:r>
-      <w:proofErr w:type="spellEnd"/>
-      <w:r>
-        <w:rPr>
-          <w:rFonts w:ascii="GraphikTH" w:hAnsi="GraphikTH" w:cs="GraphikTH"/>
-        </w:rPr>
-        <w:t xml:space="preserve"> 15:00, 14:00 </w:t>
-      </w:r>
-      <w:proofErr w:type="spellStart"/>
-      <w:r>
-        <w:rPr>
-          <w:rFonts w:ascii="GraphikTH" w:hAnsi="GraphikTH" w:cs="GraphikTH"/>
-        </w:rPr>
-        <w:t>แทนการนับถอยหลัง</w:t>
-      </w:r>
-      <w:proofErr w:type="spellEnd"/>
-      <w:r>
-        <w:rPr>
-          <w:rFonts w:ascii="GraphikTH" w:hAnsi="GraphikTH" w:cs="GraphikTH"/>
-        </w:rPr>
-        <w:t xml:space="preserve"> -1h, -2h</w:t>
+        <w:t>**SNTP Time Sync** — ESP sync เวลากับ NTP server หลังได้ Ethernet IP โดยอัตโนมัติ ทำให้ PM History cards แสดงเป็นเวลาจริง เช่น 15:00, 14:00 แทนการนับถอยหลัง -1h, -2h</w:t>
       </w:r>
     </w:p>
     <w:p>
@@ -4070,7 +1300,6 @@
           <w:rFonts w:ascii="GraphikTH" w:hAnsi="GraphikTH" w:cs="GraphikTH"/>
         </w:rPr>
       </w:pPr>
-      <w:proofErr w:type="spellStart"/>
       <w:r>
         <w:rPr>
           <w:rFonts w:ascii="GraphikTH" w:hAnsi="GraphikTH" w:cs="GraphikTH"/>
@@ -4078,7 +1307,6 @@
         </w:rPr>
         <w:t>ปัญหาที่พบ</w:t>
       </w:r>
-      <w:proofErr w:type="spellEnd"/>
     </w:p>
     <w:p>
       <w:pPr>
@@ -4098,114 +1326,8 @@
         <w:rPr>
           <w:rFonts w:ascii="GraphikTH" w:hAnsi="GraphikTH" w:cs="GraphikTH"/>
         </w:rPr>
-        <w:t>**</w:t>
-      </w:r>
-      <w:proofErr w:type="spellStart"/>
-      <w:r>
-        <w:rPr>
-          <w:rFonts w:ascii="GraphikTH" w:hAnsi="GraphikTH" w:cs="GraphikTH"/>
-        </w:rPr>
-        <w:t>ขาต่ออุปกรณ์ไม่ตรงกับเอกสาร</w:t>
-      </w:r>
-      <w:proofErr w:type="spellEnd"/>
-      <w:r>
-        <w:rPr>
-          <w:rFonts w:ascii="GraphikTH" w:hAnsi="GraphikTH" w:cs="GraphikTH"/>
-        </w:rPr>
-        <w:t xml:space="preserve">** — </w:t>
-      </w:r>
-      <w:proofErr w:type="spellStart"/>
-      <w:r>
-        <w:rPr>
-          <w:rFonts w:ascii="GraphikTH" w:hAnsi="GraphikTH" w:cs="GraphikTH"/>
-        </w:rPr>
-        <w:t>บอร์ดรุ่นนี้เป็นบอร์ด</w:t>
-      </w:r>
-      <w:proofErr w:type="spellEnd"/>
-      <w:r>
-        <w:rPr>
-          <w:rFonts w:ascii="GraphikTH" w:hAnsi="GraphikTH" w:cs="GraphikTH"/>
-        </w:rPr>
-        <w:t xml:space="preserve"> custom </w:t>
-      </w:r>
-      <w:proofErr w:type="spellStart"/>
-      <w:r>
-        <w:rPr>
-          <w:rFonts w:ascii="GraphikTH" w:hAnsi="GraphikTH" w:cs="GraphikTH"/>
-        </w:rPr>
-        <w:t>ของ</w:t>
-      </w:r>
-      <w:proofErr w:type="spellEnd"/>
-      <w:r>
-        <w:rPr>
-          <w:rFonts w:ascii="GraphikTH" w:hAnsi="GraphikTH" w:cs="GraphikTH"/>
-        </w:rPr>
-        <w:t xml:space="preserve"> </w:t>
-      </w:r>
-      <w:proofErr w:type="spellStart"/>
-      <w:r>
-        <w:rPr>
-          <w:rFonts w:ascii="GraphikTH" w:hAnsi="GraphikTH" w:cs="GraphikTH"/>
-        </w:rPr>
-        <w:t>Waveshare</w:t>
-      </w:r>
-      <w:proofErr w:type="spellEnd"/>
-      <w:r>
-        <w:rPr>
-          <w:rFonts w:ascii="GraphikTH" w:hAnsi="GraphikTH" w:cs="GraphikTH"/>
-        </w:rPr>
-        <w:t xml:space="preserve"> </w:t>
-      </w:r>
-      <w:proofErr w:type="spellStart"/>
-      <w:r>
-        <w:rPr>
-          <w:rFonts w:ascii="GraphikTH" w:hAnsi="GraphikTH" w:cs="GraphikTH"/>
-        </w:rPr>
-        <w:t>ทำให้ขาที่ใช้ต่อปุ่ม</w:t>
-      </w:r>
-      <w:proofErr w:type="spellEnd"/>
-      <w:r>
-        <w:rPr>
-          <w:rFonts w:ascii="GraphikTH" w:hAnsi="GraphikTH" w:cs="GraphikTH"/>
-        </w:rPr>
-        <w:t xml:space="preserve"> relay และ RS485 </w:t>
-      </w:r>
-      <w:proofErr w:type="spellStart"/>
-      <w:r>
-        <w:rPr>
-          <w:rFonts w:ascii="GraphikTH" w:hAnsi="GraphikTH" w:cs="GraphikTH"/>
-        </w:rPr>
-        <w:t>ไม่ตรงกับเอกสาร</w:t>
-      </w:r>
-      <w:proofErr w:type="spellEnd"/>
-      <w:r>
-        <w:rPr>
-          <w:rFonts w:ascii="GraphikTH" w:hAnsi="GraphikTH" w:cs="GraphikTH"/>
-        </w:rPr>
-        <w:t xml:space="preserve"> ESP32 </w:t>
-      </w:r>
-      <w:proofErr w:type="spellStart"/>
-      <w:r>
-        <w:rPr>
-          <w:rFonts w:ascii="GraphikTH" w:hAnsi="GraphikTH" w:cs="GraphikTH"/>
-        </w:rPr>
-        <w:t>ทั่วไปที่หาได้บน</w:t>
-      </w:r>
-      <w:proofErr w:type="spellEnd"/>
-      <w:r>
-        <w:rPr>
-          <w:rFonts w:ascii="GraphikTH" w:hAnsi="GraphikTH" w:cs="GraphikTH"/>
-        </w:rPr>
-        <w:t xml:space="preserve"> internet </w:t>
-      </w:r>
-      <w:proofErr w:type="spellStart"/>
-      <w:r>
-        <w:rPr>
-          <w:rFonts w:ascii="GraphikTH" w:hAnsi="GraphikTH" w:cs="GraphikTH"/>
-        </w:rPr>
-        <w:t>ต่อตามที่อ่านมาแล้วอุปกรณ์ไม่ตอบสนองเลย</w:t>
-      </w:r>
-      <w:proofErr w:type="spellEnd"/>
+        <w:t>**ขาต่ออุปกรณ์ไม่ตรงกับเอกสาร** — บอร์ดรุ่นนี้เป็นบอร์ด custom ของ Waveshare ทำให้ขาที่ใช้ต่อปุ่ม relay และ RS485 ไม่ตรงกับเอกสาร ESP32 ทั่วไปที่หาได้บน internet ต่อตามที่อ่านมาแล้วอุปกรณ์ไม่ตอบสนองเลย</w:t>
+      </w:r>
     </w:p>
     <w:p>
       <w:pPr>
@@ -4225,198 +1347,8 @@
         <w:rPr>
           <w:rFonts w:ascii="GraphikTH" w:hAnsi="GraphikTH" w:cs="GraphikTH"/>
         </w:rPr>
-        <w:t>**</w:t>
-      </w:r>
-      <w:proofErr w:type="spellStart"/>
-      <w:r>
-        <w:rPr>
-          <w:rFonts w:ascii="GraphikTH" w:hAnsi="GraphikTH" w:cs="GraphikTH"/>
-        </w:rPr>
-        <w:t>ตัวอย่างโค้ดบน</w:t>
-      </w:r>
-      <w:proofErr w:type="spellEnd"/>
-      <w:r>
-        <w:rPr>
-          <w:rFonts w:ascii="GraphikTH" w:hAnsi="GraphikTH" w:cs="GraphikTH"/>
-        </w:rPr>
-        <w:t xml:space="preserve"> GitHub </w:t>
-      </w:r>
-      <w:proofErr w:type="spellStart"/>
-      <w:r>
-        <w:rPr>
-          <w:rFonts w:ascii="GraphikTH" w:hAnsi="GraphikTH" w:cs="GraphikTH"/>
-        </w:rPr>
-        <w:t>เป็น</w:t>
-      </w:r>
-      <w:proofErr w:type="spellEnd"/>
-      <w:r>
-        <w:rPr>
-          <w:rFonts w:ascii="GraphikTH" w:hAnsi="GraphikTH" w:cs="GraphikTH"/>
-        </w:rPr>
-        <w:t xml:space="preserve"> version </w:t>
-      </w:r>
-      <w:proofErr w:type="spellStart"/>
-      <w:r>
-        <w:rPr>
-          <w:rFonts w:ascii="GraphikTH" w:hAnsi="GraphikTH" w:cs="GraphikTH"/>
-        </w:rPr>
-        <w:t>เก่า</w:t>
-      </w:r>
-      <w:proofErr w:type="spellEnd"/>
-      <w:r>
-        <w:rPr>
-          <w:rFonts w:ascii="GraphikTH" w:hAnsi="GraphikTH" w:cs="GraphikTH"/>
-        </w:rPr>
-        <w:t xml:space="preserve">** — </w:t>
-      </w:r>
-      <w:proofErr w:type="spellStart"/>
-      <w:r>
-        <w:rPr>
-          <w:rFonts w:ascii="GraphikTH" w:hAnsi="GraphikTH" w:cs="GraphikTH"/>
-        </w:rPr>
-        <w:t>ทำตาม</w:t>
-      </w:r>
-      <w:proofErr w:type="spellEnd"/>
-      <w:r>
-        <w:rPr>
-          <w:rFonts w:ascii="GraphikTH" w:hAnsi="GraphikTH" w:cs="GraphikTH"/>
-        </w:rPr>
-        <w:t xml:space="preserve"> example </w:t>
-      </w:r>
-      <w:proofErr w:type="spellStart"/>
-      <w:r>
-        <w:rPr>
-          <w:rFonts w:ascii="GraphikTH" w:hAnsi="GraphikTH" w:cs="GraphikTH"/>
-        </w:rPr>
-        <w:t>ที่หามาได้แต่โปรแกรม</w:t>
-      </w:r>
-      <w:proofErr w:type="spellEnd"/>
-      <w:r>
-        <w:rPr>
-          <w:rFonts w:ascii="GraphikTH" w:hAnsi="GraphikTH" w:cs="GraphikTH"/>
-        </w:rPr>
-        <w:t xml:space="preserve"> build </w:t>
-      </w:r>
-      <w:proofErr w:type="spellStart"/>
-      <w:r>
-        <w:rPr>
-          <w:rFonts w:ascii="GraphikTH" w:hAnsi="GraphikTH" w:cs="GraphikTH"/>
-        </w:rPr>
-        <w:t>ไม่ผ่าน</w:t>
-      </w:r>
-      <w:proofErr w:type="spellEnd"/>
-      <w:r>
-        <w:rPr>
-          <w:rFonts w:ascii="GraphikTH" w:hAnsi="GraphikTH" w:cs="GraphikTH"/>
-        </w:rPr>
-        <w:t xml:space="preserve"> </w:t>
-      </w:r>
-      <w:proofErr w:type="spellStart"/>
-      <w:r>
-        <w:rPr>
-          <w:rFonts w:ascii="GraphikTH" w:hAnsi="GraphikTH" w:cs="GraphikTH"/>
-        </w:rPr>
-        <w:t>เพราะ</w:t>
-      </w:r>
-      <w:proofErr w:type="spellEnd"/>
-      <w:r>
-        <w:rPr>
-          <w:rFonts w:ascii="GraphikTH" w:hAnsi="GraphikTH" w:cs="GraphikTH"/>
-        </w:rPr>
-        <w:t xml:space="preserve"> library </w:t>
-      </w:r>
-      <w:proofErr w:type="spellStart"/>
-      <w:r>
-        <w:rPr>
-          <w:rFonts w:ascii="GraphikTH" w:hAnsi="GraphikTH" w:cs="GraphikTH"/>
-        </w:rPr>
-        <w:t>ที่ใช้</w:t>
-      </w:r>
-      <w:proofErr w:type="spellEnd"/>
-      <w:r>
-        <w:rPr>
-          <w:rFonts w:ascii="GraphikTH" w:hAnsi="GraphikTH" w:cs="GraphikTH"/>
-        </w:rPr>
-        <w:t xml:space="preserve"> (LVGL) </w:t>
-      </w:r>
-      <w:proofErr w:type="spellStart"/>
-      <w:r>
-        <w:rPr>
-          <w:rFonts w:ascii="GraphikTH" w:hAnsi="GraphikTH" w:cs="GraphikTH"/>
-        </w:rPr>
-        <w:t>อัปเดต</w:t>
-      </w:r>
-      <w:proofErr w:type="spellEnd"/>
-      <w:r>
-        <w:rPr>
-          <w:rFonts w:ascii="GraphikTH" w:hAnsi="GraphikTH" w:cs="GraphikTH"/>
-        </w:rPr>
-        <w:t xml:space="preserve"> version </w:t>
-      </w:r>
-      <w:proofErr w:type="spellStart"/>
-      <w:r>
-        <w:rPr>
-          <w:rFonts w:ascii="GraphikTH" w:hAnsi="GraphikTH" w:cs="GraphikTH"/>
-        </w:rPr>
-        <w:t>ใหม่และเปลี่ยนชื่อ</w:t>
-      </w:r>
-      <w:proofErr w:type="spellEnd"/>
-      <w:r>
-        <w:rPr>
-          <w:rFonts w:ascii="GraphikTH" w:hAnsi="GraphikTH" w:cs="GraphikTH"/>
-        </w:rPr>
-        <w:t xml:space="preserve"> function </w:t>
-      </w:r>
-      <w:proofErr w:type="spellStart"/>
-      <w:r>
-        <w:rPr>
-          <w:rFonts w:ascii="GraphikTH" w:hAnsi="GraphikTH" w:cs="GraphikTH"/>
-        </w:rPr>
-        <w:t>ไปหมด</w:t>
-      </w:r>
-      <w:proofErr w:type="spellEnd"/>
-      <w:r>
-        <w:rPr>
-          <w:rFonts w:ascii="GraphikTH" w:hAnsi="GraphikTH" w:cs="GraphikTH"/>
-        </w:rPr>
-        <w:t xml:space="preserve"> </w:t>
-      </w:r>
-      <w:proofErr w:type="spellStart"/>
-      <w:r>
-        <w:rPr>
-          <w:rFonts w:ascii="GraphikTH" w:hAnsi="GraphikTH" w:cs="GraphikTH"/>
-        </w:rPr>
-        <w:t>ต้องไปหา</w:t>
-      </w:r>
-      <w:proofErr w:type="spellEnd"/>
-      <w:r>
-        <w:rPr>
-          <w:rFonts w:ascii="GraphikTH" w:hAnsi="GraphikTH" w:cs="GraphikTH"/>
-        </w:rPr>
-        <w:t xml:space="preserve"> document </w:t>
-      </w:r>
-      <w:proofErr w:type="spellStart"/>
-      <w:r>
-        <w:rPr>
-          <w:rFonts w:ascii="GraphikTH" w:hAnsi="GraphikTH" w:cs="GraphikTH"/>
-        </w:rPr>
-        <w:t>ของ</w:t>
-      </w:r>
-      <w:proofErr w:type="spellEnd"/>
-      <w:r>
-        <w:rPr>
-          <w:rFonts w:ascii="GraphikTH" w:hAnsi="GraphikTH" w:cs="GraphikTH"/>
-        </w:rPr>
-        <w:t xml:space="preserve"> version </w:t>
-      </w:r>
-      <w:proofErr w:type="spellStart"/>
-      <w:r>
-        <w:rPr>
-          <w:rFonts w:ascii="GraphikTH" w:hAnsi="GraphikTH" w:cs="GraphikTH"/>
-        </w:rPr>
-        <w:t>ใหม่และเขียนใหม่</w:t>
-      </w:r>
-      <w:proofErr w:type="spellEnd"/>
+        <w:t>**ตัวอย่างโค้ดบน GitHub เป็น version เก่า** — ทำตาม example ที่หามาได้แต่โปรแกรม build ไม่ผ่าน เพราะ library ที่ใช้ (LVGL) อัปเดต version ใหม่และเปลี่ยนชื่อ function ไปหมด ต้องไปหา document ของ version ใหม่และเขียนใหม่</w:t>
+      </w:r>
     </w:p>
     <w:p>
       <w:pPr>
@@ -4436,170 +1368,8 @@
         <w:rPr>
           <w:rFonts w:ascii="GraphikTH" w:hAnsi="GraphikTH" w:cs="GraphikTH"/>
         </w:rPr>
-        <w:t>**</w:t>
-      </w:r>
-      <w:proofErr w:type="spellStart"/>
-      <w:r>
-        <w:rPr>
-          <w:rFonts w:ascii="GraphikTH" w:hAnsi="GraphikTH" w:cs="GraphikTH"/>
-        </w:rPr>
-        <w:t>บอร์ด</w:t>
-      </w:r>
-      <w:proofErr w:type="spellEnd"/>
-      <w:r>
-        <w:rPr>
-          <w:rFonts w:ascii="GraphikTH" w:hAnsi="GraphikTH" w:cs="GraphikTH"/>
-        </w:rPr>
-        <w:t xml:space="preserve"> reboot </w:t>
-      </w:r>
-      <w:proofErr w:type="spellStart"/>
-      <w:r>
-        <w:rPr>
-          <w:rFonts w:ascii="GraphikTH" w:hAnsi="GraphikTH" w:cs="GraphikTH"/>
-        </w:rPr>
-        <w:t>วนซ้ำไม่หยุดหลังเพิ่มระบบ</w:t>
-      </w:r>
-      <w:proofErr w:type="spellEnd"/>
-      <w:r>
-        <w:rPr>
-          <w:rFonts w:ascii="GraphikTH" w:hAnsi="GraphikTH" w:cs="GraphikTH"/>
-        </w:rPr>
-        <w:t xml:space="preserve"> alert** — </w:t>
-      </w:r>
-      <w:proofErr w:type="spellStart"/>
-      <w:r>
-        <w:rPr>
-          <w:rFonts w:ascii="GraphikTH" w:hAnsi="GraphikTH" w:cs="GraphikTH"/>
-        </w:rPr>
-        <w:t>หลังเพิ่มระบบแจ้งเตือนเสร็จ</w:t>
-      </w:r>
-      <w:proofErr w:type="spellEnd"/>
-      <w:r>
-        <w:rPr>
-          <w:rFonts w:ascii="GraphikTH" w:hAnsi="GraphikTH" w:cs="GraphikTH"/>
-        </w:rPr>
-        <w:t xml:space="preserve"> </w:t>
-      </w:r>
-      <w:proofErr w:type="spellStart"/>
-      <w:r>
-        <w:rPr>
-          <w:rFonts w:ascii="GraphikTH" w:hAnsi="GraphikTH" w:cs="GraphikTH"/>
-        </w:rPr>
-        <w:t>พอเข้าหน้า</w:t>
-      </w:r>
-      <w:proofErr w:type="spellEnd"/>
-      <w:r>
-        <w:rPr>
-          <w:rFonts w:ascii="GraphikTH" w:hAnsi="GraphikTH" w:cs="GraphikTH"/>
-        </w:rPr>
-        <w:t xml:space="preserve"> Setup Mode </w:t>
-      </w:r>
-      <w:proofErr w:type="spellStart"/>
-      <w:r>
-        <w:rPr>
-          <w:rFonts w:ascii="GraphikTH" w:hAnsi="GraphikTH" w:cs="GraphikTH"/>
-        </w:rPr>
-        <w:t>บอร์ดค้างแล้ว</w:t>
-      </w:r>
-      <w:proofErr w:type="spellEnd"/>
-      <w:r>
-        <w:rPr>
-          <w:rFonts w:ascii="GraphikTH" w:hAnsi="GraphikTH" w:cs="GraphikTH"/>
-        </w:rPr>
-        <w:t xml:space="preserve"> reboot </w:t>
-      </w:r>
-      <w:proofErr w:type="spellStart"/>
-      <w:r>
-        <w:rPr>
-          <w:rFonts w:ascii="GraphikTH" w:hAnsi="GraphikTH" w:cs="GraphikTH"/>
-        </w:rPr>
-        <w:t>ตัวเองวนซ้ำไม่หยุด</w:t>
-      </w:r>
-      <w:proofErr w:type="spellEnd"/>
-      <w:r>
-        <w:rPr>
-          <w:rFonts w:ascii="GraphikTH" w:hAnsi="GraphikTH" w:cs="GraphikTH"/>
-        </w:rPr>
-        <w:t xml:space="preserve"> </w:t>
-      </w:r>
-      <w:proofErr w:type="spellStart"/>
-      <w:r>
-        <w:rPr>
-          <w:rFonts w:ascii="GraphikTH" w:hAnsi="GraphikTH" w:cs="GraphikTH"/>
-        </w:rPr>
-        <w:t>สาเหตุคือโค้ดระบบ</w:t>
-      </w:r>
-      <w:proofErr w:type="spellEnd"/>
-      <w:r>
-        <w:rPr>
-          <w:rFonts w:ascii="GraphikTH" w:hAnsi="GraphikTH" w:cs="GraphikTH"/>
-        </w:rPr>
-        <w:t xml:space="preserve"> alert </w:t>
-      </w:r>
-      <w:proofErr w:type="spellStart"/>
-      <w:r>
-        <w:rPr>
-          <w:rFonts w:ascii="GraphikTH" w:hAnsi="GraphikTH" w:cs="GraphikTH"/>
-        </w:rPr>
-        <w:t>ถูกเรียกในหน้า</w:t>
-      </w:r>
-      <w:proofErr w:type="spellEnd"/>
-      <w:r>
-        <w:rPr>
-          <w:rFonts w:ascii="GraphikTH" w:hAnsi="GraphikTH" w:cs="GraphikTH"/>
-        </w:rPr>
-        <w:t xml:space="preserve"> Setup Mode </w:t>
-      </w:r>
-      <w:proofErr w:type="spellStart"/>
-      <w:r>
-        <w:rPr>
-          <w:rFonts w:ascii="GraphikTH" w:hAnsi="GraphikTH" w:cs="GraphikTH"/>
-        </w:rPr>
-        <w:t>ทั้งที่ยังไม่ได้สร้าง</w:t>
-      </w:r>
-      <w:proofErr w:type="spellEnd"/>
-      <w:r>
-        <w:rPr>
-          <w:rFonts w:ascii="GraphikTH" w:hAnsi="GraphikTH" w:cs="GraphikTH"/>
-        </w:rPr>
-        <w:t xml:space="preserve"> alert banner </w:t>
-      </w:r>
-      <w:proofErr w:type="spellStart"/>
-      <w:r>
-        <w:rPr>
-          <w:rFonts w:ascii="GraphikTH" w:hAnsi="GraphikTH" w:cs="GraphikTH"/>
-        </w:rPr>
-        <w:t>ขึ้นมา</w:t>
-      </w:r>
-      <w:proofErr w:type="spellEnd"/>
-      <w:r>
-        <w:rPr>
-          <w:rFonts w:ascii="GraphikTH" w:hAnsi="GraphikTH" w:cs="GraphikTH"/>
-        </w:rPr>
-        <w:t xml:space="preserve"> </w:t>
-      </w:r>
-      <w:proofErr w:type="spellStart"/>
-      <w:r>
-        <w:rPr>
-          <w:rFonts w:ascii="GraphikTH" w:hAnsi="GraphikTH" w:cs="GraphikTH"/>
-        </w:rPr>
-        <w:t>ทำให้โปรแกรมพยายามแก้ไข</w:t>
-      </w:r>
-      <w:proofErr w:type="spellEnd"/>
-      <w:r>
-        <w:rPr>
-          <w:rFonts w:ascii="GraphikTH" w:hAnsi="GraphikTH" w:cs="GraphikTH"/>
-        </w:rPr>
-        <w:t xml:space="preserve"> object </w:t>
-      </w:r>
-      <w:proofErr w:type="spellStart"/>
-      <w:r>
-        <w:rPr>
-          <w:rFonts w:ascii="GraphikTH" w:hAnsi="GraphikTH" w:cs="GraphikTH"/>
-        </w:rPr>
-        <w:t>ที่ไม่มีอยู่จริงและค้าง</w:t>
-      </w:r>
-      <w:proofErr w:type="spellEnd"/>
+        <w:t>**บอร์ด reboot วนซ้ำไม่หยุดหลังเพิ่มระบบ alert** — หลังเพิ่มระบบแจ้งเตือนเสร็จ พอเข้าหน้า Setup Mode บอร์ดค้างแล้ว reboot ตัวเองวนซ้ำไม่หยุด สาเหตุคือโค้ดระบบ alert ถูกเรียกในหน้า Setup Mode ทั้งที่ยังไม่ได้สร้าง alert banner ขึ้นมา ทำให้โปรแกรมพยายามแก้ไข object ที่ไม่มีอยู่จริงและค้าง</w:t>
+      </w:r>
     </w:p>
     <w:p>
       <w:pPr>
@@ -4619,114 +1389,8 @@
         <w:rPr>
           <w:rFonts w:ascii="GraphikTH" w:hAnsi="GraphikTH" w:cs="GraphikTH"/>
         </w:rPr>
-        <w:t>**</w:t>
-      </w:r>
-      <w:proofErr w:type="spellStart"/>
-      <w:r>
-        <w:rPr>
-          <w:rFonts w:ascii="GraphikTH" w:hAnsi="GraphikTH" w:cs="GraphikTH"/>
-        </w:rPr>
-        <w:t>บอร์ดบูตไม่ขึ้นหลังอัปรูป</w:t>
-      </w:r>
-      <w:proofErr w:type="spellEnd"/>
-      <w:r>
-        <w:rPr>
-          <w:rFonts w:ascii="GraphikTH" w:hAnsi="GraphikTH" w:cs="GraphikTH"/>
-        </w:rPr>
-        <w:t xml:space="preserve"> logo** — </w:t>
-      </w:r>
-      <w:proofErr w:type="spellStart"/>
-      <w:r>
-        <w:rPr>
-          <w:rFonts w:ascii="GraphikTH" w:hAnsi="GraphikTH" w:cs="GraphikTH"/>
-        </w:rPr>
-        <w:t>หลังอัปโหลดรูปเสร็จ</w:t>
-      </w:r>
-      <w:proofErr w:type="spellEnd"/>
-      <w:r>
-        <w:rPr>
-          <w:rFonts w:ascii="GraphikTH" w:hAnsi="GraphikTH" w:cs="GraphikTH"/>
-        </w:rPr>
-        <w:t xml:space="preserve"> </w:t>
-      </w:r>
-      <w:proofErr w:type="spellStart"/>
-      <w:r>
-        <w:rPr>
-          <w:rFonts w:ascii="GraphikTH" w:hAnsi="GraphikTH" w:cs="GraphikTH"/>
-        </w:rPr>
-        <w:t>บอร์ดจะ</w:t>
-      </w:r>
-      <w:proofErr w:type="spellEnd"/>
-      <w:r>
-        <w:rPr>
-          <w:rFonts w:ascii="GraphikTH" w:hAnsi="GraphikTH" w:cs="GraphikTH"/>
-        </w:rPr>
-        <w:t xml:space="preserve"> restart </w:t>
-      </w:r>
-      <w:proofErr w:type="spellStart"/>
-      <w:r>
-        <w:rPr>
-          <w:rFonts w:ascii="GraphikTH" w:hAnsi="GraphikTH" w:cs="GraphikTH"/>
-        </w:rPr>
-        <w:t>ตัวเองอัตโนมัติ</w:t>
-      </w:r>
-      <w:proofErr w:type="spellEnd"/>
-      <w:r>
-        <w:rPr>
-          <w:rFonts w:ascii="GraphikTH" w:hAnsi="GraphikTH" w:cs="GraphikTH"/>
-        </w:rPr>
-        <w:t xml:space="preserve"> </w:t>
-      </w:r>
-      <w:proofErr w:type="spellStart"/>
-      <w:r>
-        <w:rPr>
-          <w:rFonts w:ascii="GraphikTH" w:hAnsi="GraphikTH" w:cs="GraphikTH"/>
-        </w:rPr>
-        <w:t>แต่ปรากฏว่า</w:t>
-      </w:r>
-      <w:proofErr w:type="spellEnd"/>
-      <w:r>
-        <w:rPr>
-          <w:rFonts w:ascii="GraphikTH" w:hAnsi="GraphikTH" w:cs="GraphikTH"/>
-        </w:rPr>
-        <w:t xml:space="preserve"> restart </w:t>
-      </w:r>
-      <w:proofErr w:type="spellStart"/>
-      <w:r>
-        <w:rPr>
-          <w:rFonts w:ascii="GraphikTH" w:hAnsi="GraphikTH" w:cs="GraphikTH"/>
-        </w:rPr>
-        <w:t>กลางคันทำให้ข้อมูลบางส่วนเขียนทับหน่วยความจำผิดตำแหน่ง</w:t>
-      </w:r>
-      <w:proofErr w:type="spellEnd"/>
-      <w:r>
-        <w:rPr>
-          <w:rFonts w:ascii="GraphikTH" w:hAnsi="GraphikTH" w:cs="GraphikTH"/>
-        </w:rPr>
-        <w:t xml:space="preserve"> </w:t>
-      </w:r>
-      <w:proofErr w:type="spellStart"/>
-      <w:r>
-        <w:rPr>
-          <w:rFonts w:ascii="GraphikTH" w:hAnsi="GraphikTH" w:cs="GraphikTH"/>
-        </w:rPr>
-        <w:t>บอร์ดบูตไม่ขึ้นและต้อง</w:t>
-      </w:r>
-      <w:proofErr w:type="spellEnd"/>
-      <w:r>
-        <w:rPr>
-          <w:rFonts w:ascii="GraphikTH" w:hAnsi="GraphikTH" w:cs="GraphikTH"/>
-        </w:rPr>
-        <w:t xml:space="preserve"> flash </w:t>
-      </w:r>
-      <w:proofErr w:type="spellStart"/>
-      <w:r>
-        <w:rPr>
-          <w:rFonts w:ascii="GraphikTH" w:hAnsi="GraphikTH" w:cs="GraphikTH"/>
-        </w:rPr>
-        <w:t>โปรแกรมใหม่ทุกครั้งที่อัปรูป</w:t>
-      </w:r>
-      <w:proofErr w:type="spellEnd"/>
+        <w:t>**บอร์ดบูตไม่ขึ้นหลังอัปรูป logo** — หลังอัปโหลดรูปเสร็จ บอร์ดจะ restart ตัวเองอัตโนมัติ แต่ปรากฏว่า restart กลางคันทำให้ข้อมูลบางส่วนเขียนทับหน่วยความจำผิดตำแหน่ง บอร์ดบูตไม่ขึ้นและต้อง flash โปรแกรมใหม่ทุกครั้งที่อัปรูป</w:t>
+      </w:r>
     </w:p>
     <w:p>
       <w:pPr>
@@ -4746,156 +1410,9 @@
         <w:rPr>
           <w:rFonts w:ascii="GraphikTH" w:hAnsi="GraphikTH" w:cs="GraphikTH"/>
         </w:rPr>
-        <w:t>**</w:t>
-      </w:r>
-      <w:proofErr w:type="spellStart"/>
-      <w:r>
-        <w:rPr>
-          <w:rFonts w:ascii="GraphikTH" w:hAnsi="GraphikTH" w:cs="GraphikTH"/>
-        </w:rPr>
-        <w:t>กราฟ</w:t>
-      </w:r>
-      <w:proofErr w:type="spellEnd"/>
-      <w:r>
-        <w:rPr>
-          <w:rFonts w:ascii="GraphikTH" w:hAnsi="GraphikTH" w:cs="GraphikTH"/>
-        </w:rPr>
-        <w:t xml:space="preserve"> PM ย้อนหลัง </w:t>
-      </w:r>
-      <w:proofErr w:type="gramStart"/>
-      <w:r>
-        <w:rPr>
-          <w:rFonts w:ascii="GraphikTH" w:hAnsi="GraphikTH" w:cs="GraphikTH"/>
-        </w:rPr>
-        <w:t>7</w:t>
-      </w:r>
-      <w:proofErr w:type="gramEnd"/>
-      <w:r>
-        <w:rPr>
-          <w:rFonts w:ascii="GraphikTH" w:hAnsi="GraphikTH" w:cs="GraphikTH"/>
-        </w:rPr>
-        <w:t xml:space="preserve"> </w:t>
-      </w:r>
-      <w:proofErr w:type="spellStart"/>
-      <w:r>
-        <w:rPr>
-          <w:rFonts w:ascii="GraphikTH" w:hAnsi="GraphikTH" w:cs="GraphikTH"/>
-        </w:rPr>
-        <w:t>วันเก็บไว้ใน</w:t>
-      </w:r>
-      <w:proofErr w:type="spellEnd"/>
-      <w:r>
-        <w:rPr>
-          <w:rFonts w:ascii="GraphikTH" w:hAnsi="GraphikTH" w:cs="GraphikTH"/>
-        </w:rPr>
-        <w:t xml:space="preserve"> ESP </w:t>
-      </w:r>
-      <w:proofErr w:type="spellStart"/>
-      <w:r>
-        <w:rPr>
-          <w:rFonts w:ascii="GraphikTH" w:hAnsi="GraphikTH" w:cs="GraphikTH"/>
-        </w:rPr>
-        <w:t>ไม่ได้</w:t>
-      </w:r>
-      <w:proofErr w:type="spellEnd"/>
-      <w:r>
-        <w:rPr>
-          <w:rFonts w:ascii="GraphikTH" w:hAnsi="GraphikTH" w:cs="GraphikTH"/>
-        </w:rPr>
-        <w:t xml:space="preserve">** — </w:t>
-      </w:r>
-      <w:proofErr w:type="spellStart"/>
-      <w:r>
-        <w:rPr>
-          <w:rFonts w:ascii="GraphikTH" w:hAnsi="GraphikTH" w:cs="GraphikTH"/>
-        </w:rPr>
-        <w:t>ออกแบบให้บอร์ด</w:t>
-      </w:r>
-      <w:proofErr w:type="spellEnd"/>
-      <w:r>
-        <w:rPr>
-          <w:rFonts w:ascii="GraphikTH" w:hAnsi="GraphikTH" w:cs="GraphikTH"/>
-        </w:rPr>
-        <w:t xml:space="preserve"> ESP </w:t>
-      </w:r>
-      <w:proofErr w:type="spellStart"/>
-      <w:r>
-        <w:rPr>
-          <w:rFonts w:ascii="GraphikTH" w:hAnsi="GraphikTH" w:cs="GraphikTH"/>
-        </w:rPr>
-        <w:t>เก็บข้อมูลย้อนหลัง</w:t>
-      </w:r>
-      <w:proofErr w:type="spellEnd"/>
-      <w:r>
-        <w:rPr>
-          <w:rFonts w:ascii="GraphikTH" w:hAnsi="GraphikTH" w:cs="GraphikTH"/>
-        </w:rPr>
-        <w:t xml:space="preserve"> </w:t>
-      </w:r>
-      <w:proofErr w:type="gramStart"/>
-      <w:r>
-        <w:rPr>
-          <w:rFonts w:ascii="GraphikTH" w:hAnsi="GraphikTH" w:cs="GraphikTH"/>
-        </w:rPr>
-        <w:t>7</w:t>
-      </w:r>
-      <w:proofErr w:type="gramEnd"/>
-      <w:r>
-        <w:rPr>
-          <w:rFonts w:ascii="GraphikTH" w:hAnsi="GraphikTH" w:cs="GraphikTH"/>
-        </w:rPr>
-        <w:t xml:space="preserve"> </w:t>
-      </w:r>
-      <w:proofErr w:type="spellStart"/>
-      <w:r>
-        <w:rPr>
-          <w:rFonts w:ascii="GraphikTH" w:hAnsi="GraphikTH" w:cs="GraphikTH"/>
-        </w:rPr>
-        <w:t>วันเอง</w:t>
-      </w:r>
-      <w:proofErr w:type="spellEnd"/>
-      <w:r>
-        <w:rPr>
-          <w:rFonts w:ascii="GraphikTH" w:hAnsi="GraphikTH" w:cs="GraphikTH"/>
-        </w:rPr>
-        <w:t xml:space="preserve"> </w:t>
-      </w:r>
-      <w:proofErr w:type="spellStart"/>
-      <w:r>
-        <w:rPr>
-          <w:rFonts w:ascii="GraphikTH" w:hAnsi="GraphikTH" w:cs="GraphikTH"/>
-        </w:rPr>
-        <w:t>แต่ทำไม่ได้เพราะข้อมูลหายทุกครั้งที่บอร์ด</w:t>
-      </w:r>
-      <w:proofErr w:type="spellEnd"/>
-      <w:r>
-        <w:rPr>
-          <w:rFonts w:ascii="GraphikTH" w:hAnsi="GraphikTH" w:cs="GraphikTH"/>
-        </w:rPr>
-        <w:t xml:space="preserve"> reboot </w:t>
-      </w:r>
-      <w:proofErr w:type="spellStart"/>
-      <w:r>
-        <w:rPr>
-          <w:rFonts w:ascii="GraphikTH" w:hAnsi="GraphikTH" w:cs="GraphikTH"/>
-        </w:rPr>
-        <w:t>และบอร์ดไม่รู้เวลาจริง</w:t>
-      </w:r>
-      <w:proofErr w:type="spellEnd"/>
-      <w:r>
-        <w:rPr>
-          <w:rFonts w:ascii="GraphikTH" w:hAnsi="GraphikTH" w:cs="GraphikTH"/>
-        </w:rPr>
-        <w:t xml:space="preserve"> </w:t>
-      </w:r>
-      <w:proofErr w:type="spellStart"/>
-      <w:r>
-        <w:rPr>
-          <w:rFonts w:ascii="GraphikTH" w:hAnsi="GraphikTH" w:cs="GraphikTH"/>
-        </w:rPr>
-        <w:t>ทำให้ไม่รู้ว่าข้อมูลแต่ละชุดเป็นของวันไหน</w:t>
-      </w:r>
-      <w:proofErr w:type="spellEnd"/>
+        <w:lastRenderedPageBreak/>
+        <w:t>**กราฟ PM ย้อนหลัง 7 วันเก็บไว้ใน ESP ไม่ได้** — ออกแบบให้บอร์ด ESP เก็บข้อมูลย้อนหลัง 7 วันเอง แต่ทำไม่ได้เพราะข้อมูลหายทุกครั้งที่บอร์ด reboot และบอร์ดไม่รู้เวลาจริง ทำให้ไม่รู้ว่าข้อมูลแต่ละชุดเป็นของวันไหน</w:t>
+      </w:r>
     </w:p>
     <w:p>
       <w:pPr>
@@ -4915,199 +1432,8 @@
         <w:rPr>
           <w:rFonts w:ascii="GraphikTH" w:hAnsi="GraphikTH" w:cs="GraphikTH"/>
         </w:rPr>
-        <w:lastRenderedPageBreak/>
-        <w:t>**</w:t>
-      </w:r>
-      <w:proofErr w:type="spellStart"/>
-      <w:r>
-        <w:rPr>
-          <w:rFonts w:ascii="GraphikTH" w:hAnsi="GraphikTH" w:cs="GraphikTH"/>
-        </w:rPr>
-        <w:t>สถานะ</w:t>
-      </w:r>
-      <w:proofErr w:type="spellEnd"/>
-      <w:r>
-        <w:rPr>
-          <w:rFonts w:ascii="GraphikTH" w:hAnsi="GraphikTH" w:cs="GraphikTH"/>
-        </w:rPr>
-        <w:t xml:space="preserve"> Relay </w:t>
-      </w:r>
-      <w:proofErr w:type="spellStart"/>
-      <w:r>
-        <w:rPr>
-          <w:rFonts w:ascii="GraphikTH" w:hAnsi="GraphikTH" w:cs="GraphikTH"/>
-        </w:rPr>
-        <w:t>บน</w:t>
-      </w:r>
-      <w:proofErr w:type="spellEnd"/>
-      <w:r>
-        <w:rPr>
-          <w:rFonts w:ascii="GraphikTH" w:hAnsi="GraphikTH" w:cs="GraphikTH"/>
-        </w:rPr>
-        <w:t xml:space="preserve"> HA </w:t>
-      </w:r>
-      <w:proofErr w:type="spellStart"/>
-      <w:r>
-        <w:rPr>
-          <w:rFonts w:ascii="GraphikTH" w:hAnsi="GraphikTH" w:cs="GraphikTH"/>
-        </w:rPr>
-        <w:t>ไม่อัปเดตเมื่อกดจากหน้าจอ</w:t>
-      </w:r>
-      <w:proofErr w:type="spellEnd"/>
-      <w:r>
-        <w:rPr>
-          <w:rFonts w:ascii="GraphikTH" w:hAnsi="GraphikTH" w:cs="GraphikTH"/>
-        </w:rPr>
-        <w:t xml:space="preserve"> ESP** — </w:t>
-      </w:r>
-      <w:proofErr w:type="spellStart"/>
-      <w:r>
-        <w:rPr>
-          <w:rFonts w:ascii="GraphikTH" w:hAnsi="GraphikTH" w:cs="GraphikTH"/>
-        </w:rPr>
-        <w:t>กด</w:t>
-      </w:r>
-      <w:proofErr w:type="spellEnd"/>
-      <w:r>
-        <w:rPr>
-          <w:rFonts w:ascii="GraphikTH" w:hAnsi="GraphikTH" w:cs="GraphikTH"/>
-        </w:rPr>
-        <w:t xml:space="preserve"> relay </w:t>
-      </w:r>
-      <w:proofErr w:type="spellStart"/>
-      <w:r>
-        <w:rPr>
-          <w:rFonts w:ascii="GraphikTH" w:hAnsi="GraphikTH" w:cs="GraphikTH"/>
-        </w:rPr>
-        <w:t>จากหน้าจอ</w:t>
-      </w:r>
-      <w:proofErr w:type="spellEnd"/>
-      <w:r>
-        <w:rPr>
-          <w:rFonts w:ascii="GraphikTH" w:hAnsi="GraphikTH" w:cs="GraphikTH"/>
-        </w:rPr>
-        <w:t xml:space="preserve"> ESP </w:t>
-      </w:r>
-      <w:proofErr w:type="spellStart"/>
-      <w:r>
-        <w:rPr>
-          <w:rFonts w:ascii="GraphikTH" w:hAnsi="GraphikTH" w:cs="GraphikTH"/>
-        </w:rPr>
-        <w:t>ได้ปกติ</w:t>
-      </w:r>
-      <w:proofErr w:type="spellEnd"/>
-      <w:r>
-        <w:rPr>
-          <w:rFonts w:ascii="GraphikTH" w:hAnsi="GraphikTH" w:cs="GraphikTH"/>
-        </w:rPr>
-        <w:t xml:space="preserve"> </w:t>
-      </w:r>
-      <w:proofErr w:type="spellStart"/>
-      <w:r>
-        <w:rPr>
-          <w:rFonts w:ascii="GraphikTH" w:hAnsi="GraphikTH" w:cs="GraphikTH"/>
-        </w:rPr>
-        <w:t>แต่</w:t>
-      </w:r>
-      <w:proofErr w:type="spellEnd"/>
-      <w:r>
-        <w:rPr>
-          <w:rFonts w:ascii="GraphikTH" w:hAnsi="GraphikTH" w:cs="GraphikTH"/>
-        </w:rPr>
-        <w:t xml:space="preserve"> dashboard </w:t>
-      </w:r>
-      <w:proofErr w:type="spellStart"/>
-      <w:r>
-        <w:rPr>
-          <w:rFonts w:ascii="GraphikTH" w:hAnsi="GraphikTH" w:cs="GraphikTH"/>
-        </w:rPr>
-        <w:t>บน</w:t>
-      </w:r>
-      <w:proofErr w:type="spellEnd"/>
-      <w:r>
-        <w:rPr>
-          <w:rFonts w:ascii="GraphikTH" w:hAnsi="GraphikTH" w:cs="GraphikTH"/>
-        </w:rPr>
-        <w:t xml:space="preserve"> Home Assistant </w:t>
-      </w:r>
-      <w:proofErr w:type="spellStart"/>
-      <w:r>
-        <w:rPr>
-          <w:rFonts w:ascii="GraphikTH" w:hAnsi="GraphikTH" w:cs="GraphikTH"/>
-        </w:rPr>
-        <w:t>ยังแสดงสถานะเดิม</w:t>
-      </w:r>
-      <w:proofErr w:type="spellEnd"/>
-      <w:r>
-        <w:rPr>
-          <w:rFonts w:ascii="GraphikTH" w:hAnsi="GraphikTH" w:cs="GraphikTH"/>
-        </w:rPr>
-        <w:t xml:space="preserve"> </w:t>
-      </w:r>
-      <w:proofErr w:type="spellStart"/>
-      <w:r>
-        <w:rPr>
-          <w:rFonts w:ascii="GraphikTH" w:hAnsi="GraphikTH" w:cs="GraphikTH"/>
-        </w:rPr>
-        <w:t>พอกดจาก</w:t>
-      </w:r>
-      <w:proofErr w:type="spellEnd"/>
-      <w:r>
-        <w:rPr>
-          <w:rFonts w:ascii="GraphikTH" w:hAnsi="GraphikTH" w:cs="GraphikTH"/>
-        </w:rPr>
-        <w:t xml:space="preserve"> HA </w:t>
-      </w:r>
-      <w:proofErr w:type="spellStart"/>
-      <w:r>
-        <w:rPr>
-          <w:rFonts w:ascii="GraphikTH" w:hAnsi="GraphikTH" w:cs="GraphikTH"/>
-        </w:rPr>
-        <w:t>ซ้ำอีกครั้ง</w:t>
-      </w:r>
-      <w:proofErr w:type="spellEnd"/>
-      <w:r>
-        <w:rPr>
-          <w:rFonts w:ascii="GraphikTH" w:hAnsi="GraphikTH" w:cs="GraphikTH"/>
-        </w:rPr>
-        <w:t xml:space="preserve"> relay </w:t>
-      </w:r>
-      <w:proofErr w:type="spellStart"/>
-      <w:r>
-        <w:rPr>
-          <w:rFonts w:ascii="GraphikTH" w:hAnsi="GraphikTH" w:cs="GraphikTH"/>
-        </w:rPr>
-        <w:t>กลับสลับทิศทางผิด</w:t>
-      </w:r>
-      <w:proofErr w:type="spellEnd"/>
-      <w:r>
-        <w:rPr>
-          <w:rFonts w:ascii="GraphikTH" w:hAnsi="GraphikTH" w:cs="GraphikTH"/>
-        </w:rPr>
-        <w:t xml:space="preserve"> </w:t>
-      </w:r>
-      <w:proofErr w:type="spellStart"/>
-      <w:r>
-        <w:rPr>
-          <w:rFonts w:ascii="GraphikTH" w:hAnsi="GraphikTH" w:cs="GraphikTH"/>
-        </w:rPr>
-        <w:t>เพราะ</w:t>
-      </w:r>
-      <w:proofErr w:type="spellEnd"/>
-      <w:r>
-        <w:rPr>
-          <w:rFonts w:ascii="GraphikTH" w:hAnsi="GraphikTH" w:cs="GraphikTH"/>
-        </w:rPr>
-        <w:t xml:space="preserve"> HA </w:t>
-      </w:r>
-      <w:proofErr w:type="spellStart"/>
-      <w:r>
-        <w:rPr>
-          <w:rFonts w:ascii="GraphikTH" w:hAnsi="GraphikTH" w:cs="GraphikTH"/>
-        </w:rPr>
-        <w:t>ไม่รู้ว่าสถานะจริงเป็นอะไร</w:t>
-      </w:r>
-      <w:proofErr w:type="spellEnd"/>
+        <w:t>**สถานะ Relay บน HA ไม่อัปเดตเมื่อกดจากหน้าจอ ESP** — กด relay จากหน้าจอ ESP ได้ปกติ แต่ dashboard บน Home Assistant ยังแสดงสถานะเดิม พอกดจาก HA ซ้ำอีกครั้ง relay กลับสลับทิศทางผิด เพราะ HA ไม่รู้ว่าสถานะจริงเป็นอะไร</w:t>
+      </w:r>
     </w:p>
     <w:p>
       <w:pPr>
@@ -5127,198 +1453,8 @@
         <w:rPr>
           <w:rFonts w:ascii="GraphikTH" w:hAnsi="GraphikTH" w:cs="GraphikTH"/>
         </w:rPr>
-        <w:t>**</w:t>
-      </w:r>
-      <w:proofErr w:type="spellStart"/>
-      <w:r>
-        <w:rPr>
-          <w:rFonts w:ascii="GraphikTH" w:hAnsi="GraphikTH" w:cs="GraphikTH"/>
-        </w:rPr>
-        <w:t>ต่อ</w:t>
-      </w:r>
-      <w:proofErr w:type="spellEnd"/>
-      <w:r>
-        <w:rPr>
-          <w:rFonts w:ascii="GraphikTH" w:hAnsi="GraphikTH" w:cs="GraphikTH"/>
-        </w:rPr>
-        <w:t xml:space="preserve"> MQTT </w:t>
-      </w:r>
-      <w:proofErr w:type="spellStart"/>
-      <w:r>
-        <w:rPr>
-          <w:rFonts w:ascii="GraphikTH" w:hAnsi="GraphikTH" w:cs="GraphikTH"/>
-        </w:rPr>
-        <w:t>ไม่ได้ทั้งที่ค่า</w:t>
-      </w:r>
-      <w:proofErr w:type="spellEnd"/>
-      <w:r>
-        <w:rPr>
-          <w:rFonts w:ascii="GraphikTH" w:hAnsi="GraphikTH" w:cs="GraphikTH"/>
-        </w:rPr>
-        <w:t xml:space="preserve"> config </w:t>
-      </w:r>
-      <w:proofErr w:type="spellStart"/>
-      <w:r>
-        <w:rPr>
-          <w:rFonts w:ascii="GraphikTH" w:hAnsi="GraphikTH" w:cs="GraphikTH"/>
-        </w:rPr>
-        <w:t>ถูกหมด</w:t>
-      </w:r>
-      <w:proofErr w:type="spellEnd"/>
-      <w:r>
-        <w:rPr>
-          <w:rFonts w:ascii="GraphikTH" w:hAnsi="GraphikTH" w:cs="GraphikTH"/>
-        </w:rPr>
-        <w:t xml:space="preserve">** — </w:t>
-      </w:r>
-      <w:proofErr w:type="spellStart"/>
-      <w:r>
-        <w:rPr>
-          <w:rFonts w:ascii="GraphikTH" w:hAnsi="GraphikTH" w:cs="GraphikTH"/>
-        </w:rPr>
-        <w:t>หลังบอร์ดได้</w:t>
-      </w:r>
-      <w:proofErr w:type="spellEnd"/>
-      <w:r>
-        <w:rPr>
-          <w:rFonts w:ascii="GraphikTH" w:hAnsi="GraphikTH" w:cs="GraphikTH"/>
-        </w:rPr>
-        <w:t xml:space="preserve"> IP </w:t>
-      </w:r>
-      <w:proofErr w:type="spellStart"/>
-      <w:r>
-        <w:rPr>
-          <w:rFonts w:ascii="GraphikTH" w:hAnsi="GraphikTH" w:cs="GraphikTH"/>
-        </w:rPr>
-        <w:t>จาก</w:t>
-      </w:r>
-      <w:proofErr w:type="spellEnd"/>
-      <w:r>
-        <w:rPr>
-          <w:rFonts w:ascii="GraphikTH" w:hAnsi="GraphikTH" w:cs="GraphikTH"/>
-        </w:rPr>
-        <w:t xml:space="preserve"> Ethernet </w:t>
-      </w:r>
-      <w:proofErr w:type="spellStart"/>
-      <w:r>
-        <w:rPr>
-          <w:rFonts w:ascii="GraphikTH" w:hAnsi="GraphikTH" w:cs="GraphikTH"/>
-        </w:rPr>
-        <w:t>แล้ว</w:t>
-      </w:r>
-      <w:proofErr w:type="spellEnd"/>
-      <w:r>
-        <w:rPr>
-          <w:rFonts w:ascii="GraphikTH" w:hAnsi="GraphikTH" w:cs="GraphikTH"/>
-        </w:rPr>
-        <w:t xml:space="preserve"> </w:t>
-      </w:r>
-      <w:proofErr w:type="spellStart"/>
-      <w:r>
-        <w:rPr>
-          <w:rFonts w:ascii="GraphikTH" w:hAnsi="GraphikTH" w:cs="GraphikTH"/>
-        </w:rPr>
-        <w:t>พยายาม</w:t>
-      </w:r>
-      <w:proofErr w:type="spellEnd"/>
-      <w:r>
-        <w:rPr>
-          <w:rFonts w:ascii="GraphikTH" w:hAnsi="GraphikTH" w:cs="GraphikTH"/>
-        </w:rPr>
-        <w:t xml:space="preserve"> connect </w:t>
-      </w:r>
-      <w:proofErr w:type="spellStart"/>
-      <w:r>
-        <w:rPr>
-          <w:rFonts w:ascii="GraphikTH" w:hAnsi="GraphikTH" w:cs="GraphikTH"/>
-        </w:rPr>
-        <w:t>กับ</w:t>
-      </w:r>
-      <w:proofErr w:type="spellEnd"/>
-      <w:r>
-        <w:rPr>
-          <w:rFonts w:ascii="GraphikTH" w:hAnsi="GraphikTH" w:cs="GraphikTH"/>
-        </w:rPr>
-        <w:t xml:space="preserve"> MQTT broker </w:t>
-      </w:r>
-      <w:proofErr w:type="spellStart"/>
-      <w:r>
-        <w:rPr>
-          <w:rFonts w:ascii="GraphikTH" w:hAnsi="GraphikTH" w:cs="GraphikTH"/>
-        </w:rPr>
-        <w:t>แต่</w:t>
-      </w:r>
-      <w:proofErr w:type="spellEnd"/>
-      <w:r>
-        <w:rPr>
-          <w:rFonts w:ascii="GraphikTH" w:hAnsi="GraphikTH" w:cs="GraphikTH"/>
-        </w:rPr>
-        <w:t xml:space="preserve"> connect </w:t>
-      </w:r>
-      <w:proofErr w:type="spellStart"/>
-      <w:r>
-        <w:rPr>
-          <w:rFonts w:ascii="GraphikTH" w:hAnsi="GraphikTH" w:cs="GraphikTH"/>
-        </w:rPr>
-        <w:t>ไม่ได้ทุกครั้ง</w:t>
-      </w:r>
-      <w:proofErr w:type="spellEnd"/>
-      <w:r>
-        <w:rPr>
-          <w:rFonts w:ascii="GraphikTH" w:hAnsi="GraphikTH" w:cs="GraphikTH"/>
-        </w:rPr>
-        <w:t xml:space="preserve"> </w:t>
-      </w:r>
-      <w:proofErr w:type="spellStart"/>
-      <w:r>
-        <w:rPr>
-          <w:rFonts w:ascii="GraphikTH" w:hAnsi="GraphikTH" w:cs="GraphikTH"/>
-        </w:rPr>
-        <w:t>ทั้งที่</w:t>
-      </w:r>
-      <w:proofErr w:type="spellEnd"/>
-      <w:r>
-        <w:rPr>
-          <w:rFonts w:ascii="GraphikTH" w:hAnsi="GraphikTH" w:cs="GraphikTH"/>
-        </w:rPr>
-        <w:t xml:space="preserve"> IP และ port </w:t>
-      </w:r>
-      <w:proofErr w:type="spellStart"/>
-      <w:r>
-        <w:rPr>
-          <w:rFonts w:ascii="GraphikTH" w:hAnsi="GraphikTH" w:cs="GraphikTH"/>
-        </w:rPr>
-        <w:t>ถูกหมด</w:t>
-      </w:r>
-      <w:proofErr w:type="spellEnd"/>
-      <w:r>
-        <w:rPr>
-          <w:rFonts w:ascii="GraphikTH" w:hAnsi="GraphikTH" w:cs="GraphikTH"/>
-        </w:rPr>
-        <w:t xml:space="preserve"> </w:t>
-      </w:r>
-      <w:proofErr w:type="spellStart"/>
-      <w:r>
-        <w:rPr>
-          <w:rFonts w:ascii="GraphikTH" w:hAnsi="GraphikTH" w:cs="GraphikTH"/>
-        </w:rPr>
-        <w:t>ต้อง</w:t>
-      </w:r>
-      <w:proofErr w:type="spellEnd"/>
-      <w:r>
-        <w:rPr>
-          <w:rFonts w:ascii="GraphikTH" w:hAnsi="GraphikTH" w:cs="GraphikTH"/>
-        </w:rPr>
-        <w:t xml:space="preserve"> reboot </w:t>
-      </w:r>
-      <w:proofErr w:type="spellStart"/>
-      <w:r>
-        <w:rPr>
-          <w:rFonts w:ascii="GraphikTH" w:hAnsi="GraphikTH" w:cs="GraphikTH"/>
-        </w:rPr>
-        <w:t>หลายรอบถึงจะต่อได้</w:t>
-      </w:r>
-      <w:proofErr w:type="spellEnd"/>
+        <w:t>**ต่อ MQTT ไม่ได้ทั้งที่ค่า config ถูกหมด** — หลังบอร์ดได้ IP จาก Ethernet แล้ว พยายาม connect กับ MQTT broker แต่ connect ไม่ได้ทุกครั้ง ทั้งที่ IP และ port ถูกหมด ต้อง reboot หลายรอบถึงจะต่อได้</w:t>
+      </w:r>
     </w:p>
     <w:p>
       <w:pPr>
@@ -5334,7 +1470,6 @@
           <w:rFonts w:ascii="GraphikTH" w:hAnsi="GraphikTH" w:cs="GraphikTH"/>
         </w:rPr>
       </w:pPr>
-      <w:proofErr w:type="spellStart"/>
       <w:r>
         <w:rPr>
           <w:rFonts w:ascii="GraphikTH" w:hAnsi="GraphikTH" w:cs="GraphikTH"/>
@@ -5342,7 +1477,6 @@
         </w:rPr>
         <w:t>วิธีแก้ไข</w:t>
       </w:r>
-      <w:proofErr w:type="spellEnd"/>
     </w:p>
     <w:p>
       <w:pPr>
@@ -5358,70 +1492,12 @@
           <w:rFonts w:ascii="GraphikTH" w:hAnsi="GraphikTH" w:cs="GraphikTH"/>
         </w:rPr>
       </w:pPr>
-      <w:proofErr w:type="spellStart"/>
-      <w:r>
-        <w:rPr>
-          <w:rFonts w:ascii="GraphikTH" w:hAnsi="GraphikTH" w:cs="GraphikTH"/>
-        </w:rPr>
-        <w:t>ดู</w:t>
-      </w:r>
-      <w:proofErr w:type="spellEnd"/>
-      <w:r>
-        <w:rPr>
-          <w:rFonts w:ascii="GraphikTH" w:hAnsi="GraphikTH" w:cs="GraphikTH"/>
-        </w:rPr>
-        <w:t xml:space="preserve"> schematic </w:t>
-      </w:r>
-      <w:proofErr w:type="spellStart"/>
-      <w:r>
-        <w:rPr>
-          <w:rFonts w:ascii="GraphikTH" w:hAnsi="GraphikTH" w:cs="GraphikTH"/>
-        </w:rPr>
-        <w:t>ของ</w:t>
-      </w:r>
-      <w:proofErr w:type="spellEnd"/>
-      <w:r>
-        <w:rPr>
-          <w:rFonts w:ascii="GraphikTH" w:hAnsi="GraphikTH" w:cs="GraphikTH"/>
-        </w:rPr>
-        <w:t xml:space="preserve"> </w:t>
-      </w:r>
-      <w:proofErr w:type="spellStart"/>
-      <w:r>
-        <w:rPr>
-          <w:rFonts w:ascii="GraphikTH" w:hAnsi="GraphikTH" w:cs="GraphikTH"/>
-        </w:rPr>
-        <w:t>Waveshare</w:t>
-      </w:r>
-      <w:proofErr w:type="spellEnd"/>
-      <w:r>
-        <w:rPr>
-          <w:rFonts w:ascii="GraphikTH" w:hAnsi="GraphikTH" w:cs="GraphikTH"/>
-        </w:rPr>
-        <w:t xml:space="preserve"> ESP32-P4-86-Panel </w:t>
-      </w:r>
-      <w:proofErr w:type="spellStart"/>
-      <w:r>
-        <w:rPr>
-          <w:rFonts w:ascii="GraphikTH" w:hAnsi="GraphikTH" w:cs="GraphikTH"/>
-        </w:rPr>
-        <w:t>โดยตรงและทดสอบ</w:t>
-      </w:r>
-      <w:proofErr w:type="spellEnd"/>
-      <w:r>
-        <w:rPr>
-          <w:rFonts w:ascii="GraphikTH" w:hAnsi="GraphikTH" w:cs="GraphikTH"/>
-        </w:rPr>
-        <w:t xml:space="preserve"> GPIO </w:t>
-      </w:r>
-      <w:proofErr w:type="spellStart"/>
-      <w:r>
-        <w:rPr>
-          <w:rFonts w:ascii="GraphikTH" w:hAnsi="GraphikTH" w:cs="GraphikTH"/>
-        </w:rPr>
-        <w:t>ทีละตัวจนพบขาที่ถูกต้องสำหรับบอร์ดนี้</w:t>
-      </w:r>
-      <w:proofErr w:type="spellEnd"/>
+      <w:r>
+        <w:rPr>
+          <w:rFonts w:ascii="GraphikTH" w:hAnsi="GraphikTH" w:cs="GraphikTH"/>
+        </w:rPr>
+        <w:t>ดู schematic ของ Waveshare ESP32-P4-86-Panel โดยตรงและทดสอบ GPIO ทีละตัวจนพบขาที่ถูกต้องสำหรับบอร์ดนี้</w:t>
+      </w:r>
     </w:p>
     <w:p>
       <w:pPr>
@@ -5437,84 +1513,12 @@
           <w:rFonts w:ascii="GraphikTH" w:hAnsi="GraphikTH" w:cs="GraphikTH"/>
         </w:rPr>
       </w:pPr>
-      <w:proofErr w:type="spellStart"/>
-      <w:r>
-        <w:rPr>
-          <w:rFonts w:ascii="GraphikTH" w:hAnsi="GraphikTH" w:cs="GraphikTH"/>
-        </w:rPr>
-        <w:t>เข้าไปอ่าน</w:t>
-      </w:r>
-      <w:proofErr w:type="spellEnd"/>
-      <w:r>
-        <w:rPr>
-          <w:rFonts w:ascii="GraphikTH" w:hAnsi="GraphikTH" w:cs="GraphikTH"/>
-        </w:rPr>
-        <w:t xml:space="preserve"> document และ changelog </w:t>
-      </w:r>
-      <w:proofErr w:type="spellStart"/>
-      <w:r>
-        <w:rPr>
-          <w:rFonts w:ascii="GraphikTH" w:hAnsi="GraphikTH" w:cs="GraphikTH"/>
-        </w:rPr>
-        <w:t>ของ</w:t>
-      </w:r>
-      <w:proofErr w:type="spellEnd"/>
-      <w:r>
-        <w:rPr>
-          <w:rFonts w:ascii="GraphikTH" w:hAnsi="GraphikTH" w:cs="GraphikTH"/>
-        </w:rPr>
-        <w:t xml:space="preserve"> LVGL version </w:t>
-      </w:r>
-      <w:proofErr w:type="spellStart"/>
-      <w:r>
-        <w:rPr>
-          <w:rFonts w:ascii="GraphikTH" w:hAnsi="GraphikTH" w:cs="GraphikTH"/>
-        </w:rPr>
-        <w:t>ใหม่โดยตรง</w:t>
-      </w:r>
-      <w:proofErr w:type="spellEnd"/>
-      <w:r>
-        <w:rPr>
-          <w:rFonts w:ascii="GraphikTH" w:hAnsi="GraphikTH" w:cs="GraphikTH"/>
-        </w:rPr>
-        <w:t xml:space="preserve"> </w:t>
-      </w:r>
-      <w:proofErr w:type="spellStart"/>
-      <w:r>
-        <w:rPr>
-          <w:rFonts w:ascii="GraphikTH" w:hAnsi="GraphikTH" w:cs="GraphikTH"/>
-        </w:rPr>
-        <w:t>แล้วเปลี่ยนมาใช้ชื่อ</w:t>
-      </w:r>
-      <w:proofErr w:type="spellEnd"/>
-      <w:r>
-        <w:rPr>
-          <w:rFonts w:ascii="GraphikTH" w:hAnsi="GraphikTH" w:cs="GraphikTH"/>
-        </w:rPr>
-        <w:t xml:space="preserve"> function </w:t>
-      </w:r>
-      <w:proofErr w:type="spellStart"/>
-      <w:r>
-        <w:rPr>
-          <w:rFonts w:ascii="GraphikTH" w:hAnsi="GraphikTH" w:cs="GraphikTH"/>
-        </w:rPr>
-        <w:t>ที่ถูกต้องตาม</w:t>
-      </w:r>
-      <w:proofErr w:type="spellEnd"/>
-      <w:r>
-        <w:rPr>
-          <w:rFonts w:ascii="GraphikTH" w:hAnsi="GraphikTH" w:cs="GraphikTH"/>
-        </w:rPr>
-        <w:t xml:space="preserve"> version </w:t>
-      </w:r>
-      <w:proofErr w:type="spellStart"/>
-      <w:r>
-        <w:rPr>
-          <w:rFonts w:ascii="GraphikTH" w:hAnsi="GraphikTH" w:cs="GraphikTH"/>
-        </w:rPr>
-        <w:t>ที่ใช้งานจริง</w:t>
-      </w:r>
-      <w:proofErr w:type="spellEnd"/>
+      <w:r>
+        <w:rPr>
+          <w:rFonts w:ascii="GraphikTH" w:hAnsi="GraphikTH" w:cs="GraphikTH"/>
+        </w:rPr>
+        <w:t>เข้าไปอ่าน document และ changelog ของ LVGL version ใหม่โดยตรง แล้วเปลี่ยนมาใช้ชื่อ function ที่ถูกต้องตาม version ที่ใช้งานจริง</w:t>
+      </w:r>
     </w:p>
     <w:p>
       <w:pPr>
@@ -5530,75 +1534,11 @@
           <w:rFonts w:ascii="GraphikTH" w:hAnsi="GraphikTH" w:cs="GraphikTH"/>
         </w:rPr>
       </w:pPr>
-      <w:proofErr w:type="spellStart"/>
-      <w:r>
-        <w:rPr>
-          <w:rFonts w:ascii="GraphikTH" w:hAnsi="GraphikTH" w:cs="GraphikTH"/>
-        </w:rPr>
-        <w:t>เพิ่มการตรวจสอบก่อนว่า</w:t>
-      </w:r>
-      <w:proofErr w:type="spellEnd"/>
-      <w:r>
-        <w:rPr>
-          <w:rFonts w:ascii="GraphikTH" w:hAnsi="GraphikTH" w:cs="GraphikTH"/>
-        </w:rPr>
-        <w:t xml:space="preserve"> alert banner </w:t>
-      </w:r>
-      <w:proofErr w:type="spellStart"/>
-      <w:r>
-        <w:rPr>
-          <w:rFonts w:ascii="GraphikTH" w:hAnsi="GraphikTH" w:cs="GraphikTH"/>
-        </w:rPr>
-        <w:t>ถูกสร้างขึ้นแล้วหรือยัง</w:t>
-      </w:r>
-      <w:proofErr w:type="spellEnd"/>
-      <w:r>
-        <w:rPr>
-          <w:rFonts w:ascii="GraphikTH" w:hAnsi="GraphikTH" w:cs="GraphikTH"/>
-        </w:rPr>
-        <w:t xml:space="preserve"> </w:t>
-      </w:r>
-      <w:proofErr w:type="spellStart"/>
-      <w:r>
-        <w:rPr>
-          <w:rFonts w:ascii="GraphikTH" w:hAnsi="GraphikTH" w:cs="GraphikTH"/>
-        </w:rPr>
-        <w:t>ถ้ายังให้ข้ามไปก่อน</w:t>
-      </w:r>
-      <w:proofErr w:type="spellEnd"/>
-      <w:r>
-        <w:rPr>
-          <w:rFonts w:ascii="GraphikTH" w:hAnsi="GraphikTH" w:cs="GraphikTH"/>
-        </w:rPr>
-        <w:t xml:space="preserve"> </w:t>
-      </w:r>
-      <w:proofErr w:type="spellStart"/>
-      <w:r>
-        <w:rPr>
-          <w:rFonts w:ascii="GraphikTH" w:hAnsi="GraphikTH" w:cs="GraphikTH"/>
-        </w:rPr>
-        <w:t>ทำให้หน้า</w:t>
-      </w:r>
-      <w:proofErr w:type="spellEnd"/>
-      <w:r>
-        <w:rPr>
-          <w:rFonts w:ascii="GraphikTH" w:hAnsi="GraphikTH" w:cs="GraphikTH"/>
-        </w:rPr>
-        <w:t xml:space="preserve"> Setup Mode </w:t>
-      </w:r>
-      <w:proofErr w:type="spellStart"/>
-      <w:r>
-        <w:rPr>
-          <w:rFonts w:ascii="GraphikTH" w:hAnsi="GraphikTH" w:cs="GraphikTH"/>
-        </w:rPr>
-        <w:t>ทำงานได้ปกติโดยไม่กระทบระบบ</w:t>
-      </w:r>
-      <w:proofErr w:type="spellEnd"/>
-      <w:r>
-        <w:rPr>
-          <w:rFonts w:ascii="GraphikTH" w:hAnsi="GraphikTH" w:cs="GraphikTH"/>
-        </w:rPr>
-        <w:t xml:space="preserve"> alert</w:t>
+      <w:r>
+        <w:rPr>
+          <w:rFonts w:ascii="GraphikTH" w:hAnsi="GraphikTH" w:cs="GraphikTH"/>
+        </w:rPr>
+        <w:t>เพิ่มการตรวจสอบก่อนว่า alert banner ถูกสร้างขึ้นแล้วหรือยัง ถ้ายังให้ข้ามไปก่อน ทำให้หน้า Setup Mode ทำงานได้ปกติโดยไม่กระทบระบบ alert</w:t>
       </w:r>
     </w:p>
     <w:p>
@@ -5615,56 +1555,12 @@
           <w:rFonts w:ascii="GraphikTH" w:hAnsi="GraphikTH" w:cs="GraphikTH"/>
         </w:rPr>
       </w:pPr>
-      <w:proofErr w:type="spellStart"/>
-      <w:r>
-        <w:rPr>
-          <w:rFonts w:ascii="GraphikTH" w:hAnsi="GraphikTH" w:cs="GraphikTH"/>
-        </w:rPr>
-        <w:t>แก้โดยให้บอร์ดหยุด</w:t>
-      </w:r>
-      <w:proofErr w:type="spellEnd"/>
-      <w:r>
-        <w:rPr>
-          <w:rFonts w:ascii="GraphikTH" w:hAnsi="GraphikTH" w:cs="GraphikTH"/>
-        </w:rPr>
-        <w:t xml:space="preserve"> Ethernet </w:t>
-      </w:r>
-      <w:proofErr w:type="spellStart"/>
-      <w:r>
-        <w:rPr>
-          <w:rFonts w:ascii="GraphikTH" w:hAnsi="GraphikTH" w:cs="GraphikTH"/>
-        </w:rPr>
-        <w:t>ก่อน</w:t>
-      </w:r>
-      <w:proofErr w:type="spellEnd"/>
-      <w:r>
-        <w:rPr>
-          <w:rFonts w:ascii="GraphikTH" w:hAnsi="GraphikTH" w:cs="GraphikTH"/>
-        </w:rPr>
-        <w:t xml:space="preserve"> </w:t>
-      </w:r>
-      <w:proofErr w:type="spellStart"/>
-      <w:r>
-        <w:rPr>
-          <w:rFonts w:ascii="GraphikTH" w:hAnsi="GraphikTH" w:cs="GraphikTH"/>
-        </w:rPr>
-        <w:t>แล้วรอสักครู่ให้ทุกอย่างหยุดทำงานอย่างสมบูรณ์ก่อนค่อย</w:t>
-      </w:r>
-      <w:proofErr w:type="spellEnd"/>
-      <w:r>
-        <w:rPr>
-          <w:rFonts w:ascii="GraphikTH" w:hAnsi="GraphikTH" w:cs="GraphikTH"/>
-        </w:rPr>
-        <w:t xml:space="preserve"> restart </w:t>
-      </w:r>
-      <w:proofErr w:type="spellStart"/>
-      <w:r>
-        <w:rPr>
-          <w:rFonts w:ascii="GraphikTH" w:hAnsi="GraphikTH" w:cs="GraphikTH"/>
-        </w:rPr>
-        <w:t>ทำให้บูตขึ้นได้ปกติทุกครั้ง</w:t>
-      </w:r>
-      <w:proofErr w:type="spellEnd"/>
+      <w:r>
+        <w:rPr>
+          <w:rFonts w:ascii="GraphikTH" w:hAnsi="GraphikTH" w:cs="GraphikTH"/>
+        </w:rPr>
+        <w:t>แก้โดยให้บอร์ดหยุด Ethernet ก่อน แล้วรอสักครู่ให้ทุกอย่างหยุดทำงานอย่างสมบูรณ์ก่อนค่อย restart ทำให้บูตขึ้นได้ปกติทุกครั้ง</w:t>
+      </w:r>
     </w:p>
     <w:p>
       <w:pPr>
@@ -5680,145 +1576,12 @@
           <w:rFonts w:ascii="GraphikTH" w:hAnsi="GraphikTH" w:cs="GraphikTH"/>
         </w:rPr>
       </w:pPr>
-      <w:proofErr w:type="spellStart"/>
-      <w:r>
-        <w:rPr>
-          <w:rFonts w:ascii="GraphikTH" w:hAnsi="GraphikTH" w:cs="GraphikTH"/>
-        </w:rPr>
-        <w:t>ย้ายการเก็บ</w:t>
-      </w:r>
-      <w:proofErr w:type="spellEnd"/>
-      <w:r>
-        <w:rPr>
-          <w:rFonts w:ascii="GraphikTH" w:hAnsi="GraphikTH" w:cs="GraphikTH"/>
-        </w:rPr>
-        <w:t xml:space="preserve"> history </w:t>
-      </w:r>
-      <w:proofErr w:type="spellStart"/>
-      <w:r>
-        <w:rPr>
-          <w:rFonts w:ascii="GraphikTH" w:hAnsi="GraphikTH" w:cs="GraphikTH"/>
-        </w:rPr>
-        <w:t>ไปไว้บน</w:t>
-      </w:r>
-      <w:proofErr w:type="spellEnd"/>
-      <w:r>
-        <w:rPr>
-          <w:rFonts w:ascii="GraphikTH" w:hAnsi="GraphikTH" w:cs="GraphikTH"/>
-        </w:rPr>
-        <w:t xml:space="preserve"> Home Assistant (Raspberry Pi) </w:t>
-      </w:r>
-      <w:proofErr w:type="spellStart"/>
-      <w:r>
-        <w:rPr>
-          <w:rFonts w:ascii="GraphikTH" w:hAnsi="GraphikTH" w:cs="GraphikTH"/>
-        </w:rPr>
-        <w:t>แทน</w:t>
-      </w:r>
-      <w:proofErr w:type="spellEnd"/>
-      <w:r>
-        <w:rPr>
-          <w:rFonts w:ascii="GraphikTH" w:hAnsi="GraphikTH" w:cs="GraphikTH"/>
-        </w:rPr>
-        <w:t xml:space="preserve"> HA </w:t>
-      </w:r>
-      <w:proofErr w:type="spellStart"/>
-      <w:r>
-        <w:rPr>
-          <w:rFonts w:ascii="GraphikTH" w:hAnsi="GraphikTH" w:cs="GraphikTH"/>
-        </w:rPr>
-        <w:t>บันทึกค่าเฉลี่ยรายชั่วโมงไว้ใน</w:t>
-      </w:r>
-      <w:proofErr w:type="spellEnd"/>
-      <w:r>
-        <w:rPr>
-          <w:rFonts w:ascii="GraphikTH" w:hAnsi="GraphikTH" w:cs="GraphikTH"/>
-        </w:rPr>
-        <w:t xml:space="preserve"> database </w:t>
-      </w:r>
-      <w:proofErr w:type="spellStart"/>
-      <w:r>
-        <w:rPr>
-          <w:rFonts w:ascii="GraphikTH" w:hAnsi="GraphikTH" w:cs="GraphikTH"/>
-        </w:rPr>
-        <w:t>ของตัวเอง</w:t>
-      </w:r>
-      <w:proofErr w:type="spellEnd"/>
-      <w:r>
-        <w:rPr>
-          <w:rFonts w:ascii="GraphikTH" w:hAnsi="GraphikTH" w:cs="GraphikTH"/>
-        </w:rPr>
-        <w:t xml:space="preserve"> </w:t>
-      </w:r>
-      <w:proofErr w:type="spellStart"/>
-      <w:r>
-        <w:rPr>
-          <w:rFonts w:ascii="GraphikTH" w:hAnsi="GraphikTH" w:cs="GraphikTH"/>
-        </w:rPr>
-        <w:t>แล้วส่งกลับมาให้</w:t>
-      </w:r>
-      <w:proofErr w:type="spellEnd"/>
-      <w:r>
-        <w:rPr>
-          <w:rFonts w:ascii="GraphikTH" w:hAnsi="GraphikTH" w:cs="GraphikTH"/>
-        </w:rPr>
-        <w:t xml:space="preserve"> ESP </w:t>
-      </w:r>
-      <w:proofErr w:type="spellStart"/>
-      <w:r>
-        <w:rPr>
-          <w:rFonts w:ascii="GraphikTH" w:hAnsi="GraphikTH" w:cs="GraphikTH"/>
-        </w:rPr>
-        <w:t>ผ่าน</w:t>
-      </w:r>
-      <w:proofErr w:type="spellEnd"/>
-      <w:r>
-        <w:rPr>
-          <w:rFonts w:ascii="GraphikTH" w:hAnsi="GraphikTH" w:cs="GraphikTH"/>
-        </w:rPr>
-        <w:t xml:space="preserve"> MQTT </w:t>
-      </w:r>
-      <w:proofErr w:type="spellStart"/>
-      <w:r>
-        <w:rPr>
-          <w:rFonts w:ascii="GraphikTH" w:hAnsi="GraphikTH" w:cs="GraphikTH"/>
-        </w:rPr>
-        <w:t>เมื่อ</w:t>
-      </w:r>
-      <w:proofErr w:type="spellEnd"/>
-      <w:r>
-        <w:rPr>
-          <w:rFonts w:ascii="GraphikTH" w:hAnsi="GraphikTH" w:cs="GraphikTH"/>
-        </w:rPr>
-        <w:t xml:space="preserve"> ESP </w:t>
-      </w:r>
-      <w:proofErr w:type="spellStart"/>
-      <w:r>
-        <w:rPr>
-          <w:rFonts w:ascii="GraphikTH" w:hAnsi="GraphikTH" w:cs="GraphikTH"/>
-        </w:rPr>
-        <w:t>เชื่อมต่อ</w:t>
-      </w:r>
-      <w:proofErr w:type="spellEnd"/>
-      <w:r>
-        <w:rPr>
-          <w:rFonts w:ascii="GraphikTH" w:hAnsi="GraphikTH" w:cs="GraphikTH"/>
-        </w:rPr>
-        <w:t xml:space="preserve"> </w:t>
-      </w:r>
-      <w:proofErr w:type="spellStart"/>
-      <w:r>
-        <w:rPr>
-          <w:rFonts w:ascii="GraphikTH" w:hAnsi="GraphikTH" w:cs="GraphikTH"/>
-        </w:rPr>
-        <w:t>ทำให้ได้ข้อมูลย้อนหลังที่ถูกต้องแม้บอร์ดจะ</w:t>
-      </w:r>
-      <w:proofErr w:type="spellEnd"/>
-      <w:r>
-        <w:rPr>
-          <w:rFonts w:ascii="GraphikTH" w:hAnsi="GraphikTH" w:cs="GraphikTH"/>
-        </w:rPr>
-        <w:t xml:space="preserve"> reboot</w:t>
+      <w:r>
+        <w:rPr>
+          <w:rFonts w:ascii="GraphikTH" w:hAnsi="GraphikTH" w:cs="GraphikTH"/>
+        </w:rPr>
+        <w:lastRenderedPageBreak/>
+        <w:t>ย้ายการเก็บ history ไปไว้บน Home Assistant (Raspberry Pi) แทน HA บันทึกค่าเฉลี่ยรายชั่วโมงไว้ใน database ของตัวเอง แล้วส่งกลับมาให้ ESP ผ่าน MQTT เมื่อ ESP เชื่อมต่อ ทำให้ได้ข้อมูลย้อนหลังที่ถูกต้องแม้บอร์ดจะ reboot</w:t>
       </w:r>
     </w:p>
     <w:p>
@@ -5835,84 +1598,12 @@
           <w:rFonts w:ascii="GraphikTH" w:hAnsi="GraphikTH" w:cs="GraphikTH"/>
         </w:rPr>
       </w:pPr>
-      <w:proofErr w:type="spellStart"/>
-      <w:r>
-        <w:rPr>
-          <w:rFonts w:ascii="GraphikTH" w:hAnsi="GraphikTH" w:cs="GraphikTH"/>
-        </w:rPr>
-        <w:t>แก้โดยให้</w:t>
-      </w:r>
-      <w:proofErr w:type="spellEnd"/>
-      <w:r>
-        <w:rPr>
-          <w:rFonts w:ascii="GraphikTH" w:hAnsi="GraphikTH" w:cs="GraphikTH"/>
-        </w:rPr>
-        <w:t xml:space="preserve"> ESP </w:t>
-      </w:r>
-      <w:proofErr w:type="spellStart"/>
-      <w:r>
-        <w:rPr>
-          <w:rFonts w:ascii="GraphikTH" w:hAnsi="GraphikTH" w:cs="GraphikTH"/>
-        </w:rPr>
-        <w:t>ส่งสถานะ</w:t>
-      </w:r>
-      <w:proofErr w:type="spellEnd"/>
-      <w:r>
-        <w:rPr>
-          <w:rFonts w:ascii="GraphikTH" w:hAnsi="GraphikTH" w:cs="GraphikTH"/>
-        </w:rPr>
-        <w:t xml:space="preserve"> relay </w:t>
-      </w:r>
-      <w:proofErr w:type="spellStart"/>
-      <w:r>
-        <w:rPr>
-          <w:rFonts w:ascii="GraphikTH" w:hAnsi="GraphikTH" w:cs="GraphikTH"/>
-        </w:rPr>
-        <w:t>กลับไปแจ้ง</w:t>
-      </w:r>
-      <w:proofErr w:type="spellEnd"/>
-      <w:r>
-        <w:rPr>
-          <w:rFonts w:ascii="GraphikTH" w:hAnsi="GraphikTH" w:cs="GraphikTH"/>
-        </w:rPr>
-        <w:t xml:space="preserve"> HA </w:t>
-      </w:r>
-      <w:proofErr w:type="spellStart"/>
-      <w:r>
-        <w:rPr>
-          <w:rFonts w:ascii="GraphikTH" w:hAnsi="GraphikTH" w:cs="GraphikTH"/>
-        </w:rPr>
-        <w:t>ทุกครั้งที่มีการเปลี่ยนแปลง</w:t>
-      </w:r>
-      <w:proofErr w:type="spellEnd"/>
-      <w:r>
-        <w:rPr>
-          <w:rFonts w:ascii="GraphikTH" w:hAnsi="GraphikTH" w:cs="GraphikTH"/>
-        </w:rPr>
-        <w:t xml:space="preserve"> </w:t>
-      </w:r>
-      <w:proofErr w:type="spellStart"/>
-      <w:r>
-        <w:rPr>
-          <w:rFonts w:ascii="GraphikTH" w:hAnsi="GraphikTH" w:cs="GraphikTH"/>
-        </w:rPr>
-        <w:t>ไม่ว่าจะกดจากหน้าจอหรือจาก</w:t>
-      </w:r>
-      <w:proofErr w:type="spellEnd"/>
-      <w:r>
-        <w:rPr>
-          <w:rFonts w:ascii="GraphikTH" w:hAnsi="GraphikTH" w:cs="GraphikTH"/>
-        </w:rPr>
-        <w:t xml:space="preserve"> HA </w:t>
-      </w:r>
-      <w:proofErr w:type="spellStart"/>
-      <w:r>
-        <w:rPr>
-          <w:rFonts w:ascii="GraphikTH" w:hAnsi="GraphikTH" w:cs="GraphikTH"/>
-        </w:rPr>
-        <w:t>ทำให้ทั้งสองฝั่งรู้สถานะจริงตลอดเวลา</w:t>
-      </w:r>
-      <w:proofErr w:type="spellEnd"/>
+      <w:r>
+        <w:rPr>
+          <w:rFonts w:ascii="GraphikTH" w:hAnsi="GraphikTH" w:cs="GraphikTH"/>
+        </w:rPr>
+        <w:t>แก้โดยให้ ESP ส่งสถานะ relay กลับไปแจ้ง HA ทุกครั้งที่มีการเปลี่ยนแปลง ไม่ว่าจะกดจากหน้าจอหรือจาก HA ทำให้ทั้งสองฝั่งรู้สถานะจริงตลอดเวลา</w:t>
+      </w:r>
     </w:p>
     <w:p>
       <w:pPr>
@@ -5928,159 +1619,11 @@
           <w:rFonts w:ascii="GraphikTH" w:hAnsi="GraphikTH" w:cs="GraphikTH"/>
         </w:rPr>
       </w:pPr>
-      <w:proofErr w:type="spellStart"/>
-      <w:r>
-        <w:rPr>
-          <w:rFonts w:ascii="GraphikTH" w:hAnsi="GraphikTH" w:cs="GraphikTH"/>
-        </w:rPr>
-        <w:t>พบว่าสาเหตุคือบอร์ดยังไม่รู้จัก</w:t>
-      </w:r>
-      <w:proofErr w:type="spellEnd"/>
-      <w:r>
-        <w:rPr>
-          <w:rFonts w:ascii="GraphikTH" w:hAnsi="GraphikTH" w:cs="GraphikTH"/>
-        </w:rPr>
-        <w:t xml:space="preserve"> address </w:t>
-      </w:r>
-      <w:proofErr w:type="spellStart"/>
-      <w:r>
-        <w:rPr>
-          <w:rFonts w:ascii="GraphikTH" w:hAnsi="GraphikTH" w:cs="GraphikTH"/>
-        </w:rPr>
-        <w:t>ของ</w:t>
-      </w:r>
-      <w:proofErr w:type="spellEnd"/>
-      <w:r>
-        <w:rPr>
-          <w:rFonts w:ascii="GraphikTH" w:hAnsi="GraphikTH" w:cs="GraphikTH"/>
-        </w:rPr>
-        <w:t xml:space="preserve"> router </w:t>
-      </w:r>
-      <w:proofErr w:type="spellStart"/>
-      <w:r>
-        <w:rPr>
-          <w:rFonts w:ascii="GraphikTH" w:hAnsi="GraphikTH" w:cs="GraphikTH"/>
-        </w:rPr>
-        <w:t>ตัวเองในเครือข่าย</w:t>
-      </w:r>
-      <w:proofErr w:type="spellEnd"/>
-      <w:r>
-        <w:rPr>
-          <w:rFonts w:ascii="GraphikTH" w:hAnsi="GraphikTH" w:cs="GraphikTH"/>
-        </w:rPr>
-        <w:t xml:space="preserve"> </w:t>
-      </w:r>
-      <w:proofErr w:type="spellStart"/>
-      <w:r>
-        <w:rPr>
-          <w:rFonts w:ascii="GraphikTH" w:hAnsi="GraphikTH" w:cs="GraphikTH"/>
-        </w:rPr>
-        <w:t>ทำให้ส่ง</w:t>
-      </w:r>
-      <w:proofErr w:type="spellEnd"/>
-      <w:r>
-        <w:rPr>
-          <w:rFonts w:ascii="GraphikTH" w:hAnsi="GraphikTH" w:cs="GraphikTH"/>
-        </w:rPr>
-        <w:t xml:space="preserve"> request </w:t>
-      </w:r>
-      <w:proofErr w:type="spellStart"/>
-      <w:r>
-        <w:rPr>
-          <w:rFonts w:ascii="GraphikTH" w:hAnsi="GraphikTH" w:cs="GraphikTH"/>
-        </w:rPr>
-        <w:t>ไปไม่ถึง</w:t>
-      </w:r>
-      <w:proofErr w:type="spellEnd"/>
-      <w:r>
-        <w:rPr>
-          <w:rFonts w:ascii="GraphikTH" w:hAnsi="GraphikTH" w:cs="GraphikTH"/>
-        </w:rPr>
-        <w:t xml:space="preserve"> </w:t>
-      </w:r>
-      <w:proofErr w:type="spellStart"/>
-      <w:r>
-        <w:rPr>
-          <w:rFonts w:ascii="GraphikTH" w:hAnsi="GraphikTH" w:cs="GraphikTH"/>
-        </w:rPr>
-        <w:t>แก้โดยให้บอร์ด</w:t>
-      </w:r>
-      <w:proofErr w:type="spellEnd"/>
-      <w:r>
-        <w:rPr>
-          <w:rFonts w:ascii="GraphikTH" w:hAnsi="GraphikTH" w:cs="GraphikTH"/>
-        </w:rPr>
-        <w:t xml:space="preserve"> "</w:t>
-      </w:r>
-      <w:proofErr w:type="spellStart"/>
-      <w:r>
-        <w:rPr>
-          <w:rFonts w:ascii="GraphikTH" w:hAnsi="GraphikTH" w:cs="GraphikTH"/>
-        </w:rPr>
-        <w:t>ทักทาย</w:t>
-      </w:r>
-      <w:proofErr w:type="spellEnd"/>
-      <w:r>
-        <w:rPr>
-          <w:rFonts w:ascii="GraphikTH" w:hAnsi="GraphikTH" w:cs="GraphikTH"/>
-        </w:rPr>
-        <w:t xml:space="preserve">" router </w:t>
-      </w:r>
-      <w:proofErr w:type="spellStart"/>
-      <w:r>
-        <w:rPr>
-          <w:rFonts w:ascii="GraphikTH" w:hAnsi="GraphikTH" w:cs="GraphikTH"/>
-        </w:rPr>
-        <w:t>ก่อน</w:t>
-      </w:r>
-      <w:proofErr w:type="spellEnd"/>
-      <w:r>
-        <w:rPr>
-          <w:rFonts w:ascii="GraphikTH" w:hAnsi="GraphikTH" w:cs="GraphikTH"/>
-        </w:rPr>
-        <w:t xml:space="preserve"> </w:t>
-      </w:r>
-      <w:proofErr w:type="gramStart"/>
-      <w:r>
-        <w:rPr>
-          <w:rFonts w:ascii="GraphikTH" w:hAnsi="GraphikTH" w:cs="GraphikTH"/>
-        </w:rPr>
-        <w:t>1</w:t>
-      </w:r>
-      <w:proofErr w:type="gramEnd"/>
-      <w:r>
-        <w:rPr>
-          <w:rFonts w:ascii="GraphikTH" w:hAnsi="GraphikTH" w:cs="GraphikTH"/>
-        </w:rPr>
-        <w:t xml:space="preserve"> </w:t>
-      </w:r>
-      <w:proofErr w:type="spellStart"/>
-      <w:r>
-        <w:rPr>
-          <w:rFonts w:ascii="GraphikTH" w:hAnsi="GraphikTH" w:cs="GraphikTH"/>
-        </w:rPr>
-        <w:t>ครั้ง</w:t>
-      </w:r>
-      <w:proofErr w:type="spellEnd"/>
-      <w:r>
-        <w:rPr>
-          <w:rFonts w:ascii="GraphikTH" w:hAnsi="GraphikTH" w:cs="GraphikTH"/>
-        </w:rPr>
-        <w:t xml:space="preserve"> </w:t>
-      </w:r>
-      <w:proofErr w:type="spellStart"/>
-      <w:r>
-        <w:rPr>
-          <w:rFonts w:ascii="GraphikTH" w:hAnsi="GraphikTH" w:cs="GraphikTH"/>
-        </w:rPr>
-        <w:t>เพื่อให้เครือข่ายรู้จักกันก่อนค่อยเชื่อมต่อ</w:t>
-      </w:r>
-      <w:proofErr w:type="spellEnd"/>
-      <w:r>
-        <w:rPr>
-          <w:rFonts w:ascii="GraphikTH" w:hAnsi="GraphikTH" w:cs="GraphikTH"/>
-        </w:rPr>
-        <w:t xml:space="preserve"> MQTT</w:t>
+      <w:r>
+        <w:rPr>
+          <w:rFonts w:ascii="GraphikTH" w:hAnsi="GraphikTH" w:cs="GraphikTH"/>
+        </w:rPr>
+        <w:t>พบว่าสาเหตุคือบอร์ดยังไม่รู้จัก address ของ router ตัวเองในเครือข่าย ทำให้ส่ง request ไปไม่ถึง แก้โดยให้บอร์ด "ทักทาย" router ก่อน 1 ครั้ง เพื่อให้เครือข่ายรู้จักกันก่อนค่อยเชื่อมต่อ MQTT</w:t>
       </w:r>
     </w:p>
     <w:p>
@@ -6097,7 +1640,6 @@
           <w:rFonts w:ascii="GraphikTH" w:hAnsi="GraphikTH" w:cs="GraphikTH"/>
         </w:rPr>
       </w:pPr>
-      <w:proofErr w:type="spellStart"/>
       <w:r>
         <w:rPr>
           <w:rFonts w:ascii="GraphikTH" w:hAnsi="GraphikTH" w:cs="GraphikTH"/>
@@ -6105,7 +1647,6 @@
         </w:rPr>
         <w:t>สิ่งที่ได้เรียนรู้</w:t>
       </w:r>
-      <w:proofErr w:type="spellEnd"/>
     </w:p>
     <w:p>
       <w:pPr>
@@ -6125,114 +1666,8 @@
         <w:rPr>
           <w:rFonts w:ascii="GraphikTH" w:hAnsi="GraphikTH" w:cs="GraphikTH"/>
         </w:rPr>
-        <w:t>**LVGL 9 overlay** — `</w:t>
-      </w:r>
-      <w:proofErr w:type="spellStart"/>
-      <w:r>
-        <w:rPr>
-          <w:rFonts w:ascii="GraphikTH" w:hAnsi="GraphikTH" w:cs="GraphikTH"/>
-        </w:rPr>
-        <w:t>lv_layer_</w:t>
-      </w:r>
-      <w:proofErr w:type="gramStart"/>
-      <w:r>
-        <w:rPr>
-          <w:rFonts w:ascii="GraphikTH" w:hAnsi="GraphikTH" w:cs="GraphikTH"/>
-        </w:rPr>
-        <w:t>top</w:t>
-      </w:r>
-      <w:proofErr w:type="spellEnd"/>
-      <w:r>
-        <w:rPr>
-          <w:rFonts w:ascii="GraphikTH" w:hAnsi="GraphikTH" w:cs="GraphikTH"/>
-        </w:rPr>
-        <w:t>(</w:t>
-      </w:r>
-      <w:proofErr w:type="gramEnd"/>
-      <w:r>
-        <w:rPr>
-          <w:rFonts w:ascii="GraphikTH" w:hAnsi="GraphikTH" w:cs="GraphikTH"/>
-        </w:rPr>
-        <w:t xml:space="preserve">)` </w:t>
-      </w:r>
-      <w:proofErr w:type="spellStart"/>
-      <w:r>
-        <w:rPr>
-          <w:rFonts w:ascii="GraphikTH" w:hAnsi="GraphikTH" w:cs="GraphikTH"/>
-        </w:rPr>
-        <w:t>คือ</w:t>
-      </w:r>
-      <w:proofErr w:type="spellEnd"/>
-      <w:r>
-        <w:rPr>
-          <w:rFonts w:ascii="GraphikTH" w:hAnsi="GraphikTH" w:cs="GraphikTH"/>
-        </w:rPr>
-        <w:t xml:space="preserve"> layer </w:t>
-      </w:r>
-      <w:proofErr w:type="spellStart"/>
-      <w:r>
-        <w:rPr>
-          <w:rFonts w:ascii="GraphikTH" w:hAnsi="GraphikTH" w:cs="GraphikTH"/>
-        </w:rPr>
-        <w:t>พิเศษที่อยู่เหนือทุก</w:t>
-      </w:r>
-      <w:proofErr w:type="spellEnd"/>
-      <w:r>
-        <w:rPr>
-          <w:rFonts w:ascii="GraphikTH" w:hAnsi="GraphikTH" w:cs="GraphikTH"/>
-        </w:rPr>
-        <w:t xml:space="preserve"> screen </w:t>
-      </w:r>
-      <w:proofErr w:type="spellStart"/>
-      <w:r>
-        <w:rPr>
-          <w:rFonts w:ascii="GraphikTH" w:hAnsi="GraphikTH" w:cs="GraphikTH"/>
-        </w:rPr>
-        <w:t>ใช้สร้าง</w:t>
-      </w:r>
-      <w:proofErr w:type="spellEnd"/>
-      <w:r>
-        <w:rPr>
-          <w:rFonts w:ascii="GraphikTH" w:hAnsi="GraphikTH" w:cs="GraphikTH"/>
-        </w:rPr>
-        <w:t xml:space="preserve"> alert banner </w:t>
-      </w:r>
-      <w:proofErr w:type="spellStart"/>
-      <w:r>
-        <w:rPr>
-          <w:rFonts w:ascii="GraphikTH" w:hAnsi="GraphikTH" w:cs="GraphikTH"/>
-        </w:rPr>
-        <w:t>หรือ</w:t>
-      </w:r>
-      <w:proofErr w:type="spellEnd"/>
-      <w:r>
-        <w:rPr>
-          <w:rFonts w:ascii="GraphikTH" w:hAnsi="GraphikTH" w:cs="GraphikTH"/>
-        </w:rPr>
-        <w:t xml:space="preserve"> status indicator </w:t>
-      </w:r>
-      <w:proofErr w:type="spellStart"/>
-      <w:r>
-        <w:rPr>
-          <w:rFonts w:ascii="GraphikTH" w:hAnsi="GraphikTH" w:cs="GraphikTH"/>
-        </w:rPr>
-        <w:t>ที่ต้องแสดงตลอดเวลาโดยไม่ถูก</w:t>
-      </w:r>
-      <w:proofErr w:type="spellEnd"/>
-      <w:r>
-        <w:rPr>
-          <w:rFonts w:ascii="GraphikTH" w:hAnsi="GraphikTH" w:cs="GraphikTH"/>
-        </w:rPr>
-        <w:t xml:space="preserve"> screen transition </w:t>
-      </w:r>
-      <w:proofErr w:type="spellStart"/>
-      <w:r>
-        <w:rPr>
-          <w:rFonts w:ascii="GraphikTH" w:hAnsi="GraphikTH" w:cs="GraphikTH"/>
-        </w:rPr>
-        <w:t>ทับ</w:t>
-      </w:r>
-      <w:proofErr w:type="spellEnd"/>
+        <w:t>**LVGL 9 overlay** — `lv_layer_top()` คือ layer พิเศษที่อยู่เหนือทุก screen ใช้สร้าง alert banner หรือ status indicator ที่ต้องแสดงตลอดเวลาโดยไม่ถูก screen transition ทับ</w:t>
+      </w:r>
     </w:p>
     <w:p>
       <w:pPr>
@@ -6245,100 +1680,8 @@
         <w:rPr>
           <w:rFonts w:ascii="GraphikTH" w:hAnsi="GraphikTH" w:cs="GraphikTH"/>
         </w:rPr>
-        <w:t>**RS485 multi-drop</w:t>
-      </w:r>
-      <w:proofErr w:type="gramStart"/>
-      <w:r>
-        <w:rPr>
-          <w:rFonts w:ascii="GraphikTH" w:hAnsi="GraphikTH" w:cs="GraphikTH"/>
-        </w:rPr>
-        <w:t>** —</w:t>
-      </w:r>
-      <w:proofErr w:type="gramEnd"/>
-      <w:r>
-        <w:rPr>
-          <w:rFonts w:ascii="GraphikTH" w:hAnsi="GraphikTH" w:cs="GraphikTH"/>
-        </w:rPr>
-        <w:t xml:space="preserve"> RS485 </w:t>
-      </w:r>
-      <w:proofErr w:type="spellStart"/>
-      <w:r>
-        <w:rPr>
-          <w:rFonts w:ascii="GraphikTH" w:hAnsi="GraphikTH" w:cs="GraphikTH"/>
-        </w:rPr>
-        <w:t>เป็น</w:t>
-      </w:r>
-      <w:proofErr w:type="spellEnd"/>
-      <w:r>
-        <w:rPr>
-          <w:rFonts w:ascii="GraphikTH" w:hAnsi="GraphikTH" w:cs="GraphikTH"/>
-        </w:rPr>
-        <w:t xml:space="preserve"> bus protocol </w:t>
-      </w:r>
-      <w:proofErr w:type="spellStart"/>
-      <w:r>
-        <w:rPr>
-          <w:rFonts w:ascii="GraphikTH" w:hAnsi="GraphikTH" w:cs="GraphikTH"/>
-        </w:rPr>
-        <w:t>สามารถต่อ</w:t>
-      </w:r>
-      <w:proofErr w:type="spellEnd"/>
-      <w:r>
-        <w:rPr>
-          <w:rFonts w:ascii="GraphikTH" w:hAnsi="GraphikTH" w:cs="GraphikTH"/>
-        </w:rPr>
-        <w:t xml:space="preserve"> device </w:t>
-      </w:r>
-      <w:proofErr w:type="spellStart"/>
-      <w:r>
-        <w:rPr>
-          <w:rFonts w:ascii="GraphikTH" w:hAnsi="GraphikTH" w:cs="GraphikTH"/>
-        </w:rPr>
-        <w:t>หลายตัวบนสาย</w:t>
-      </w:r>
-      <w:proofErr w:type="spellEnd"/>
-      <w:r>
-        <w:rPr>
-          <w:rFonts w:ascii="GraphikTH" w:hAnsi="GraphikTH" w:cs="GraphikTH"/>
-        </w:rPr>
-        <w:t xml:space="preserve"> A+/B- </w:t>
-      </w:r>
-      <w:proofErr w:type="spellStart"/>
-      <w:r>
-        <w:rPr>
-          <w:rFonts w:ascii="GraphikTH" w:hAnsi="GraphikTH" w:cs="GraphikTH"/>
-        </w:rPr>
-        <w:t>เส้นเดียว</w:t>
-      </w:r>
-      <w:proofErr w:type="spellEnd"/>
-      <w:r>
-        <w:rPr>
-          <w:rFonts w:ascii="GraphikTH" w:hAnsi="GraphikTH" w:cs="GraphikTH"/>
-        </w:rPr>
-        <w:t xml:space="preserve"> </w:t>
-      </w:r>
-      <w:proofErr w:type="spellStart"/>
-      <w:r>
-        <w:rPr>
-          <w:rFonts w:ascii="GraphikTH" w:hAnsi="GraphikTH" w:cs="GraphikTH"/>
-        </w:rPr>
-        <w:t>โดยแยกกันด้วย</w:t>
-      </w:r>
-      <w:proofErr w:type="spellEnd"/>
-      <w:r>
-        <w:rPr>
-          <w:rFonts w:ascii="GraphikTH" w:hAnsi="GraphikTH" w:cs="GraphikTH"/>
-        </w:rPr>
-        <w:t xml:space="preserve"> Modbus Slave ID </w:t>
-      </w:r>
-      <w:proofErr w:type="spellStart"/>
-      <w:r>
-        <w:rPr>
-          <w:rFonts w:ascii="GraphikTH" w:hAnsi="GraphikTH" w:cs="GraphikTH"/>
-        </w:rPr>
-        <w:t>ไม่ต้องมีพอร์ตเพิ่ม</w:t>
-      </w:r>
-      <w:proofErr w:type="spellEnd"/>
+        <w:t>**RS485 multi-drop** — RS485 เป็น bus protocol สามารถต่อ device หลายตัวบนสาย A+/B- เส้นเดียว โดยแยกกันด้วย Modbus Slave ID ไม่ต้องมีพอร์ตเพิ่ม</w:t>
+      </w:r>
     </w:p>
     <w:p>
       <w:pPr>
@@ -6351,100 +1694,8 @@
         <w:rPr>
           <w:rFonts w:ascii="GraphikTH" w:hAnsi="GraphikTH" w:cs="GraphikTH"/>
         </w:rPr>
-        <w:t xml:space="preserve">**MQTT retained message** — broker </w:t>
-      </w:r>
-      <w:proofErr w:type="spellStart"/>
-      <w:r>
-        <w:rPr>
-          <w:rFonts w:ascii="GraphikTH" w:hAnsi="GraphikTH" w:cs="GraphikTH"/>
-        </w:rPr>
-        <w:t>เก็บค่าล่าสุดของ</w:t>
-      </w:r>
-      <w:proofErr w:type="spellEnd"/>
-      <w:r>
-        <w:rPr>
-          <w:rFonts w:ascii="GraphikTH" w:hAnsi="GraphikTH" w:cs="GraphikTH"/>
-        </w:rPr>
-        <w:t xml:space="preserve"> topic </w:t>
-      </w:r>
-      <w:proofErr w:type="spellStart"/>
-      <w:r>
-        <w:rPr>
-          <w:rFonts w:ascii="GraphikTH" w:hAnsi="GraphikTH" w:cs="GraphikTH"/>
-        </w:rPr>
-        <w:t>ไว้</w:t>
-      </w:r>
-      <w:proofErr w:type="spellEnd"/>
-      <w:r>
-        <w:rPr>
-          <w:rFonts w:ascii="GraphikTH" w:hAnsi="GraphikTH" w:cs="GraphikTH"/>
-        </w:rPr>
-        <w:t xml:space="preserve"> </w:t>
-      </w:r>
-      <w:proofErr w:type="spellStart"/>
-      <w:r>
-        <w:rPr>
-          <w:rFonts w:ascii="GraphikTH" w:hAnsi="GraphikTH" w:cs="GraphikTH"/>
-        </w:rPr>
-        <w:t>ทำให้</w:t>
-      </w:r>
-      <w:proofErr w:type="spellEnd"/>
-      <w:r>
-        <w:rPr>
-          <w:rFonts w:ascii="GraphikTH" w:hAnsi="GraphikTH" w:cs="GraphikTH"/>
-        </w:rPr>
-        <w:t xml:space="preserve"> ESP </w:t>
-      </w:r>
-      <w:proofErr w:type="spellStart"/>
-      <w:r>
-        <w:rPr>
-          <w:rFonts w:ascii="GraphikTH" w:hAnsi="GraphikTH" w:cs="GraphikTH"/>
-        </w:rPr>
-        <w:t>ได้รับ</w:t>
-      </w:r>
-      <w:proofErr w:type="spellEnd"/>
-      <w:r>
-        <w:rPr>
-          <w:rFonts w:ascii="GraphikTH" w:hAnsi="GraphikTH" w:cs="GraphikTH"/>
-        </w:rPr>
-        <w:t xml:space="preserve"> state </w:t>
-      </w:r>
-      <w:proofErr w:type="spellStart"/>
-      <w:r>
-        <w:rPr>
-          <w:rFonts w:ascii="GraphikTH" w:hAnsi="GraphikTH" w:cs="GraphikTH"/>
-        </w:rPr>
-        <w:t>ล่าสุดทันทีที่</w:t>
-      </w:r>
-      <w:proofErr w:type="spellEnd"/>
-      <w:r>
-        <w:rPr>
-          <w:rFonts w:ascii="GraphikTH" w:hAnsi="GraphikTH" w:cs="GraphikTH"/>
-        </w:rPr>
-        <w:t xml:space="preserve"> connect </w:t>
-      </w:r>
-      <w:proofErr w:type="spellStart"/>
-      <w:r>
-        <w:rPr>
-          <w:rFonts w:ascii="GraphikTH" w:hAnsi="GraphikTH" w:cs="GraphikTH"/>
-        </w:rPr>
-        <w:t>โดยไม่ต้องรอ</w:t>
-      </w:r>
-      <w:proofErr w:type="spellEnd"/>
-      <w:r>
-        <w:rPr>
-          <w:rFonts w:ascii="GraphikTH" w:hAnsi="GraphikTH" w:cs="GraphikTH"/>
-        </w:rPr>
-        <w:t xml:space="preserve"> publish </w:t>
-      </w:r>
-      <w:proofErr w:type="spellStart"/>
-      <w:r>
-        <w:rPr>
-          <w:rFonts w:ascii="GraphikTH" w:hAnsi="GraphikTH" w:cs="GraphikTH"/>
-        </w:rPr>
-        <w:t>ใหม่</w:t>
-      </w:r>
-      <w:proofErr w:type="spellEnd"/>
+        <w:t>**MQTT retained message** — broker เก็บค่าล่าสุดของ topic ไว้ ทำให้ ESP ได้รับ state ล่าสุดทันทีที่ connect โดยไม่ต้องรอ publish ใหม่</w:t>
+      </w:r>
     </w:p>
     <w:p>
       <w:pPr>
@@ -6457,105 +1708,7 @@
         <w:rPr>
           <w:rFonts w:ascii="GraphikTH" w:hAnsi="GraphikTH" w:cs="GraphikTH"/>
         </w:rPr>
-        <w:t xml:space="preserve">**Home Assistant </w:t>
-      </w:r>
-      <w:proofErr w:type="spellStart"/>
-      <w:r>
-        <w:rPr>
-          <w:rFonts w:ascii="GraphikTH" w:hAnsi="GraphikTH" w:cs="GraphikTH"/>
-        </w:rPr>
-        <w:t>แทน</w:t>
-      </w:r>
-      <w:proofErr w:type="spellEnd"/>
-      <w:r>
-        <w:rPr>
-          <w:rFonts w:ascii="GraphikTH" w:hAnsi="GraphikTH" w:cs="GraphikTH"/>
-        </w:rPr>
-        <w:t xml:space="preserve"> Node-RED + Grafana** — </w:t>
-      </w:r>
-      <w:proofErr w:type="spellStart"/>
-      <w:r>
-        <w:rPr>
-          <w:rFonts w:ascii="GraphikTH" w:hAnsi="GraphikTH" w:cs="GraphikTH"/>
-        </w:rPr>
-        <w:t>สำหรับ</w:t>
-      </w:r>
-      <w:proofErr w:type="spellEnd"/>
-      <w:r>
-        <w:rPr>
-          <w:rFonts w:ascii="GraphikTH" w:hAnsi="GraphikTH" w:cs="GraphikTH"/>
-        </w:rPr>
-        <w:t xml:space="preserve"> project </w:t>
-      </w:r>
-      <w:proofErr w:type="spellStart"/>
-      <w:r>
-        <w:rPr>
-          <w:rFonts w:ascii="GraphikTH" w:hAnsi="GraphikTH" w:cs="GraphikTH"/>
-        </w:rPr>
-        <w:t>ระดับนี้</w:t>
-      </w:r>
-      <w:proofErr w:type="spellEnd"/>
-      <w:r>
-        <w:rPr>
-          <w:rFonts w:ascii="GraphikTH" w:hAnsi="GraphikTH" w:cs="GraphikTH"/>
-        </w:rPr>
-        <w:t xml:space="preserve"> HA </w:t>
-      </w:r>
-      <w:proofErr w:type="spellStart"/>
-      <w:r>
-        <w:rPr>
-          <w:rFonts w:ascii="GraphikTH" w:hAnsi="GraphikTH" w:cs="GraphikTH"/>
-        </w:rPr>
-        <w:t>ทำได้ครบกว่า</w:t>
-      </w:r>
-      <w:proofErr w:type="spellEnd"/>
-      <w:r>
-        <w:rPr>
-          <w:rFonts w:ascii="GraphikTH" w:hAnsi="GraphikTH" w:cs="GraphikTH"/>
-        </w:rPr>
-        <w:t xml:space="preserve"> </w:t>
-      </w:r>
-      <w:proofErr w:type="spellStart"/>
-      <w:r>
-        <w:rPr>
-          <w:rFonts w:ascii="GraphikTH" w:hAnsi="GraphikTH" w:cs="GraphikTH"/>
-        </w:rPr>
-        <w:t>ง่ายกว่า</w:t>
-      </w:r>
-      <w:proofErr w:type="spellEnd"/>
-      <w:r>
-        <w:rPr>
-          <w:rFonts w:ascii="GraphikTH" w:hAnsi="GraphikTH" w:cs="GraphikTH"/>
-        </w:rPr>
-        <w:t xml:space="preserve"> และ maintain </w:t>
-      </w:r>
-      <w:proofErr w:type="spellStart"/>
-      <w:r>
-        <w:rPr>
-          <w:rFonts w:ascii="GraphikTH" w:hAnsi="GraphikTH" w:cs="GraphikTH"/>
-        </w:rPr>
-        <w:t>ง่ายกว่าการ</w:t>
-      </w:r>
-      <w:proofErr w:type="spellEnd"/>
-      <w:r>
-        <w:rPr>
-          <w:rFonts w:ascii="GraphikTH" w:hAnsi="GraphikTH" w:cs="GraphikTH"/>
-        </w:rPr>
-        <w:t xml:space="preserve"> setup </w:t>
-      </w:r>
-      <w:proofErr w:type="spellStart"/>
-      <w:r>
-        <w:rPr>
-          <w:rFonts w:ascii="GraphikTH" w:hAnsi="GraphikTH" w:cs="GraphikTH"/>
-        </w:rPr>
-        <w:t>แยกหลาย</w:t>
-      </w:r>
-      <w:proofErr w:type="spellEnd"/>
-      <w:r>
-        <w:rPr>
-          <w:rFonts w:ascii="GraphikTH" w:hAnsi="GraphikTH" w:cs="GraphikTH"/>
-        </w:rPr>
-        <w:t xml:space="preserve"> service</w:t>
+        <w:t>**Home Assistant แทน Node-RED + Grafana** — สำหรับ project ระดับนี้ HA ทำได้ครบกว่า ง่ายกว่า และ maintain ง่ายกว่าการ setup แยกหลาย service</w:t>
       </w:r>
     </w:p>
     <w:p>
@@ -6569,142 +1722,8 @@
         <w:rPr>
           <w:rFonts w:ascii="GraphikTH" w:hAnsi="GraphikTH" w:cs="GraphikTH"/>
         </w:rPr>
-        <w:t xml:space="preserve">**NVS (Non-Volatile </w:t>
-      </w:r>
-      <w:proofErr w:type="gramStart"/>
-      <w:r>
-        <w:rPr>
-          <w:rFonts w:ascii="GraphikTH" w:hAnsi="GraphikTH" w:cs="GraphikTH"/>
-        </w:rPr>
-        <w:t>Storage)*</w:t>
-      </w:r>
-      <w:proofErr w:type="gramEnd"/>
-      <w:r>
-        <w:rPr>
-          <w:rFonts w:ascii="GraphikTH" w:hAnsi="GraphikTH" w:cs="GraphikTH"/>
-        </w:rPr>
-        <w:t xml:space="preserve">* — </w:t>
-      </w:r>
-      <w:proofErr w:type="spellStart"/>
-      <w:r>
-        <w:rPr>
-          <w:rFonts w:ascii="GraphikTH" w:hAnsi="GraphikTH" w:cs="GraphikTH"/>
-        </w:rPr>
-        <w:t>วิธีบันทึก</w:t>
-      </w:r>
-      <w:proofErr w:type="spellEnd"/>
-      <w:r>
-        <w:rPr>
-          <w:rFonts w:ascii="GraphikTH" w:hAnsi="GraphikTH" w:cs="GraphikTH"/>
-        </w:rPr>
-        <w:t xml:space="preserve"> config </w:t>
-      </w:r>
-      <w:proofErr w:type="spellStart"/>
-      <w:r>
-        <w:rPr>
-          <w:rFonts w:ascii="GraphikTH" w:hAnsi="GraphikTH" w:cs="GraphikTH"/>
-        </w:rPr>
-        <w:t>เล็กๆ</w:t>
-      </w:r>
-      <w:proofErr w:type="spellEnd"/>
-      <w:r>
-        <w:rPr>
-          <w:rFonts w:ascii="GraphikTH" w:hAnsi="GraphikTH" w:cs="GraphikTH"/>
-        </w:rPr>
-        <w:t xml:space="preserve"> </w:t>
-      </w:r>
-      <w:proofErr w:type="spellStart"/>
-      <w:r>
-        <w:rPr>
-          <w:rFonts w:ascii="GraphikTH" w:hAnsi="GraphikTH" w:cs="GraphikTH"/>
-        </w:rPr>
-        <w:t>เช่น</w:t>
-      </w:r>
-      <w:proofErr w:type="spellEnd"/>
-      <w:r>
-        <w:rPr>
-          <w:rFonts w:ascii="GraphikTH" w:hAnsi="GraphikTH" w:cs="GraphikTH"/>
-        </w:rPr>
-        <w:t xml:space="preserve"> sensor model </w:t>
-      </w:r>
-      <w:proofErr w:type="spellStart"/>
-      <w:r>
-        <w:rPr>
-          <w:rFonts w:ascii="GraphikTH" w:hAnsi="GraphikTH" w:cs="GraphikTH"/>
-        </w:rPr>
-        <w:t>หรือ</w:t>
-      </w:r>
-      <w:proofErr w:type="spellEnd"/>
-      <w:r>
-        <w:rPr>
-          <w:rFonts w:ascii="GraphikTH" w:hAnsi="GraphikTH" w:cs="GraphikTH"/>
-        </w:rPr>
-        <w:t xml:space="preserve"> Slave ID </w:t>
-      </w:r>
-      <w:proofErr w:type="spellStart"/>
-      <w:r>
-        <w:rPr>
-          <w:rFonts w:ascii="GraphikTH" w:hAnsi="GraphikTH" w:cs="GraphikTH"/>
-        </w:rPr>
-        <w:t>ลง</w:t>
-      </w:r>
-      <w:proofErr w:type="spellEnd"/>
-      <w:r>
-        <w:rPr>
-          <w:rFonts w:ascii="GraphikTH" w:hAnsi="GraphikTH" w:cs="GraphikTH"/>
-        </w:rPr>
-        <w:t xml:space="preserve"> flash </w:t>
-      </w:r>
-      <w:proofErr w:type="spellStart"/>
-      <w:r>
-        <w:rPr>
-          <w:rFonts w:ascii="GraphikTH" w:hAnsi="GraphikTH" w:cs="GraphikTH"/>
-        </w:rPr>
-        <w:t>ของ</w:t>
-      </w:r>
-      <w:proofErr w:type="spellEnd"/>
-      <w:r>
-        <w:rPr>
-          <w:rFonts w:ascii="GraphikTH" w:hAnsi="GraphikTH" w:cs="GraphikTH"/>
-        </w:rPr>
-        <w:t xml:space="preserve"> ESP32 </w:t>
-      </w:r>
-      <w:proofErr w:type="spellStart"/>
-      <w:r>
-        <w:rPr>
-          <w:rFonts w:ascii="GraphikTH" w:hAnsi="GraphikTH" w:cs="GraphikTH"/>
-        </w:rPr>
-        <w:t>ให้คงอยู่หลัง</w:t>
-      </w:r>
-      <w:proofErr w:type="spellEnd"/>
-      <w:r>
-        <w:rPr>
-          <w:rFonts w:ascii="GraphikTH" w:hAnsi="GraphikTH" w:cs="GraphikTH"/>
-        </w:rPr>
-        <w:t xml:space="preserve"> reboot </w:t>
-      </w:r>
-      <w:proofErr w:type="spellStart"/>
-      <w:r>
-        <w:rPr>
-          <w:rFonts w:ascii="GraphikTH" w:hAnsi="GraphikTH" w:cs="GraphikTH"/>
-        </w:rPr>
-        <w:t>โดยไม่ต้อง</w:t>
-      </w:r>
-      <w:proofErr w:type="spellEnd"/>
-      <w:r>
-        <w:rPr>
-          <w:rFonts w:ascii="GraphikTH" w:hAnsi="GraphikTH" w:cs="GraphikTH"/>
-        </w:rPr>
-        <w:t xml:space="preserve"> flash firmware </w:t>
-      </w:r>
-      <w:proofErr w:type="spellStart"/>
-      <w:r>
-        <w:rPr>
-          <w:rFonts w:ascii="GraphikTH" w:hAnsi="GraphikTH" w:cs="GraphikTH"/>
-        </w:rPr>
-        <w:t>ใหม่</w:t>
-      </w:r>
-      <w:proofErr w:type="spellEnd"/>
+        <w:t>**NVS (Non-Volatile Storage)** — วิธีบันทึก config เล็กๆ เช่น sensor model หรือ Slave ID ลง flash ของ ESP32 ให้คงอยู่หลัง reboot โดยไม่ต้อง flash firmware ใหม่</w:t>
+      </w:r>
     </w:p>
     <w:p>
       <w:pPr>
@@ -6765,15 +1784,14 @@
           <w:rFonts w:ascii="GraphikTH" w:hAnsi="GraphikTH" w:cs="GraphikTH"/>
         </w:rPr>
       </w:pPr>
-      <w:proofErr w:type="spellStart"/>
       <w:r>
         <w:rPr>
           <w:rFonts w:ascii="GraphikTH" w:hAnsi="GraphikTH" w:cs="GraphikTH"/>
           <w:color w:val="00468C"/>
         </w:rPr>
+        <w:lastRenderedPageBreak/>
         <w:t>แผนงานสัปดาห์ถัดไป</w:t>
       </w:r>
-      <w:proofErr w:type="spellEnd"/>
     </w:p>
     <w:p>
       <w:pPr>
@@ -6782,75 +1800,11 @@
           <w:rFonts w:ascii="GraphikTH" w:hAnsi="GraphikTH" w:cs="GraphikTH"/>
         </w:rPr>
       </w:pPr>
-      <w:proofErr w:type="spellStart"/>
-      <w:r>
-        <w:rPr>
-          <w:rFonts w:ascii="GraphikTH" w:hAnsi="GraphikTH" w:cs="GraphikTH"/>
-        </w:rPr>
-        <w:t>เพิ่ม</w:t>
-      </w:r>
-      <w:proofErr w:type="spellEnd"/>
-      <w:r>
-        <w:rPr>
-          <w:rFonts w:ascii="GraphikTH" w:hAnsi="GraphikTH" w:cs="GraphikTH"/>
-        </w:rPr>
-        <w:t xml:space="preserve"> sensor model </w:t>
-      </w:r>
-      <w:proofErr w:type="spellStart"/>
-      <w:r>
-        <w:rPr>
-          <w:rFonts w:ascii="GraphikTH" w:hAnsi="GraphikTH" w:cs="GraphikTH"/>
-        </w:rPr>
-        <w:t>ที่</w:t>
-      </w:r>
-      <w:proofErr w:type="spellEnd"/>
-      <w:r>
-        <w:rPr>
-          <w:rFonts w:ascii="GraphikTH" w:hAnsi="GraphikTH" w:cs="GraphikTH"/>
-        </w:rPr>
-        <w:t xml:space="preserve"> 2 (temp/humidity sensor </w:t>
-      </w:r>
-      <w:proofErr w:type="spellStart"/>
-      <w:r>
-        <w:rPr>
-          <w:rFonts w:ascii="GraphikTH" w:hAnsi="GraphikTH" w:cs="GraphikTH"/>
-        </w:rPr>
-        <w:t>ที่พี่เตรียมให้</w:t>
-      </w:r>
-      <w:proofErr w:type="spellEnd"/>
-      <w:r>
-        <w:rPr>
-          <w:rFonts w:ascii="GraphikTH" w:hAnsi="GraphikTH" w:cs="GraphikTH"/>
-        </w:rPr>
-        <w:t xml:space="preserve">) </w:t>
-      </w:r>
-      <w:proofErr w:type="spellStart"/>
-      <w:r>
-        <w:rPr>
-          <w:rFonts w:ascii="GraphikTH" w:hAnsi="GraphikTH" w:cs="GraphikTH"/>
-        </w:rPr>
-        <w:t>กรอก</w:t>
-      </w:r>
-      <w:proofErr w:type="spellEnd"/>
-      <w:r>
-        <w:rPr>
-          <w:rFonts w:ascii="GraphikTH" w:hAnsi="GraphikTH" w:cs="GraphikTH"/>
-        </w:rPr>
-        <w:t xml:space="preserve"> register map </w:t>
-      </w:r>
-      <w:proofErr w:type="spellStart"/>
-      <w:r>
-        <w:rPr>
-          <w:rFonts w:ascii="GraphikTH" w:hAnsi="GraphikTH" w:cs="GraphikTH"/>
-        </w:rPr>
-        <w:t>จริงใน</w:t>
-      </w:r>
-      <w:proofErr w:type="spellEnd"/>
-      <w:r>
-        <w:rPr>
-          <w:rFonts w:ascii="GraphikTH" w:hAnsi="GraphikTH" w:cs="GraphikTH"/>
-        </w:rPr>
-        <w:t xml:space="preserve"> sensor_config.cpp</w:t>
+      <w:r>
+        <w:rPr>
+          <w:rFonts w:ascii="GraphikTH" w:hAnsi="GraphikTH" w:cs="GraphikTH"/>
+        </w:rPr>
+        <w:t>เพิ่ม sensor model ที่ 2 (temp/humidity sensor ที่พี่เตรียมให้) กรอก register map จริงใน sensor_config.cpp</w:t>
       </w:r>
     </w:p>
     <w:p>
@@ -6860,70 +1814,12 @@
           <w:rFonts w:ascii="GraphikTH" w:hAnsi="GraphikTH" w:cs="GraphikTH"/>
         </w:rPr>
       </w:pPr>
-      <w:proofErr w:type="spellStart"/>
-      <w:r>
-        <w:rPr>
-          <w:rFonts w:ascii="GraphikTH" w:hAnsi="GraphikTH" w:cs="GraphikTH"/>
-        </w:rPr>
-        <w:t>ทดสอบ</w:t>
-      </w:r>
-      <w:proofErr w:type="spellEnd"/>
-      <w:r>
-        <w:rPr>
-          <w:rFonts w:ascii="GraphikTH" w:hAnsi="GraphikTH" w:cs="GraphikTH"/>
-        </w:rPr>
-        <w:t xml:space="preserve"> RS485 multi-drop </w:t>
-      </w:r>
-      <w:proofErr w:type="spellStart"/>
-      <w:r>
-        <w:rPr>
-          <w:rFonts w:ascii="GraphikTH" w:hAnsi="GraphikTH" w:cs="GraphikTH"/>
-        </w:rPr>
-        <w:t>ต่อ</w:t>
-      </w:r>
-      <w:proofErr w:type="spellEnd"/>
-      <w:r>
-        <w:rPr>
-          <w:rFonts w:ascii="GraphikTH" w:hAnsi="GraphikTH" w:cs="GraphikTH"/>
-        </w:rPr>
-        <w:t xml:space="preserve"> sensor 2 </w:t>
-      </w:r>
-      <w:proofErr w:type="spellStart"/>
-      <w:r>
-        <w:rPr>
-          <w:rFonts w:ascii="GraphikTH" w:hAnsi="GraphikTH" w:cs="GraphikTH"/>
-        </w:rPr>
-        <w:t>ตัวบนสาย</w:t>
-      </w:r>
-      <w:proofErr w:type="spellEnd"/>
-      <w:r>
-        <w:rPr>
-          <w:rFonts w:ascii="GraphikTH" w:hAnsi="GraphikTH" w:cs="GraphikTH"/>
-        </w:rPr>
-        <w:t xml:space="preserve"> A+/B- </w:t>
-      </w:r>
-      <w:proofErr w:type="spellStart"/>
-      <w:r>
-        <w:rPr>
-          <w:rFonts w:ascii="GraphikTH" w:hAnsi="GraphikTH" w:cs="GraphikTH"/>
-        </w:rPr>
-        <w:t>เส้นเดียว</w:t>
-      </w:r>
-      <w:proofErr w:type="spellEnd"/>
-      <w:r>
-        <w:rPr>
-          <w:rFonts w:ascii="GraphikTH" w:hAnsi="GraphikTH" w:cs="GraphikTH"/>
-        </w:rPr>
-        <w:t xml:space="preserve"> </w:t>
-      </w:r>
-      <w:proofErr w:type="spellStart"/>
-      <w:r>
-        <w:rPr>
-          <w:rFonts w:ascii="GraphikTH" w:hAnsi="GraphikTH" w:cs="GraphikTH"/>
-        </w:rPr>
-        <w:t>อ่านค่าพร้อมกัน</w:t>
-      </w:r>
-      <w:proofErr w:type="spellEnd"/>
+      <w:r>
+        <w:rPr>
+          <w:rFonts w:ascii="GraphikTH" w:hAnsi="GraphikTH" w:cs="GraphikTH"/>
+        </w:rPr>
+        <w:t>ทดสอบ RS485 multi-drop ต่อ sensor 2 ตัวบนสาย A+/B- เส้นเดียว อ่านค่าพร้อมกัน</w:t>
+      </w:r>
     </w:p>
     <w:p>
       <w:pPr>
@@ -6932,61 +1828,11 @@
           <w:rFonts w:ascii="GraphikTH" w:hAnsi="GraphikTH" w:cs="GraphikTH"/>
         </w:rPr>
       </w:pPr>
-      <w:proofErr w:type="spellStart"/>
-      <w:r>
-        <w:rPr>
-          <w:rFonts w:ascii="GraphikTH" w:hAnsi="GraphikTH" w:cs="GraphikTH"/>
-        </w:rPr>
-        <w:t>เพิ่มหน้าแสดงผล</w:t>
-      </w:r>
-      <w:proofErr w:type="spellEnd"/>
-      <w:r>
-        <w:rPr>
-          <w:rFonts w:ascii="GraphikTH" w:hAnsi="GraphikTH" w:cs="GraphikTH"/>
-        </w:rPr>
-        <w:t xml:space="preserve"> sensor </w:t>
-      </w:r>
-      <w:proofErr w:type="spellStart"/>
-      <w:r>
-        <w:rPr>
-          <w:rFonts w:ascii="GraphikTH" w:hAnsi="GraphikTH" w:cs="GraphikTH"/>
-        </w:rPr>
-        <w:t>ตัวที่</w:t>
-      </w:r>
-      <w:proofErr w:type="spellEnd"/>
-      <w:r>
-        <w:rPr>
-          <w:rFonts w:ascii="GraphikTH" w:hAnsi="GraphikTH" w:cs="GraphikTH"/>
-        </w:rPr>
-        <w:t xml:space="preserve"> </w:t>
-      </w:r>
-      <w:proofErr w:type="gramStart"/>
-      <w:r>
-        <w:rPr>
-          <w:rFonts w:ascii="GraphikTH" w:hAnsi="GraphikTH" w:cs="GraphikTH"/>
-        </w:rPr>
-        <w:t>2</w:t>
-      </w:r>
-      <w:proofErr w:type="gramEnd"/>
-      <w:r>
-        <w:rPr>
-          <w:rFonts w:ascii="GraphikTH" w:hAnsi="GraphikTH" w:cs="GraphikTH"/>
-        </w:rPr>
-        <w:t xml:space="preserve"> </w:t>
-      </w:r>
-      <w:proofErr w:type="spellStart"/>
-      <w:r>
-        <w:rPr>
-          <w:rFonts w:ascii="GraphikTH" w:hAnsi="GraphikTH" w:cs="GraphikTH"/>
-        </w:rPr>
-        <w:t>บน</w:t>
-      </w:r>
-      <w:proofErr w:type="spellEnd"/>
-      <w:r>
-        <w:rPr>
-          <w:rFonts w:ascii="GraphikTH" w:hAnsi="GraphikTH" w:cs="GraphikTH"/>
-        </w:rPr>
-        <w:t xml:space="preserve"> display</w:t>
+      <w:r>
+        <w:rPr>
+          <w:rFonts w:ascii="GraphikTH" w:hAnsi="GraphikTH" w:cs="GraphikTH"/>
+        </w:rPr>
+        <w:t>เพิ่มหน้าแสดงผล sensor ตัวที่ 2 บน display</w:t>
       </w:r>
     </w:p>
     <w:p>
